--- a/Eksāmena Tehniskā dokumentācija.docx
+++ b/Eksāmena Tehniskā dokumentācija.docx
@@ -322,7 +322,7 @@
             </w:rPr>
             <w:fldChar w:fldCharType="separate"/>
           </w:r>
-          <w:hyperlink w:anchor="_Toc199675397" w:history="1">
+          <w:hyperlink w:anchor="_Toc200107082" w:history="1">
             <w:r>
               <w:rPr>
                 <w:rStyle w:val="Hipersaite"/>
@@ -349,7 +349,7 @@
                 <w:noProof/>
                 <w:webHidden/>
               </w:rPr>
-              <w:instrText xml:space="preserve"> PAGEREF _Toc199675397 \h </w:instrText>
+              <w:instrText xml:space="preserve"> PAGEREF _Toc200107082 \h </w:instrText>
             </w:r>
             <w:r>
               <w:rPr>
@@ -394,7 +394,7 @@
               <w:sz w:val="24"/>
             </w:rPr>
           </w:pPr>
-          <w:hyperlink w:anchor="_Toc199675398" w:history="1">
+          <w:hyperlink w:anchor="_Toc200107083" w:history="1">
             <w:r>
               <w:rPr>
                 <w:rStyle w:val="Hipersaite"/>
@@ -437,7 +437,7 @@
                 <w:noProof/>
                 <w:webHidden/>
               </w:rPr>
-              <w:instrText xml:space="preserve"> PAGEREF _Toc199675398 \h </w:instrText>
+              <w:instrText xml:space="preserve"> PAGEREF _Toc200107083 \h </w:instrText>
             </w:r>
             <w:r>
               <w:rPr>
@@ -482,7 +482,7 @@
               <w:sz w:val="24"/>
             </w:rPr>
           </w:pPr>
-          <w:hyperlink w:anchor="_Toc199675399" w:history="1">
+          <w:hyperlink w:anchor="_Toc200107084" w:history="1">
             <w:r>
               <w:rPr>
                 <w:rStyle w:val="Hipersaite"/>
@@ -525,7 +525,7 @@
                 <w:noProof/>
                 <w:webHidden/>
               </w:rPr>
-              <w:instrText xml:space="preserve"> PAGEREF _Toc199675399 \h </w:instrText>
+              <w:instrText xml:space="preserve"> PAGEREF _Toc200107084 \h </w:instrText>
             </w:r>
             <w:r>
               <w:rPr>
@@ -570,7 +570,7 @@
               <w:sz w:val="24"/>
             </w:rPr>
           </w:pPr>
-          <w:hyperlink w:anchor="_Toc199675400" w:history="1">
+          <w:hyperlink w:anchor="_Toc200107085" w:history="1">
             <w:r>
               <w:rPr>
                 <w:rStyle w:val="Hipersaite"/>
@@ -613,7 +613,7 @@
                 <w:noProof/>
                 <w:webHidden/>
               </w:rPr>
-              <w:instrText xml:space="preserve"> PAGEREF _Toc199675400 \h </w:instrText>
+              <w:instrText xml:space="preserve"> PAGEREF _Toc200107085 \h </w:instrText>
             </w:r>
             <w:r>
               <w:rPr>
@@ -658,7 +658,7 @@
               <w:sz w:val="24"/>
             </w:rPr>
           </w:pPr>
-          <w:hyperlink w:anchor="_Toc199675401" w:history="1">
+          <w:hyperlink w:anchor="_Toc200107086" w:history="1">
             <w:r>
               <w:rPr>
                 <w:rStyle w:val="Hipersaite"/>
@@ -701,7 +701,7 @@
                 <w:noProof/>
                 <w:webHidden/>
               </w:rPr>
-              <w:instrText xml:space="preserve"> PAGEREF _Toc199675401 \h </w:instrText>
+              <w:instrText xml:space="preserve"> PAGEREF _Toc200107086 \h </w:instrText>
             </w:r>
             <w:r>
               <w:rPr>
@@ -746,7 +746,7 @@
               <w:sz w:val="24"/>
             </w:rPr>
           </w:pPr>
-          <w:hyperlink w:anchor="_Toc199675402" w:history="1">
+          <w:hyperlink w:anchor="_Toc200107087" w:history="1">
             <w:r>
               <w:rPr>
                 <w:rStyle w:val="Hipersaite"/>
@@ -789,7 +789,7 @@
                 <w:noProof/>
                 <w:webHidden/>
               </w:rPr>
-              <w:instrText xml:space="preserve"> PAGEREF _Toc199675402 \h </w:instrText>
+              <w:instrText xml:space="preserve"> PAGEREF _Toc200107087 \h </w:instrText>
             </w:r>
             <w:r>
               <w:rPr>
@@ -834,7 +834,7 @@
               <w:sz w:val="24"/>
             </w:rPr>
           </w:pPr>
-          <w:hyperlink w:anchor="_Toc199675403" w:history="1">
+          <w:hyperlink w:anchor="_Toc200107088" w:history="1">
             <w:r>
               <w:rPr>
                 <w:rStyle w:val="Hipersaite"/>
@@ -877,7 +877,7 @@
                 <w:noProof/>
                 <w:webHidden/>
               </w:rPr>
-              <w:instrText xml:space="preserve"> PAGEREF _Toc199675403 \h </w:instrText>
+              <w:instrText xml:space="preserve"> PAGEREF _Toc200107088 \h </w:instrText>
             </w:r>
             <w:r>
               <w:rPr>
@@ -922,7 +922,7 @@
               <w:sz w:val="24"/>
             </w:rPr>
           </w:pPr>
-          <w:hyperlink w:anchor="_Toc199675404" w:history="1">
+          <w:hyperlink w:anchor="_Toc200107089" w:history="1">
             <w:r>
               <w:rPr>
                 <w:rStyle w:val="Hipersaite"/>
@@ -965,7 +965,7 @@
                 <w:noProof/>
                 <w:webHidden/>
               </w:rPr>
-              <w:instrText xml:space="preserve"> PAGEREF _Toc199675404 \h </w:instrText>
+              <w:instrText xml:space="preserve"> PAGEREF _Toc200107089 \h </w:instrText>
             </w:r>
             <w:r>
               <w:rPr>
@@ -1010,7 +1010,7 @@
               <w:sz w:val="24"/>
             </w:rPr>
           </w:pPr>
-          <w:hyperlink w:anchor="_Toc199675405" w:history="1">
+          <w:hyperlink w:anchor="_Toc200107090" w:history="1">
             <w:r>
               <w:rPr>
                 <w:rStyle w:val="Hipersaite"/>
@@ -1053,7 +1053,7 @@
                 <w:noProof/>
                 <w:webHidden/>
               </w:rPr>
-              <w:instrText xml:space="preserve"> PAGEREF _Toc199675405 \h </w:instrText>
+              <w:instrText xml:space="preserve"> PAGEREF _Toc200107090 \h </w:instrText>
             </w:r>
             <w:r>
               <w:rPr>
@@ -1098,7 +1098,7 @@
               <w:sz w:val="24"/>
             </w:rPr>
           </w:pPr>
-          <w:hyperlink w:anchor="_Toc199675406" w:history="1">
+          <w:hyperlink w:anchor="_Toc200107091" w:history="1">
             <w:r>
               <w:rPr>
                 <w:rStyle w:val="Hipersaite"/>
@@ -1141,7 +1141,7 @@
                 <w:noProof/>
                 <w:webHidden/>
               </w:rPr>
-              <w:instrText xml:space="preserve"> PAGEREF _Toc199675406 \h </w:instrText>
+              <w:instrText xml:space="preserve"> PAGEREF _Toc200107091 \h </w:instrText>
             </w:r>
             <w:r>
               <w:rPr>
@@ -1186,7 +1186,7 @@
               <w:sz w:val="24"/>
             </w:rPr>
           </w:pPr>
-          <w:hyperlink w:anchor="_Toc199675407" w:history="1">
+          <w:hyperlink w:anchor="_Toc200107092" w:history="1">
             <w:r>
               <w:rPr>
                 <w:rStyle w:val="Hipersaite"/>
@@ -1229,7 +1229,7 @@
                 <w:noProof/>
                 <w:webHidden/>
               </w:rPr>
-              <w:instrText xml:space="preserve"> PAGEREF _Toc199675407 \h </w:instrText>
+              <w:instrText xml:space="preserve"> PAGEREF _Toc200107092 \h </w:instrText>
             </w:r>
             <w:r>
               <w:rPr>
@@ -1274,7 +1274,7 @@
               <w:sz w:val="24"/>
             </w:rPr>
           </w:pPr>
-          <w:hyperlink w:anchor="_Toc199675408" w:history="1">
+          <w:hyperlink w:anchor="_Toc200107093" w:history="1">
             <w:r>
               <w:rPr>
                 <w:rStyle w:val="Hipersaite"/>
@@ -1317,7 +1317,7 @@
                 <w:noProof/>
                 <w:webHidden/>
               </w:rPr>
-              <w:instrText xml:space="preserve"> PAGEREF _Toc199675408 \h </w:instrText>
+              <w:instrText xml:space="preserve"> PAGEREF _Toc200107093 \h </w:instrText>
             </w:r>
             <w:r>
               <w:rPr>
@@ -1362,7 +1362,7 @@
               <w:sz w:val="24"/>
             </w:rPr>
           </w:pPr>
-          <w:hyperlink w:anchor="_Toc199675409" w:history="1">
+          <w:hyperlink w:anchor="_Toc200107094" w:history="1">
             <w:r>
               <w:rPr>
                 <w:rStyle w:val="Hipersaite"/>
@@ -1405,7 +1405,7 @@
                 <w:noProof/>
                 <w:webHidden/>
               </w:rPr>
-              <w:instrText xml:space="preserve"> PAGEREF _Toc199675409 \h </w:instrText>
+              <w:instrText xml:space="preserve"> PAGEREF _Toc200107094 \h </w:instrText>
             </w:r>
             <w:r>
               <w:rPr>
@@ -1450,7 +1450,7 @@
               <w:sz w:val="24"/>
             </w:rPr>
           </w:pPr>
-          <w:hyperlink w:anchor="_Toc199675410" w:history="1">
+          <w:hyperlink w:anchor="_Toc200107095" w:history="1">
             <w:r>
               <w:rPr>
                 <w:rStyle w:val="Hipersaite"/>
@@ -1493,7 +1493,7 @@
                 <w:noProof/>
                 <w:webHidden/>
               </w:rPr>
-              <w:instrText xml:space="preserve"> PAGEREF _Toc199675410 \h </w:instrText>
+              <w:instrText xml:space="preserve"> PAGEREF _Toc200107095 \h </w:instrText>
             </w:r>
             <w:r>
               <w:rPr>
@@ -1538,7 +1538,7 @@
               <w:sz w:val="24"/>
             </w:rPr>
           </w:pPr>
-          <w:hyperlink w:anchor="_Toc199675411" w:history="1">
+          <w:hyperlink w:anchor="_Toc200107096" w:history="1">
             <w:r>
               <w:rPr>
                 <w:rStyle w:val="Hipersaite"/>
@@ -1581,7 +1581,7 @@
                 <w:noProof/>
                 <w:webHidden/>
               </w:rPr>
-              <w:instrText xml:space="preserve"> PAGEREF _Toc199675411 \h </w:instrText>
+              <w:instrText xml:space="preserve"> PAGEREF _Toc200107096 \h </w:instrText>
             </w:r>
             <w:r>
               <w:rPr>
@@ -1626,7 +1626,7 @@
               <w:sz w:val="24"/>
             </w:rPr>
           </w:pPr>
-          <w:hyperlink w:anchor="_Toc199675412" w:history="1">
+          <w:hyperlink w:anchor="_Toc200107097" w:history="1">
             <w:r>
               <w:rPr>
                 <w:rStyle w:val="Hipersaite"/>
@@ -1669,7 +1669,7 @@
                 <w:noProof/>
                 <w:webHidden/>
               </w:rPr>
-              <w:instrText xml:space="preserve"> PAGEREF _Toc199675412 \h </w:instrText>
+              <w:instrText xml:space="preserve"> PAGEREF _Toc200107097 \h </w:instrText>
             </w:r>
             <w:r>
               <w:rPr>
@@ -1714,7 +1714,7 @@
               <w:sz w:val="24"/>
             </w:rPr>
           </w:pPr>
-          <w:hyperlink w:anchor="_Toc199675413" w:history="1">
+          <w:hyperlink w:anchor="_Toc200107098" w:history="1">
             <w:r>
               <w:rPr>
                 <w:rStyle w:val="Hipersaite"/>
@@ -1757,7 +1757,7 @@
                 <w:noProof/>
                 <w:webHidden/>
               </w:rPr>
-              <w:instrText xml:space="preserve"> PAGEREF _Toc199675413 \h </w:instrText>
+              <w:instrText xml:space="preserve"> PAGEREF _Toc200107098 \h </w:instrText>
             </w:r>
             <w:r>
               <w:rPr>
@@ -1802,7 +1802,7 @@
               <w:sz w:val="24"/>
             </w:rPr>
           </w:pPr>
-          <w:hyperlink w:anchor="_Toc199675414" w:history="1">
+          <w:hyperlink w:anchor="_Toc200107099" w:history="1">
             <w:r>
               <w:rPr>
                 <w:rStyle w:val="Hipersaite"/>
@@ -1845,7 +1845,7 @@
                 <w:noProof/>
                 <w:webHidden/>
               </w:rPr>
-              <w:instrText xml:space="preserve"> PAGEREF _Toc199675414 \h </w:instrText>
+              <w:instrText xml:space="preserve"> PAGEREF _Toc200107099 \h </w:instrText>
             </w:r>
             <w:r>
               <w:rPr>
@@ -1890,7 +1890,7 @@
               <w:sz w:val="24"/>
             </w:rPr>
           </w:pPr>
-          <w:hyperlink w:anchor="_Toc199675415" w:history="1">
+          <w:hyperlink w:anchor="_Toc200107100" w:history="1">
             <w:r>
               <w:rPr>
                 <w:rStyle w:val="Hipersaite"/>
@@ -1912,7 +1912,7 @@
                 <w:rStyle w:val="Hipersaite"/>
                 <w:noProof/>
               </w:rPr>
-              <w:t>Automātiska vakances ieteikumi</w:t>
+              <w:t>Jaunas vakances paziņojums</w:t>
             </w:r>
             <w:r>
               <w:rPr>
@@ -1933,7 +1933,7 @@
                 <w:noProof/>
                 <w:webHidden/>
               </w:rPr>
-              <w:instrText xml:space="preserve"> PAGEREF _Toc199675415 \h </w:instrText>
+              <w:instrText xml:space="preserve"> PAGEREF _Toc200107100 \h </w:instrText>
             </w:r>
             <w:r>
               <w:rPr>
@@ -1978,7 +1978,7 @@
               <w:sz w:val="24"/>
             </w:rPr>
           </w:pPr>
-          <w:hyperlink w:anchor="_Toc199675416" w:history="1">
+          <w:hyperlink w:anchor="_Toc200107101" w:history="1">
             <w:r>
               <w:rPr>
                 <w:rStyle w:val="Hipersaite"/>
@@ -2021,7 +2021,7 @@
                 <w:noProof/>
                 <w:webHidden/>
               </w:rPr>
-              <w:instrText xml:space="preserve"> PAGEREF _Toc199675416 \h </w:instrText>
+              <w:instrText xml:space="preserve"> PAGEREF _Toc200107101 \h </w:instrText>
             </w:r>
             <w:r>
               <w:rPr>
@@ -2066,7 +2066,7 @@
               <w:sz w:val="24"/>
             </w:rPr>
           </w:pPr>
-          <w:hyperlink w:anchor="_Toc199675417" w:history="1">
+          <w:hyperlink w:anchor="_Toc200107102" w:history="1">
             <w:r>
               <w:rPr>
                 <w:rStyle w:val="Hipersaite"/>
@@ -2109,7 +2109,7 @@
                 <w:noProof/>
                 <w:webHidden/>
               </w:rPr>
-              <w:instrText xml:space="preserve"> PAGEREF _Toc199675417 \h </w:instrText>
+              <w:instrText xml:space="preserve"> PAGEREF _Toc200107102 \h </w:instrText>
             </w:r>
             <w:r>
               <w:rPr>
@@ -2154,7 +2154,7 @@
               <w:sz w:val="24"/>
             </w:rPr>
           </w:pPr>
-          <w:hyperlink w:anchor="_Toc199675418" w:history="1">
+          <w:hyperlink w:anchor="_Toc200107103" w:history="1">
             <w:r>
               <w:rPr>
                 <w:rStyle w:val="Hipersaite"/>
@@ -2197,7 +2197,7 @@
                 <w:noProof/>
                 <w:webHidden/>
               </w:rPr>
-              <w:instrText xml:space="preserve"> PAGEREF _Toc199675418 \h </w:instrText>
+              <w:instrText xml:space="preserve"> PAGEREF _Toc200107103 \h </w:instrText>
             </w:r>
             <w:r>
               <w:rPr>
@@ -2242,7 +2242,7 @@
               <w:sz w:val="24"/>
             </w:rPr>
           </w:pPr>
-          <w:hyperlink w:anchor="_Toc199675419" w:history="1">
+          <w:hyperlink w:anchor="_Toc200107104" w:history="1">
             <w:r>
               <w:rPr>
                 <w:rStyle w:val="Hipersaite"/>
@@ -2285,7 +2285,7 @@
                 <w:noProof/>
                 <w:webHidden/>
               </w:rPr>
-              <w:instrText xml:space="preserve"> PAGEREF _Toc199675419 \h </w:instrText>
+              <w:instrText xml:space="preserve"> PAGEREF _Toc200107104 \h </w:instrText>
             </w:r>
             <w:r>
               <w:rPr>
@@ -2330,7 +2330,7 @@
               <w:sz w:val="24"/>
             </w:rPr>
           </w:pPr>
-          <w:hyperlink w:anchor="_Toc199675420" w:history="1">
+          <w:hyperlink w:anchor="_Toc200107105" w:history="1">
             <w:r>
               <w:rPr>
                 <w:rStyle w:val="Hipersaite"/>
@@ -2373,7 +2373,7 @@
                 <w:noProof/>
                 <w:webHidden/>
               </w:rPr>
-              <w:instrText xml:space="preserve"> PAGEREF _Toc199675420 \h </w:instrText>
+              <w:instrText xml:space="preserve"> PAGEREF _Toc200107105 \h </w:instrText>
             </w:r>
             <w:r>
               <w:rPr>
@@ -2418,7 +2418,7 @@
               <w:sz w:val="24"/>
             </w:rPr>
           </w:pPr>
-          <w:hyperlink w:anchor="_Toc199675421" w:history="1">
+          <w:hyperlink w:anchor="_Toc200107106" w:history="1">
             <w:r>
               <w:rPr>
                 <w:rStyle w:val="Hipersaite"/>
@@ -2461,7 +2461,7 @@
                 <w:noProof/>
                 <w:webHidden/>
               </w:rPr>
-              <w:instrText xml:space="preserve"> PAGEREF _Toc199675421 \h </w:instrText>
+              <w:instrText xml:space="preserve"> PAGEREF _Toc200107106 \h </w:instrText>
             </w:r>
             <w:r>
               <w:rPr>
@@ -2506,7 +2506,7 @@
               <w:sz w:val="24"/>
             </w:rPr>
           </w:pPr>
-          <w:hyperlink w:anchor="_Toc199675422" w:history="1">
+          <w:hyperlink w:anchor="_Toc200107107" w:history="1">
             <w:r>
               <w:rPr>
                 <w:rStyle w:val="Hipersaite"/>
@@ -2549,7 +2549,7 @@
                 <w:noProof/>
                 <w:webHidden/>
               </w:rPr>
-              <w:instrText xml:space="preserve"> PAGEREF _Toc199675422 \h </w:instrText>
+              <w:instrText xml:space="preserve"> PAGEREF _Toc200107107 \h </w:instrText>
             </w:r>
             <w:r>
               <w:rPr>
@@ -2594,7 +2594,7 @@
               <w:sz w:val="24"/>
             </w:rPr>
           </w:pPr>
-          <w:hyperlink w:anchor="_Toc199675423" w:history="1">
+          <w:hyperlink w:anchor="_Toc200107108" w:history="1">
             <w:r>
               <w:rPr>
                 <w:rStyle w:val="Hipersaite"/>
@@ -2637,7 +2637,7 @@
                 <w:noProof/>
                 <w:webHidden/>
               </w:rPr>
-              <w:instrText xml:space="preserve"> PAGEREF _Toc199675423 \h </w:instrText>
+              <w:instrText xml:space="preserve"> PAGEREF _Toc200107108 \h </w:instrText>
             </w:r>
             <w:r>
               <w:rPr>
@@ -2682,7 +2682,7 @@
               <w:sz w:val="24"/>
             </w:rPr>
           </w:pPr>
-          <w:hyperlink w:anchor="_Toc199675424" w:history="1">
+          <w:hyperlink w:anchor="_Toc200107109" w:history="1">
             <w:r>
               <w:rPr>
                 <w:rStyle w:val="Hipersaite"/>
@@ -2725,7 +2725,7 @@
                 <w:noProof/>
                 <w:webHidden/>
               </w:rPr>
-              <w:instrText xml:space="preserve"> PAGEREF _Toc199675424 \h </w:instrText>
+              <w:instrText xml:space="preserve"> PAGEREF _Toc200107109 \h </w:instrText>
             </w:r>
             <w:r>
               <w:rPr>
@@ -2770,7 +2770,7 @@
               <w:sz w:val="24"/>
             </w:rPr>
           </w:pPr>
-          <w:hyperlink w:anchor="_Toc199675425" w:history="1">
+          <w:hyperlink w:anchor="_Toc200107110" w:history="1">
             <w:r>
               <w:rPr>
                 <w:rStyle w:val="Hipersaite"/>
@@ -2813,7 +2813,7 @@
                 <w:noProof/>
                 <w:webHidden/>
               </w:rPr>
-              <w:instrText xml:space="preserve"> PAGEREF _Toc199675425 \h </w:instrText>
+              <w:instrText xml:space="preserve"> PAGEREF _Toc200107110 \h </w:instrText>
             </w:r>
             <w:r>
               <w:rPr>
@@ -2858,7 +2858,7 @@
               <w:sz w:val="24"/>
             </w:rPr>
           </w:pPr>
-          <w:hyperlink w:anchor="_Toc199675426" w:history="1">
+          <w:hyperlink w:anchor="_Toc200107111" w:history="1">
             <w:r>
               <w:rPr>
                 <w:rStyle w:val="Hipersaite"/>
@@ -2901,7 +2901,7 @@
                 <w:noProof/>
                 <w:webHidden/>
               </w:rPr>
-              <w:instrText xml:space="preserve"> PAGEREF _Toc199675426 \h </w:instrText>
+              <w:instrText xml:space="preserve"> PAGEREF _Toc200107111 \h </w:instrText>
             </w:r>
             <w:r>
               <w:rPr>
@@ -2946,7 +2946,7 @@
               <w:sz w:val="24"/>
             </w:rPr>
           </w:pPr>
-          <w:hyperlink w:anchor="_Toc199675427" w:history="1">
+          <w:hyperlink w:anchor="_Toc200107112" w:history="1">
             <w:r>
               <w:rPr>
                 <w:rStyle w:val="Hipersaite"/>
@@ -2989,7 +2989,7 @@
                 <w:noProof/>
                 <w:webHidden/>
               </w:rPr>
-              <w:instrText xml:space="preserve"> PAGEREF _Toc199675427 \h </w:instrText>
+              <w:instrText xml:space="preserve"> PAGEREF _Toc200107112 \h </w:instrText>
             </w:r>
             <w:r>
               <w:rPr>
@@ -3034,7 +3034,7 @@
               <w:sz w:val="24"/>
             </w:rPr>
           </w:pPr>
-          <w:hyperlink w:anchor="_Toc199675428" w:history="1">
+          <w:hyperlink w:anchor="_Toc200107113" w:history="1">
             <w:r>
               <w:rPr>
                 <w:rStyle w:val="Hipersaite"/>
@@ -3077,7 +3077,7 @@
                 <w:noProof/>
                 <w:webHidden/>
               </w:rPr>
-              <w:instrText xml:space="preserve"> PAGEREF _Toc199675428 \h </w:instrText>
+              <w:instrText xml:space="preserve"> PAGEREF _Toc200107113 \h </w:instrText>
             </w:r>
             <w:r>
               <w:rPr>
@@ -3122,7 +3122,7 @@
               <w:sz w:val="24"/>
             </w:rPr>
           </w:pPr>
-          <w:hyperlink w:anchor="_Toc199675429" w:history="1">
+          <w:hyperlink w:anchor="_Toc200107114" w:history="1">
             <w:r>
               <w:rPr>
                 <w:rStyle w:val="Hipersaite"/>
@@ -3165,7 +3165,7 @@
                 <w:noProof/>
                 <w:webHidden/>
               </w:rPr>
-              <w:instrText xml:space="preserve"> PAGEREF _Toc199675429 \h </w:instrText>
+              <w:instrText xml:space="preserve"> PAGEREF _Toc200107114 \h </w:instrText>
             </w:r>
             <w:r>
               <w:rPr>
@@ -3210,7 +3210,7 @@
               <w:sz w:val="24"/>
             </w:rPr>
           </w:pPr>
-          <w:hyperlink w:anchor="_Toc199675430" w:history="1">
+          <w:hyperlink w:anchor="_Toc200107115" w:history="1">
             <w:r>
               <w:rPr>
                 <w:rStyle w:val="Hipersaite"/>
@@ -3253,7 +3253,7 @@
                 <w:noProof/>
                 <w:webHidden/>
               </w:rPr>
-              <w:instrText xml:space="preserve"> PAGEREF _Toc199675430 \h </w:instrText>
+              <w:instrText xml:space="preserve"> PAGEREF _Toc200107115 \h </w:instrText>
             </w:r>
             <w:r>
               <w:rPr>
@@ -3298,7 +3298,7 @@
               <w:sz w:val="24"/>
             </w:rPr>
           </w:pPr>
-          <w:hyperlink w:anchor="_Toc199675431" w:history="1">
+          <w:hyperlink w:anchor="_Toc200107116" w:history="1">
             <w:r>
               <w:rPr>
                 <w:rStyle w:val="Hipersaite"/>
@@ -3341,7 +3341,7 @@
                 <w:noProof/>
                 <w:webHidden/>
               </w:rPr>
-              <w:instrText xml:space="preserve"> PAGEREF _Toc199675431 \h </w:instrText>
+              <w:instrText xml:space="preserve"> PAGEREF _Toc200107116 \h </w:instrText>
             </w:r>
             <w:r>
               <w:rPr>
@@ -3386,7 +3386,7 @@
               <w:sz w:val="24"/>
             </w:rPr>
           </w:pPr>
-          <w:hyperlink w:anchor="_Toc199675432" w:history="1">
+          <w:hyperlink w:anchor="_Toc200107117" w:history="1">
             <w:r>
               <w:rPr>
                 <w:rStyle w:val="Hipersaite"/>
@@ -3429,7 +3429,7 @@
                 <w:noProof/>
                 <w:webHidden/>
               </w:rPr>
-              <w:instrText xml:space="preserve"> PAGEREF _Toc199675432 \h </w:instrText>
+              <w:instrText xml:space="preserve"> PAGEREF _Toc200107117 \h </w:instrText>
             </w:r>
             <w:r>
               <w:rPr>
@@ -3474,7 +3474,7 @@
               <w:sz w:val="24"/>
             </w:rPr>
           </w:pPr>
-          <w:hyperlink w:anchor="_Toc199675433" w:history="1">
+          <w:hyperlink w:anchor="_Toc200107118" w:history="1">
             <w:r>
               <w:rPr>
                 <w:rStyle w:val="Hipersaite"/>
@@ -3517,7 +3517,7 @@
                 <w:noProof/>
                 <w:webHidden/>
               </w:rPr>
-              <w:instrText xml:space="preserve"> PAGEREF _Toc199675433 \h </w:instrText>
+              <w:instrText xml:space="preserve"> PAGEREF _Toc200107118 \h </w:instrText>
             </w:r>
             <w:r>
               <w:rPr>
@@ -3562,7 +3562,7 @@
               <w:sz w:val="24"/>
             </w:rPr>
           </w:pPr>
-          <w:hyperlink w:anchor="_Toc199675434" w:history="1">
+          <w:hyperlink w:anchor="_Toc200107119" w:history="1">
             <w:r>
               <w:rPr>
                 <w:rStyle w:val="Hipersaite"/>
@@ -3605,7 +3605,7 @@
                 <w:noProof/>
                 <w:webHidden/>
               </w:rPr>
-              <w:instrText xml:space="preserve"> PAGEREF _Toc199675434 \h </w:instrText>
+              <w:instrText xml:space="preserve"> PAGEREF _Toc200107119 \h </w:instrText>
             </w:r>
             <w:r>
               <w:rPr>
@@ -3650,7 +3650,7 @@
               <w:sz w:val="24"/>
             </w:rPr>
           </w:pPr>
-          <w:hyperlink w:anchor="_Toc199675435" w:history="1">
+          <w:hyperlink w:anchor="_Toc200107120" w:history="1">
             <w:r>
               <w:rPr>
                 <w:rStyle w:val="Hipersaite"/>
@@ -3693,7 +3693,7 @@
                 <w:noProof/>
                 <w:webHidden/>
               </w:rPr>
-              <w:instrText xml:space="preserve"> PAGEREF _Toc199675435 \h </w:instrText>
+              <w:instrText xml:space="preserve"> PAGEREF _Toc200107120 \h </w:instrText>
             </w:r>
             <w:r>
               <w:rPr>
@@ -3738,7 +3738,7 @@
               <w:sz w:val="24"/>
             </w:rPr>
           </w:pPr>
-          <w:hyperlink w:anchor="_Toc199675436" w:history="1">
+          <w:hyperlink w:anchor="_Toc200107121" w:history="1">
             <w:r>
               <w:rPr>
                 <w:rStyle w:val="Hipersaite"/>
@@ -3781,7 +3781,7 @@
                 <w:noProof/>
                 <w:webHidden/>
               </w:rPr>
-              <w:instrText xml:space="preserve"> PAGEREF _Toc199675436 \h </w:instrText>
+              <w:instrText xml:space="preserve"> PAGEREF _Toc200107121 \h </w:instrText>
             </w:r>
             <w:r>
               <w:rPr>
@@ -3826,7 +3826,7 @@
               <w:sz w:val="24"/>
             </w:rPr>
           </w:pPr>
-          <w:hyperlink w:anchor="_Toc199675437" w:history="1">
+          <w:hyperlink w:anchor="_Toc200107122" w:history="1">
             <w:r>
               <w:rPr>
                 <w:rStyle w:val="Hipersaite"/>
@@ -3869,7 +3869,7 @@
                 <w:noProof/>
                 <w:webHidden/>
               </w:rPr>
-              <w:instrText xml:space="preserve"> PAGEREF _Toc199675437 \h </w:instrText>
+              <w:instrText xml:space="preserve"> PAGEREF _Toc200107122 \h </w:instrText>
             </w:r>
             <w:r>
               <w:rPr>
@@ -3914,7 +3914,7 @@
               <w:sz w:val="24"/>
             </w:rPr>
           </w:pPr>
-          <w:hyperlink w:anchor="_Toc199675438" w:history="1">
+          <w:hyperlink w:anchor="_Toc200107123" w:history="1">
             <w:r>
               <w:rPr>
                 <w:rStyle w:val="Hipersaite"/>
@@ -3957,7 +3957,7 @@
                 <w:noProof/>
                 <w:webHidden/>
               </w:rPr>
-              <w:instrText xml:space="preserve"> PAGEREF _Toc199675438 \h </w:instrText>
+              <w:instrText xml:space="preserve"> PAGEREF _Toc200107123 \h </w:instrText>
             </w:r>
             <w:r>
               <w:rPr>
@@ -4002,7 +4002,7 @@
               <w:sz w:val="24"/>
             </w:rPr>
           </w:pPr>
-          <w:hyperlink w:anchor="_Toc199675439" w:history="1">
+          <w:hyperlink w:anchor="_Toc200107124" w:history="1">
             <w:r>
               <w:rPr>
                 <w:rStyle w:val="Hipersaite"/>
@@ -4045,7 +4045,7 @@
                 <w:noProof/>
                 <w:webHidden/>
               </w:rPr>
-              <w:instrText xml:space="preserve"> PAGEREF _Toc199675439 \h </w:instrText>
+              <w:instrText xml:space="preserve"> PAGEREF _Toc200107124 \h </w:instrText>
             </w:r>
             <w:r>
               <w:rPr>
@@ -4090,7 +4090,7 @@
               <w:sz w:val="24"/>
             </w:rPr>
           </w:pPr>
-          <w:hyperlink w:anchor="_Toc199675440" w:history="1">
+          <w:hyperlink w:anchor="_Toc200107125" w:history="1">
             <w:r>
               <w:rPr>
                 <w:rStyle w:val="Hipersaite"/>
@@ -4133,7 +4133,7 @@
                 <w:noProof/>
                 <w:webHidden/>
               </w:rPr>
-              <w:instrText xml:space="preserve"> PAGEREF _Toc199675440 \h </w:instrText>
+              <w:instrText xml:space="preserve"> PAGEREF _Toc200107125 \h </w:instrText>
             </w:r>
             <w:r>
               <w:rPr>
@@ -4178,7 +4178,7 @@
               <w:sz w:val="24"/>
             </w:rPr>
           </w:pPr>
-          <w:hyperlink w:anchor="_Toc199675441" w:history="1">
+          <w:hyperlink w:anchor="_Toc200107126" w:history="1">
             <w:r>
               <w:rPr>
                 <w:rStyle w:val="Hipersaite"/>
@@ -4221,7 +4221,7 @@
                 <w:noProof/>
                 <w:webHidden/>
               </w:rPr>
-              <w:instrText xml:space="preserve"> PAGEREF _Toc199675441 \h </w:instrText>
+              <w:instrText xml:space="preserve"> PAGEREF _Toc200107126 \h </w:instrText>
             </w:r>
             <w:r>
               <w:rPr>
@@ -4266,7 +4266,7 @@
               <w:sz w:val="24"/>
             </w:rPr>
           </w:pPr>
-          <w:hyperlink w:anchor="_Toc199675442" w:history="1">
+          <w:hyperlink w:anchor="_Toc200107127" w:history="1">
             <w:r>
               <w:rPr>
                 <w:rStyle w:val="Hipersaite"/>
@@ -4309,7 +4309,7 @@
                 <w:noProof/>
                 <w:webHidden/>
               </w:rPr>
-              <w:instrText xml:space="preserve"> PAGEREF _Toc199675442 \h </w:instrText>
+              <w:instrText xml:space="preserve"> PAGEREF _Toc200107127 \h </w:instrText>
             </w:r>
             <w:r>
               <w:rPr>
@@ -4354,7 +4354,7 @@
               <w:sz w:val="24"/>
             </w:rPr>
           </w:pPr>
-          <w:hyperlink w:anchor="_Toc199675443" w:history="1">
+          <w:hyperlink w:anchor="_Toc200107128" w:history="1">
             <w:r>
               <w:rPr>
                 <w:rStyle w:val="Hipersaite"/>
@@ -4397,7 +4397,7 @@
                 <w:noProof/>
                 <w:webHidden/>
               </w:rPr>
-              <w:instrText xml:space="preserve"> PAGEREF _Toc199675443 \h </w:instrText>
+              <w:instrText xml:space="preserve"> PAGEREF _Toc200107128 \h </w:instrText>
             </w:r>
             <w:r>
               <w:rPr>
@@ -4442,7 +4442,7 @@
               <w:sz w:val="24"/>
             </w:rPr>
           </w:pPr>
-          <w:hyperlink w:anchor="_Toc199675444" w:history="1">
+          <w:hyperlink w:anchor="_Toc200107129" w:history="1">
             <w:r>
               <w:rPr>
                 <w:rStyle w:val="Hipersaite"/>
@@ -4485,7 +4485,7 @@
                 <w:noProof/>
                 <w:webHidden/>
               </w:rPr>
-              <w:instrText xml:space="preserve"> PAGEREF _Toc199675444 \h </w:instrText>
+              <w:instrText xml:space="preserve"> PAGEREF _Toc200107129 \h </w:instrText>
             </w:r>
             <w:r>
               <w:rPr>
@@ -4530,7 +4530,7 @@
               <w:sz w:val="24"/>
             </w:rPr>
           </w:pPr>
-          <w:hyperlink w:anchor="_Toc199675445" w:history="1">
+          <w:hyperlink w:anchor="_Toc200107130" w:history="1">
             <w:r>
               <w:rPr>
                 <w:rStyle w:val="Hipersaite"/>
@@ -4573,7 +4573,7 @@
                 <w:noProof/>
                 <w:webHidden/>
               </w:rPr>
-              <w:instrText xml:space="preserve"> PAGEREF _Toc199675445 \h </w:instrText>
+              <w:instrText xml:space="preserve"> PAGEREF _Toc200107130 \h </w:instrText>
             </w:r>
             <w:r>
               <w:rPr>
@@ -4618,7 +4618,7 @@
               <w:sz w:val="24"/>
             </w:rPr>
           </w:pPr>
-          <w:hyperlink w:anchor="_Toc199675446" w:history="1">
+          <w:hyperlink w:anchor="_Toc200107131" w:history="1">
             <w:r>
               <w:rPr>
                 <w:rStyle w:val="Hipersaite"/>
@@ -4661,7 +4661,7 @@
                 <w:noProof/>
                 <w:webHidden/>
               </w:rPr>
-              <w:instrText xml:space="preserve"> PAGEREF _Toc199675446 \h </w:instrText>
+              <w:instrText xml:space="preserve"> PAGEREF _Toc200107131 \h </w:instrText>
             </w:r>
             <w:r>
               <w:rPr>
@@ -4706,7 +4706,7 @@
               <w:sz w:val="24"/>
             </w:rPr>
           </w:pPr>
-          <w:hyperlink w:anchor="_Toc199675447" w:history="1">
+          <w:hyperlink w:anchor="_Toc200107132" w:history="1">
             <w:r>
               <w:rPr>
                 <w:rStyle w:val="Hipersaite"/>
@@ -4749,7 +4749,7 @@
                 <w:noProof/>
                 <w:webHidden/>
               </w:rPr>
-              <w:instrText xml:space="preserve"> PAGEREF _Toc199675447 \h </w:instrText>
+              <w:instrText xml:space="preserve"> PAGEREF _Toc200107132 \h </w:instrText>
             </w:r>
             <w:r>
               <w:rPr>
@@ -4794,7 +4794,7 @@
               <w:sz w:val="24"/>
             </w:rPr>
           </w:pPr>
-          <w:hyperlink w:anchor="_Toc199675448" w:history="1">
+          <w:hyperlink w:anchor="_Toc200107133" w:history="1">
             <w:r>
               <w:rPr>
                 <w:rStyle w:val="Hipersaite"/>
@@ -4837,7 +4837,7 @@
                 <w:noProof/>
                 <w:webHidden/>
               </w:rPr>
-              <w:instrText xml:space="preserve"> PAGEREF _Toc199675448 \h </w:instrText>
+              <w:instrText xml:space="preserve"> PAGEREF _Toc200107133 \h </w:instrText>
             </w:r>
             <w:r>
               <w:rPr>
@@ -4882,7 +4882,7 @@
               <w:sz w:val="24"/>
             </w:rPr>
           </w:pPr>
-          <w:hyperlink w:anchor="_Toc199675449" w:history="1">
+          <w:hyperlink w:anchor="_Toc200107134" w:history="1">
             <w:r>
               <w:rPr>
                 <w:rStyle w:val="Hipersaite"/>
@@ -4925,7 +4925,7 @@
                 <w:noProof/>
                 <w:webHidden/>
               </w:rPr>
-              <w:instrText xml:space="preserve"> PAGEREF _Toc199675449 \h </w:instrText>
+              <w:instrText xml:space="preserve"> PAGEREF _Toc200107134 \h </w:instrText>
             </w:r>
             <w:r>
               <w:rPr>
@@ -4970,7 +4970,7 @@
               <w:sz w:val="24"/>
             </w:rPr>
           </w:pPr>
-          <w:hyperlink w:anchor="_Toc199675450" w:history="1">
+          <w:hyperlink w:anchor="_Toc200107135" w:history="1">
             <w:r>
               <w:rPr>
                 <w:rStyle w:val="Hipersaite"/>
@@ -5013,7 +5013,7 @@
                 <w:noProof/>
                 <w:webHidden/>
               </w:rPr>
-              <w:instrText xml:space="preserve"> PAGEREF _Toc199675450 \h </w:instrText>
+              <w:instrText xml:space="preserve"> PAGEREF _Toc200107135 \h </w:instrText>
             </w:r>
             <w:r>
               <w:rPr>
@@ -5058,7 +5058,7 @@
               <w:sz w:val="24"/>
             </w:rPr>
           </w:pPr>
-          <w:hyperlink w:anchor="_Toc199675451" w:history="1">
+          <w:hyperlink w:anchor="_Toc200107136" w:history="1">
             <w:r>
               <w:rPr>
                 <w:rStyle w:val="Hipersaite"/>
@@ -5101,7 +5101,7 @@
                 <w:noProof/>
                 <w:webHidden/>
               </w:rPr>
-              <w:instrText xml:space="preserve"> PAGEREF _Toc199675451 \h </w:instrText>
+              <w:instrText xml:space="preserve"> PAGEREF _Toc200107136 \h </w:instrText>
             </w:r>
             <w:r>
               <w:rPr>
@@ -5146,7 +5146,7 @@
               <w:sz w:val="24"/>
             </w:rPr>
           </w:pPr>
-          <w:hyperlink w:anchor="_Toc199675452" w:history="1">
+          <w:hyperlink w:anchor="_Toc200107137" w:history="1">
             <w:r>
               <w:rPr>
                 <w:rStyle w:val="Hipersaite"/>
@@ -5189,7 +5189,7 @@
                 <w:noProof/>
                 <w:webHidden/>
               </w:rPr>
-              <w:instrText xml:space="preserve"> PAGEREF _Toc199675452 \h </w:instrText>
+              <w:instrText xml:space="preserve"> PAGEREF _Toc200107137 \h </w:instrText>
             </w:r>
             <w:r>
               <w:rPr>
@@ -5234,7 +5234,7 @@
               <w:sz w:val="24"/>
             </w:rPr>
           </w:pPr>
-          <w:hyperlink w:anchor="_Toc199675453" w:history="1">
+          <w:hyperlink w:anchor="_Toc200107138" w:history="1">
             <w:r>
               <w:rPr>
                 <w:rStyle w:val="Hipersaite"/>
@@ -5277,7 +5277,7 @@
                 <w:noProof/>
                 <w:webHidden/>
               </w:rPr>
-              <w:instrText xml:space="preserve"> PAGEREF _Toc199675453 \h </w:instrText>
+              <w:instrText xml:space="preserve"> PAGEREF _Toc200107138 \h </w:instrText>
             </w:r>
             <w:r>
               <w:rPr>
@@ -5322,7 +5322,7 @@
               <w:sz w:val="24"/>
             </w:rPr>
           </w:pPr>
-          <w:hyperlink w:anchor="_Toc199675454" w:history="1">
+          <w:hyperlink w:anchor="_Toc200107139" w:history="1">
             <w:r>
               <w:rPr>
                 <w:rStyle w:val="Hipersaite"/>
@@ -5365,7 +5365,7 @@
                 <w:noProof/>
                 <w:webHidden/>
               </w:rPr>
-              <w:instrText xml:space="preserve"> PAGEREF _Toc199675454 \h </w:instrText>
+              <w:instrText xml:space="preserve"> PAGEREF _Toc200107139 \h </w:instrText>
             </w:r>
             <w:r>
               <w:rPr>
@@ -5410,7 +5410,7 @@
               <w:sz w:val="24"/>
             </w:rPr>
           </w:pPr>
-          <w:hyperlink w:anchor="_Toc199675455" w:history="1">
+          <w:hyperlink w:anchor="_Toc200107140" w:history="1">
             <w:r>
               <w:rPr>
                 <w:rStyle w:val="Hipersaite"/>
@@ -5453,7 +5453,7 @@
                 <w:noProof/>
                 <w:webHidden/>
               </w:rPr>
-              <w:instrText xml:space="preserve"> PAGEREF _Toc199675455 \h </w:instrText>
+              <w:instrText xml:space="preserve"> PAGEREF _Toc200107140 \h </w:instrText>
             </w:r>
             <w:r>
               <w:rPr>
@@ -5498,7 +5498,7 @@
               <w:sz w:val="24"/>
             </w:rPr>
           </w:pPr>
-          <w:hyperlink w:anchor="_Toc199675456" w:history="1">
+          <w:hyperlink w:anchor="_Toc200107141" w:history="1">
             <w:r>
               <w:rPr>
                 <w:rStyle w:val="Hipersaite"/>
@@ -5541,7 +5541,7 @@
                 <w:noProof/>
                 <w:webHidden/>
               </w:rPr>
-              <w:instrText xml:space="preserve"> PAGEREF _Toc199675456 \h </w:instrText>
+              <w:instrText xml:space="preserve"> PAGEREF _Toc200107141 \h </w:instrText>
             </w:r>
             <w:r>
               <w:rPr>
@@ -5586,7 +5586,7 @@
               <w:sz w:val="24"/>
             </w:rPr>
           </w:pPr>
-          <w:hyperlink w:anchor="_Toc199675457" w:history="1">
+          <w:hyperlink w:anchor="_Toc200107142" w:history="1">
             <w:r>
               <w:rPr>
                 <w:rStyle w:val="Hipersaite"/>
@@ -5629,7 +5629,7 @@
                 <w:noProof/>
                 <w:webHidden/>
               </w:rPr>
-              <w:instrText xml:space="preserve"> PAGEREF _Toc199675457 \h </w:instrText>
+              <w:instrText xml:space="preserve"> PAGEREF _Toc200107142 \h </w:instrText>
             </w:r>
             <w:r>
               <w:rPr>
@@ -5674,7 +5674,7 @@
               <w:sz w:val="24"/>
             </w:rPr>
           </w:pPr>
-          <w:hyperlink w:anchor="_Toc199675458" w:history="1">
+          <w:hyperlink w:anchor="_Toc200107143" w:history="1">
             <w:r>
               <w:rPr>
                 <w:rStyle w:val="Hipersaite"/>
@@ -5717,7 +5717,7 @@
                 <w:noProof/>
                 <w:webHidden/>
               </w:rPr>
-              <w:instrText xml:space="preserve"> PAGEREF _Toc199675458 \h </w:instrText>
+              <w:instrText xml:space="preserve"> PAGEREF _Toc200107143 \h </w:instrText>
             </w:r>
             <w:r>
               <w:rPr>
@@ -5762,7 +5762,7 @@
               <w:sz w:val="24"/>
             </w:rPr>
           </w:pPr>
-          <w:hyperlink w:anchor="_Toc199675459" w:history="1">
+          <w:hyperlink w:anchor="_Toc200107144" w:history="1">
             <w:r>
               <w:rPr>
                 <w:rStyle w:val="Hipersaite"/>
@@ -5805,7 +5805,7 @@
                 <w:noProof/>
                 <w:webHidden/>
               </w:rPr>
-              <w:instrText xml:space="preserve"> PAGEREF _Toc199675459 \h </w:instrText>
+              <w:instrText xml:space="preserve"> PAGEREF _Toc200107144 \h </w:instrText>
             </w:r>
             <w:r>
               <w:rPr>
@@ -5850,7 +5850,7 @@
               <w:sz w:val="24"/>
             </w:rPr>
           </w:pPr>
-          <w:hyperlink w:anchor="_Toc199675460" w:history="1">
+          <w:hyperlink w:anchor="_Toc200107145" w:history="1">
             <w:r>
               <w:rPr>
                 <w:rStyle w:val="Hipersaite"/>
@@ -5893,7 +5893,7 @@
                 <w:noProof/>
                 <w:webHidden/>
               </w:rPr>
-              <w:instrText xml:space="preserve"> PAGEREF _Toc199675460 \h </w:instrText>
+              <w:instrText xml:space="preserve"> PAGEREF _Toc200107145 \h </w:instrText>
             </w:r>
             <w:r>
               <w:rPr>
@@ -5938,7 +5938,7 @@
               <w:sz w:val="24"/>
             </w:rPr>
           </w:pPr>
-          <w:hyperlink w:anchor="_Toc199675461" w:history="1">
+          <w:hyperlink w:anchor="_Toc200107146" w:history="1">
             <w:r>
               <w:rPr>
                 <w:rStyle w:val="Hipersaite"/>
@@ -5981,7 +5981,7 @@
                 <w:noProof/>
                 <w:webHidden/>
               </w:rPr>
-              <w:instrText xml:space="preserve"> PAGEREF _Toc199675461 \h </w:instrText>
+              <w:instrText xml:space="preserve"> PAGEREF _Toc200107146 \h </w:instrText>
             </w:r>
             <w:r>
               <w:rPr>
@@ -6026,7 +6026,7 @@
               <w:sz w:val="24"/>
             </w:rPr>
           </w:pPr>
-          <w:hyperlink w:anchor="_Toc199675462" w:history="1">
+          <w:hyperlink w:anchor="_Toc200107147" w:history="1">
             <w:r>
               <w:rPr>
                 <w:rStyle w:val="Hipersaite"/>
@@ -6069,7 +6069,95 @@
                 <w:noProof/>
                 <w:webHidden/>
               </w:rPr>
-              <w:instrText xml:space="preserve"> PAGEREF _Toc199675462 \h </w:instrText>
+              <w:instrText xml:space="preserve"> PAGEREF _Toc200107147 \h </w:instrText>
+            </w:r>
+            <w:r>
+              <w:rPr>
+                <w:noProof/>
+                <w:webHidden/>
+              </w:rPr>
+            </w:r>
+            <w:r>
+              <w:rPr>
+                <w:noProof/>
+                <w:webHidden/>
+              </w:rPr>
+              <w:fldChar w:fldCharType="separate"/>
+            </w:r>
+            <w:r>
+              <w:rPr>
+                <w:noProof/>
+                <w:webHidden/>
+              </w:rPr>
+              <w:t>71</w:t>
+            </w:r>
+            <w:r>
+              <w:rPr>
+                <w:noProof/>
+                <w:webHidden/>
+              </w:rPr>
+              <w:fldChar w:fldCharType="end"/>
+            </w:r>
+          </w:hyperlink>
+        </w:p>
+        <w:p>
+          <w:pPr>
+            <w:pStyle w:val="Saturs1"/>
+            <w:tabs>
+              <w:tab w:val="left" w:pos="720"/>
+              <w:tab w:val="right" w:leader="dot" w:pos="9344"/>
+            </w:tabs>
+            <w:rPr>
+              <w:rFonts w:asciiTheme="minorHAnsi" w:eastAsiaTheme="minorEastAsia" w:hAnsiTheme="minorHAnsi" w:cstheme="minorBidi"/>
+              <w:noProof/>
+              <w:color w:val="auto"/>
+              <w:sz w:val="24"/>
+            </w:rPr>
+          </w:pPr>
+          <w:hyperlink w:anchor="_Toc200107148" w:history="1">
+            <w:r>
+              <w:rPr>
+                <w:rStyle w:val="Hipersaite"/>
+                <w:noProof/>
+              </w:rPr>
+              <w:t>10.</w:t>
+            </w:r>
+            <w:r>
+              <w:rPr>
+                <w:rFonts w:asciiTheme="minorHAnsi" w:eastAsiaTheme="minorEastAsia" w:hAnsiTheme="minorHAnsi" w:cstheme="minorBidi"/>
+                <w:noProof/>
+                <w:color w:val="auto"/>
+                <w:sz w:val="24"/>
+              </w:rPr>
+              <w:tab/>
+            </w:r>
+            <w:r>
+              <w:rPr>
+                <w:rStyle w:val="Hipersaite"/>
+                <w:noProof/>
+              </w:rPr>
+              <w:t>Pielikumi</w:t>
+            </w:r>
+            <w:r>
+              <w:rPr>
+                <w:noProof/>
+                <w:webHidden/>
+              </w:rPr>
+              <w:tab/>
+            </w:r>
+            <w:r>
+              <w:rPr>
+                <w:noProof/>
+                <w:webHidden/>
+              </w:rPr>
+              <w:fldChar w:fldCharType="begin"/>
+            </w:r>
+            <w:r>
+              <w:rPr>
+                <w:noProof/>
+                <w:webHidden/>
+              </w:rPr>
+              <w:instrText xml:space="preserve"> PAGEREF _Toc200107148 \h </w:instrText>
             </w:r>
             <w:r>
               <w:rPr>
@@ -6114,13 +6202,13 @@
               <w:sz w:val="24"/>
             </w:rPr>
           </w:pPr>
-          <w:hyperlink w:anchor="_Toc199675463" w:history="1">
+          <w:hyperlink w:anchor="_Toc200107149" w:history="1">
             <w:r>
               <w:rPr>
                 <w:rStyle w:val="Hipersaite"/>
                 <w:noProof/>
               </w:rPr>
-              <w:t>9.1.</w:t>
+              <w:t>10.1.</w:t>
             </w:r>
             <w:r>
               <w:rPr>
@@ -6157,7 +6245,7 @@
                 <w:noProof/>
                 <w:webHidden/>
               </w:rPr>
-              <w:instrText xml:space="preserve"> PAGEREF _Toc199675463 \h </w:instrText>
+              <w:instrText xml:space="preserve"> PAGEREF _Toc200107149 \h </w:instrText>
             </w:r>
             <w:r>
               <w:rPr>
@@ -6230,7 +6318,7 @@
         <w:spacing w:after="240" w:line="240" w:lineRule="auto"/>
         <w:ind w:right="0"/>
       </w:pPr>
-      <w:bookmarkStart w:id="1" w:name="_Toc199675397"/>
+      <w:bookmarkStart w:id="1" w:name="_Toc200107082"/>
       <w:r>
         <w:lastRenderedPageBreak/>
         <w:t>Ievads</w:t>
@@ -6367,23 +6455,7 @@
           <w:sz w:val="24"/>
           <w:szCs w:val="28"/>
         </w:rPr>
-        <w:t xml:space="preserve">, lai nodrošinātu ērtu un efektīvu vidi gan darba meklētājiem, gan darba devējiem. Projekts tiks balstīts uz lietotāja draudzīgu </w:t>
-      </w:r>
-      <w:proofErr w:type="spellStart"/>
-      <w:r>
-        <w:rPr>
-          <w:sz w:val="24"/>
-          <w:szCs w:val="28"/>
-        </w:rPr>
-        <w:t>saskarni</w:t>
-      </w:r>
-      <w:proofErr w:type="spellEnd"/>
-      <w:r>
-        <w:rPr>
-          <w:sz w:val="24"/>
-          <w:szCs w:val="28"/>
-        </w:rPr>
-        <w:t xml:space="preserve"> un pilnvērtīgu funkcionalitāti, kas ietvers vakances pievienošanu un pārvaldību, </w:t>
+        <w:t xml:space="preserve">, lai nodrošinātu ērtu un efektīvu vidi gan darba meklētājiem, gan darba devējiem. Projekts tiks balstīts uz lietotāja draudzīgu saskarni un pilnvērtīgu funkcionalitāti, kas ietvers vakances pievienošanu un pārvaldību, </w:t>
       </w:r>
       <w:r>
         <w:rPr>
@@ -6690,7 +6762,7 @@
         <w:spacing w:after="240" w:line="240" w:lineRule="auto"/>
         <w:ind w:left="340" w:right="0" w:hanging="340"/>
       </w:pPr>
-      <w:bookmarkStart w:id="2" w:name="_Toc199675398"/>
+      <w:bookmarkStart w:id="2" w:name="_Toc200107083"/>
       <w:r>
         <w:lastRenderedPageBreak/>
         <w:t>Uzdevuma formulējums</w:t>
@@ -7302,7 +7374,7 @@
         <w:spacing w:after="240" w:line="240" w:lineRule="auto"/>
         <w:ind w:left="340" w:right="0" w:hanging="340"/>
       </w:pPr>
-      <w:bookmarkStart w:id="3" w:name="_Toc199675399"/>
+      <w:bookmarkStart w:id="3" w:name="_Toc200107084"/>
       <w:r>
         <w:lastRenderedPageBreak/>
         <w:t>Programmatūras prasību specifikācija</w:t>
@@ -7332,7 +7404,7 @@
         <w:spacing w:line="240" w:lineRule="auto"/>
         <w:ind w:left="340" w:right="0" w:hanging="340"/>
       </w:pPr>
-      <w:bookmarkStart w:id="4" w:name="_Toc199675400"/>
+      <w:bookmarkStart w:id="4" w:name="_Toc200107085"/>
       <w:r>
         <w:t>Produkta perspektīva</w:t>
       </w:r>
@@ -7352,23 +7424,7 @@
           <w:sz w:val="24"/>
           <w:szCs w:val="28"/>
         </w:rPr>
-        <w:t xml:space="preserve">Tiešsaistes darba meklēšanas portāls piedāvās vairākas būtiskas priekšrocības un atšķirības salīdzinājumā ar jau esošajiem risinājumiem. Daudzi mūsdienu darba portāli koncentrējas uz masveida darba piedāvājumu publicēšanu, taču tiem bieži trūkst </w:t>
-      </w:r>
-      <w:proofErr w:type="spellStart"/>
-      <w:r>
-        <w:rPr>
-          <w:sz w:val="24"/>
-          <w:szCs w:val="28"/>
-        </w:rPr>
-        <w:t>personalizācijas</w:t>
-      </w:r>
-      <w:proofErr w:type="spellEnd"/>
-      <w:r>
-        <w:rPr>
-          <w:sz w:val="24"/>
-          <w:szCs w:val="28"/>
-        </w:rPr>
-        <w:t>, efektīvu meklēšanas rīku un vienkāršas lietotāja pieredzes. Šis projekts fokusēsies uz šādām unikālām priekšrocībām</w:t>
+        <w:t>Tiešsaistes darba meklēšanas portāls piedāvās vairākas būtiskas priekšrocības un atšķirības salīdzinājumā ar jau esošajiem risinājumiem. Daudzi mūsdienu darba portāli koncentrējas uz masveida darba piedāvājumu publicēšanu, taču tiem bieži trūkst personalizācijas, efektīvu meklēšanas rīku un vienkāršas lietotāja pieredzes. Šis projekts fokusēsies uz šādām unikālām priekšrocībām</w:t>
       </w:r>
       <w:r>
         <w:rPr>
@@ -7416,7 +7472,7 @@
         <w:spacing w:line="240" w:lineRule="auto"/>
         <w:ind w:left="340" w:right="0" w:hanging="340"/>
       </w:pPr>
-      <w:bookmarkStart w:id="5" w:name="_Toc199675401"/>
+      <w:bookmarkStart w:id="5" w:name="_Toc200107086"/>
       <w:r>
         <w:t>Sistēmas funkcionālās prasības</w:t>
       </w:r>
@@ -7435,7 +7491,7 @@
           <w:color w:val="000000" w:themeColor="text1"/>
         </w:rPr>
       </w:pPr>
-      <w:bookmarkStart w:id="6" w:name="_Toc199675402"/>
+      <w:bookmarkStart w:id="6" w:name="_Toc200107087"/>
       <w:r>
         <w:rPr>
           <w:color w:val="000000" w:themeColor="text1"/>
@@ -8103,21 +8159,12 @@
           <w:szCs w:val="28"/>
         </w:rPr>
       </w:pPr>
-      <w:proofErr w:type="spellStart"/>
-      <w:r>
-        <w:rPr>
-          <w:sz w:val="24"/>
-          <w:szCs w:val="28"/>
-        </w:rPr>
-        <w:t>Izvaddati</w:t>
-      </w:r>
-      <w:proofErr w:type="spellEnd"/>
-      <w:r>
-        <w:rPr>
-          <w:sz w:val="24"/>
-          <w:szCs w:val="28"/>
-        </w:rPr>
-        <w:t>:</w:t>
+      <w:r>
+        <w:rPr>
+          <w:sz w:val="24"/>
+          <w:szCs w:val="28"/>
+        </w:rPr>
+        <w:t>Izvaddati:</w:t>
       </w:r>
       <w:r>
         <w:rPr>
@@ -8208,7 +8255,7 @@
           <w:color w:val="000000" w:themeColor="text1"/>
         </w:rPr>
       </w:pPr>
-      <w:bookmarkStart w:id="7" w:name="_Toc199675403"/>
+      <w:bookmarkStart w:id="7" w:name="_Toc200107088"/>
       <w:r>
         <w:rPr>
           <w:color w:val="000000" w:themeColor="text1"/>
@@ -8686,21 +8733,12 @@
           <w:szCs w:val="28"/>
         </w:rPr>
       </w:pPr>
-      <w:proofErr w:type="spellStart"/>
-      <w:r>
-        <w:rPr>
-          <w:sz w:val="24"/>
-          <w:szCs w:val="28"/>
-        </w:rPr>
-        <w:t>Izvaddati</w:t>
-      </w:r>
-      <w:proofErr w:type="spellEnd"/>
-      <w:r>
-        <w:rPr>
-          <w:sz w:val="24"/>
-          <w:szCs w:val="28"/>
-        </w:rPr>
-        <w:t>:</w:t>
+      <w:r>
+        <w:rPr>
+          <w:sz w:val="24"/>
+          <w:szCs w:val="28"/>
+        </w:rPr>
+        <w:t>Izvaddati:</w:t>
       </w:r>
       <w:r>
         <w:rPr>
@@ -8777,7 +8815,7 @@
           <w:color w:val="000000" w:themeColor="text1"/>
         </w:rPr>
       </w:pPr>
-      <w:bookmarkStart w:id="8" w:name="_Toc199675404"/>
+      <w:bookmarkStart w:id="8" w:name="_Toc200107089"/>
       <w:r>
         <w:rPr>
           <w:color w:val="000000" w:themeColor="text1"/>
@@ -9507,21 +9545,12 @@
           <w:szCs w:val="28"/>
         </w:rPr>
       </w:pPr>
-      <w:proofErr w:type="spellStart"/>
-      <w:r>
-        <w:rPr>
-          <w:sz w:val="24"/>
-          <w:szCs w:val="28"/>
-        </w:rPr>
-        <w:t>Izvaddati</w:t>
-      </w:r>
-      <w:proofErr w:type="spellEnd"/>
-      <w:r>
-        <w:rPr>
-          <w:sz w:val="24"/>
-          <w:szCs w:val="28"/>
-        </w:rPr>
-        <w:t>:</w:t>
+      <w:r>
+        <w:rPr>
+          <w:sz w:val="24"/>
+          <w:szCs w:val="28"/>
+        </w:rPr>
+        <w:t>Izvaddati:</w:t>
       </w:r>
       <w:r>
         <w:rPr>
@@ -9626,7 +9655,7 @@
           <w:color w:val="000000" w:themeColor="text1"/>
         </w:rPr>
       </w:pPr>
-      <w:bookmarkStart w:id="9" w:name="_Toc199675405"/>
+      <w:bookmarkStart w:id="9" w:name="_Toc200107090"/>
       <w:r>
         <w:rPr>
           <w:color w:val="000000" w:themeColor="text1"/>
@@ -9708,21 +9737,12 @@
           <w:szCs w:val="28"/>
         </w:rPr>
       </w:pPr>
-      <w:proofErr w:type="spellStart"/>
-      <w:r>
-        <w:rPr>
-          <w:sz w:val="24"/>
-          <w:szCs w:val="28"/>
-        </w:rPr>
-        <w:t>Izvaddati</w:t>
-      </w:r>
-      <w:proofErr w:type="spellEnd"/>
-      <w:r>
-        <w:rPr>
-          <w:sz w:val="24"/>
-          <w:szCs w:val="28"/>
-        </w:rPr>
-        <w:t>:</w:t>
+      <w:r>
+        <w:rPr>
+          <w:sz w:val="24"/>
+          <w:szCs w:val="28"/>
+        </w:rPr>
+        <w:t>Izvaddati:</w:t>
       </w:r>
       <w:r>
         <w:rPr>
@@ -9806,7 +9826,7 @@
           <w:color w:val="000000" w:themeColor="text1"/>
         </w:rPr>
       </w:pPr>
-      <w:bookmarkStart w:id="10" w:name="_Toc199675406"/>
+      <w:bookmarkStart w:id="10" w:name="_Toc200107091"/>
       <w:r>
         <w:rPr>
           <w:color w:val="000000" w:themeColor="text1"/>
@@ -10181,23 +10201,7 @@
           <w:sz w:val="24"/>
           <w:szCs w:val="28"/>
         </w:rPr>
-        <w:t xml:space="preserve"> saglabā pieteikumu un </w:t>
-      </w:r>
-      <w:proofErr w:type="spellStart"/>
-      <w:r>
-        <w:rPr>
-          <w:sz w:val="24"/>
-          <w:szCs w:val="28"/>
-        </w:rPr>
-        <w:t>nosūta</w:t>
-      </w:r>
-      <w:proofErr w:type="spellEnd"/>
-      <w:r>
-        <w:rPr>
-          <w:sz w:val="24"/>
-          <w:szCs w:val="28"/>
-        </w:rPr>
-        <w:t xml:space="preserve"> to konkrētam darba devējam</w:t>
+        <w:t xml:space="preserve"> saglabā pieteikumu un nosūta to konkrētam darba devējam</w:t>
       </w:r>
       <w:r>
         <w:rPr>
@@ -10216,21 +10220,12 @@
           <w:szCs w:val="28"/>
         </w:rPr>
       </w:pPr>
-      <w:proofErr w:type="spellStart"/>
-      <w:r>
-        <w:rPr>
-          <w:sz w:val="24"/>
-          <w:szCs w:val="28"/>
-        </w:rPr>
-        <w:t>Izvaddati</w:t>
-      </w:r>
-      <w:proofErr w:type="spellEnd"/>
-      <w:r>
-        <w:rPr>
-          <w:sz w:val="24"/>
-          <w:szCs w:val="28"/>
-        </w:rPr>
-        <w:t>:</w:t>
+      <w:r>
+        <w:rPr>
+          <w:sz w:val="24"/>
+          <w:szCs w:val="28"/>
+        </w:rPr>
+        <w:t>Izvaddati:</w:t>
       </w:r>
       <w:r>
         <w:rPr>
@@ -10275,7 +10270,7 @@
           <w:color w:val="000000" w:themeColor="text1"/>
         </w:rPr>
       </w:pPr>
-      <w:bookmarkStart w:id="11" w:name="_Toc199675407"/>
+      <w:bookmarkStart w:id="11" w:name="_Toc200107092"/>
       <w:r>
         <w:rPr>
           <w:color w:val="000000" w:themeColor="text1"/>
@@ -10885,21 +10880,12 @@
           <w:szCs w:val="28"/>
         </w:rPr>
       </w:pPr>
-      <w:proofErr w:type="spellStart"/>
-      <w:r>
-        <w:rPr>
-          <w:sz w:val="24"/>
-          <w:szCs w:val="28"/>
-        </w:rPr>
-        <w:t>Izvaddati</w:t>
-      </w:r>
-      <w:proofErr w:type="spellEnd"/>
-      <w:r>
-        <w:rPr>
-          <w:sz w:val="24"/>
-          <w:szCs w:val="28"/>
-        </w:rPr>
-        <w:t>:</w:t>
+      <w:r>
+        <w:rPr>
+          <w:sz w:val="24"/>
+          <w:szCs w:val="28"/>
+        </w:rPr>
+        <w:t>Izvaddati:</w:t>
       </w:r>
       <w:r>
         <w:rPr>
@@ -10983,7 +10969,7 @@
           <w:color w:val="000000" w:themeColor="text1"/>
         </w:rPr>
       </w:pPr>
-      <w:bookmarkStart w:id="12" w:name="_Toc199675408"/>
+      <w:bookmarkStart w:id="12" w:name="_Toc200107093"/>
       <w:r>
         <w:rPr>
           <w:color w:val="000000" w:themeColor="text1"/>
@@ -11458,21 +11444,12 @@
           <w:szCs w:val="28"/>
         </w:rPr>
       </w:pPr>
-      <w:proofErr w:type="spellStart"/>
-      <w:r>
-        <w:rPr>
-          <w:sz w:val="24"/>
-          <w:szCs w:val="28"/>
-        </w:rPr>
-        <w:t>Izvaddati</w:t>
-      </w:r>
-      <w:proofErr w:type="spellEnd"/>
-      <w:r>
-        <w:rPr>
-          <w:sz w:val="24"/>
-          <w:szCs w:val="28"/>
-        </w:rPr>
-        <w:t>:</w:t>
+      <w:r>
+        <w:rPr>
+          <w:sz w:val="24"/>
+          <w:szCs w:val="28"/>
+        </w:rPr>
+        <w:t>Izvaddati:</w:t>
       </w:r>
       <w:r>
         <w:rPr>
@@ -11570,7 +11547,7 @@
           <w:color w:val="000000" w:themeColor="text1"/>
         </w:rPr>
       </w:pPr>
-      <w:bookmarkStart w:id="13" w:name="_Toc199675409"/>
+      <w:bookmarkStart w:id="13" w:name="_Toc200107094"/>
       <w:r>
         <w:rPr>
           <w:color w:val="000000" w:themeColor="text1"/>
@@ -11679,21 +11656,12 @@
           <w:szCs w:val="28"/>
         </w:rPr>
       </w:pPr>
-      <w:proofErr w:type="spellStart"/>
-      <w:r>
-        <w:rPr>
-          <w:sz w:val="24"/>
-          <w:szCs w:val="28"/>
-        </w:rPr>
-        <w:t>Izvaddati</w:t>
-      </w:r>
-      <w:proofErr w:type="spellEnd"/>
-      <w:r>
-        <w:rPr>
-          <w:sz w:val="24"/>
-          <w:szCs w:val="28"/>
-        </w:rPr>
-        <w:t>:</w:t>
+      <w:r>
+        <w:rPr>
+          <w:sz w:val="24"/>
+          <w:szCs w:val="28"/>
+        </w:rPr>
+        <w:t>Izvaddati:</w:t>
       </w:r>
       <w:r>
         <w:rPr>
@@ -11770,7 +11738,7 @@
           <w:color w:val="000000" w:themeColor="text1"/>
         </w:rPr>
       </w:pPr>
-      <w:bookmarkStart w:id="14" w:name="_Toc199675410"/>
+      <w:bookmarkStart w:id="14" w:name="_Toc200107095"/>
       <w:r>
         <w:rPr>
           <w:color w:val="000000" w:themeColor="text1"/>
@@ -12111,23 +12079,7 @@
           <w:sz w:val="24"/>
           <w:szCs w:val="28"/>
         </w:rPr>
-        <w:t xml:space="preserve">a pārbauda vai e-pasts ir reģistrēts un </w:t>
-      </w:r>
-      <w:proofErr w:type="spellStart"/>
-      <w:r>
-        <w:rPr>
-          <w:sz w:val="24"/>
-          <w:szCs w:val="28"/>
-        </w:rPr>
-        <w:t>nosūta</w:t>
-      </w:r>
-      <w:proofErr w:type="spellEnd"/>
-      <w:r>
-        <w:rPr>
-          <w:sz w:val="24"/>
-          <w:szCs w:val="28"/>
-        </w:rPr>
-        <w:t xml:space="preserve"> paroles atjaunošanas saiti</w:t>
+        <w:t>a pārbauda vai e-pasts ir reģistrēts un nosūta paroles atjaunošanas saiti</w:t>
       </w:r>
       <w:r>
         <w:rPr>
@@ -12146,21 +12098,12 @@
           <w:szCs w:val="28"/>
         </w:rPr>
       </w:pPr>
-      <w:proofErr w:type="spellStart"/>
-      <w:r>
-        <w:rPr>
-          <w:sz w:val="24"/>
-          <w:szCs w:val="28"/>
-        </w:rPr>
-        <w:t>Izvaddati</w:t>
-      </w:r>
-      <w:proofErr w:type="spellEnd"/>
-      <w:r>
-        <w:rPr>
-          <w:sz w:val="24"/>
-          <w:szCs w:val="28"/>
-        </w:rPr>
-        <w:t>:</w:t>
+      <w:r>
+        <w:rPr>
+          <w:sz w:val="24"/>
+          <w:szCs w:val="28"/>
+        </w:rPr>
+        <w:t>Izvaddati:</w:t>
       </w:r>
       <w:r>
         <w:rPr>
@@ -12244,7 +12187,7 @@
           <w:color w:val="000000" w:themeColor="text1"/>
         </w:rPr>
       </w:pPr>
-      <w:bookmarkStart w:id="15" w:name="_Toc199675411"/>
+      <w:bookmarkStart w:id="15" w:name="_Toc200107096"/>
       <w:r>
         <w:rPr>
           <w:color w:val="000000" w:themeColor="text1"/>
@@ -12358,21 +12301,12 @@
           <w:szCs w:val="28"/>
         </w:rPr>
       </w:pPr>
-      <w:proofErr w:type="spellStart"/>
-      <w:r>
-        <w:rPr>
-          <w:sz w:val="24"/>
-          <w:szCs w:val="28"/>
-        </w:rPr>
-        <w:t>Izvaddati</w:t>
-      </w:r>
-      <w:proofErr w:type="spellEnd"/>
-      <w:r>
-        <w:rPr>
-          <w:sz w:val="24"/>
-          <w:szCs w:val="28"/>
-        </w:rPr>
-        <w:t>:</w:t>
+      <w:r>
+        <w:rPr>
+          <w:sz w:val="24"/>
+          <w:szCs w:val="28"/>
+        </w:rPr>
+        <w:t>Izvaddati:</w:t>
       </w:r>
       <w:r>
         <w:rPr>
@@ -12426,7 +12360,7 @@
           <w:color w:val="000000" w:themeColor="text1"/>
         </w:rPr>
       </w:pPr>
-      <w:bookmarkStart w:id="16" w:name="_Toc199675412"/>
+      <w:bookmarkStart w:id="16" w:name="_Toc200107097"/>
       <w:r>
         <w:rPr>
           <w:color w:val="000000" w:themeColor="text1"/>
@@ -12935,21 +12869,12 @@
           <w:szCs w:val="28"/>
         </w:rPr>
       </w:pPr>
-      <w:proofErr w:type="spellStart"/>
-      <w:r>
-        <w:rPr>
-          <w:sz w:val="24"/>
-          <w:szCs w:val="28"/>
-        </w:rPr>
-        <w:t>Izvaddati</w:t>
-      </w:r>
-      <w:proofErr w:type="spellEnd"/>
-      <w:r>
-        <w:rPr>
-          <w:sz w:val="24"/>
-          <w:szCs w:val="28"/>
-        </w:rPr>
-        <w:t>:</w:t>
+      <w:r>
+        <w:rPr>
+          <w:sz w:val="24"/>
+          <w:szCs w:val="28"/>
+        </w:rPr>
+        <w:t>Izvaddati:</w:t>
       </w:r>
       <w:r>
         <w:rPr>
@@ -12994,7 +12919,7 @@
           <w:color w:val="000000" w:themeColor="text1"/>
         </w:rPr>
       </w:pPr>
-      <w:bookmarkStart w:id="17" w:name="_Toc199675413"/>
+      <w:bookmarkStart w:id="17" w:name="_Toc200107098"/>
       <w:r>
         <w:rPr>
           <w:color w:val="000000" w:themeColor="text1"/>
@@ -13089,21 +13014,12 @@
           <w:szCs w:val="28"/>
         </w:rPr>
       </w:pPr>
-      <w:proofErr w:type="spellStart"/>
-      <w:r>
-        <w:rPr>
-          <w:sz w:val="24"/>
-          <w:szCs w:val="28"/>
-        </w:rPr>
-        <w:t>Izvaddati</w:t>
-      </w:r>
-      <w:proofErr w:type="spellEnd"/>
-      <w:r>
-        <w:rPr>
-          <w:sz w:val="24"/>
-          <w:szCs w:val="28"/>
-        </w:rPr>
-        <w:t>:</w:t>
+      <w:r>
+        <w:rPr>
+          <w:sz w:val="24"/>
+          <w:szCs w:val="28"/>
+        </w:rPr>
+        <w:t>Izvaddati:</w:t>
       </w:r>
       <w:r>
         <w:rPr>
@@ -13173,7 +13089,7 @@
           <w:color w:val="000000" w:themeColor="text1"/>
         </w:rPr>
       </w:pPr>
-      <w:bookmarkStart w:id="18" w:name="_Toc199675414"/>
+      <w:bookmarkStart w:id="18" w:name="_Toc200107099"/>
       <w:r>
         <w:rPr>
           <w:color w:val="000000" w:themeColor="text1"/>
@@ -13281,21 +13197,12 @@
           <w:szCs w:val="28"/>
         </w:rPr>
       </w:pPr>
-      <w:proofErr w:type="spellStart"/>
-      <w:r>
-        <w:rPr>
-          <w:sz w:val="24"/>
-          <w:szCs w:val="28"/>
-        </w:rPr>
-        <w:t>Izvaddati</w:t>
-      </w:r>
-      <w:proofErr w:type="spellEnd"/>
-      <w:r>
-        <w:rPr>
-          <w:sz w:val="24"/>
-          <w:szCs w:val="28"/>
-        </w:rPr>
-        <w:t>:</w:t>
+      <w:r>
+        <w:rPr>
+          <w:sz w:val="24"/>
+          <w:szCs w:val="28"/>
+        </w:rPr>
+        <w:t>Izvaddati:</w:t>
       </w:r>
       <w:r>
         <w:rPr>
@@ -13319,12 +13226,30 @@
           <w:color w:val="000000" w:themeColor="text1"/>
         </w:rPr>
       </w:pPr>
-      <w:bookmarkStart w:id="19" w:name="_Toc199675415"/>
+      <w:bookmarkStart w:id="19" w:name="_Toc200107100"/>
       <w:r>
         <w:rPr>
           <w:color w:val="000000" w:themeColor="text1"/>
         </w:rPr>
-        <w:t>Automātiska vakances ieteikumi</w:t>
+        <w:t xml:space="preserve">Jaunas </w:t>
+      </w:r>
+      <w:r>
+        <w:rPr>
+          <w:color w:val="000000" w:themeColor="text1"/>
+        </w:rPr>
+        <w:t xml:space="preserve">vakances </w:t>
+      </w:r>
+      <w:r>
+        <w:rPr>
+          <w:color w:val="000000" w:themeColor="text1"/>
+        </w:rPr>
+        <w:t>paziņojum</w:t>
+      </w:r>
+      <w:r>
+        <w:rPr>
+          <w:color w:val="000000" w:themeColor="text1"/>
+        </w:rPr>
+        <w:t>s</w:t>
       </w:r>
       <w:bookmarkEnd w:id="19"/>
       <w:r>
@@ -13369,14 +13294,42 @@
           <w:sz w:val="24"/>
           <w:szCs w:val="28"/>
         </w:rPr>
-        <w:t xml:space="preserve"> lietotājiem personalizētus vakances ieteikumus, balstoties uz viņu profilu</w:t>
-      </w:r>
-      <w:r>
-        <w:rPr>
-          <w:sz w:val="24"/>
-          <w:szCs w:val="28"/>
-        </w:rPr>
-        <w:t>.</w:t>
+        <w:t xml:space="preserve"> lietotājiem </w:t>
+      </w:r>
+      <w:r>
+        <w:rPr>
+          <w:sz w:val="24"/>
+          <w:szCs w:val="28"/>
+        </w:rPr>
+        <w:t xml:space="preserve">saņemt </w:t>
+      </w:r>
+      <w:r>
+        <w:rPr>
+          <w:sz w:val="24"/>
+          <w:szCs w:val="28"/>
+        </w:rPr>
+        <w:t>p</w:t>
+      </w:r>
+      <w:r>
+        <w:rPr>
+          <w:sz w:val="24"/>
+          <w:szCs w:val="28"/>
+        </w:rPr>
+        <w:t xml:space="preserve">aziņojumus par jaunām izveidotām </w:t>
+      </w:r>
+      <w:r>
+        <w:rPr>
+          <w:sz w:val="24"/>
+          <w:szCs w:val="28"/>
+        </w:rPr>
+        <w:t>vakanc</w:t>
+      </w:r>
+      <w:r>
+        <w:rPr>
+          <w:sz w:val="24"/>
+          <w:szCs w:val="28"/>
+        </w:rPr>
+        <w:t>ēm.</w:t>
       </w:r>
     </w:p>
     <w:p>
@@ -13421,7 +13374,7 @@
           <w:sz w:val="24"/>
           <w:szCs w:val="28"/>
         </w:rPr>
-        <w:t>lietotāja profilu un piedāvā atbilstošas vakances</w:t>
+        <w:t>jaunās izveidotās vakances un aizsūta to kā paziņojumu lietotājiem</w:t>
       </w:r>
       <w:r>
         <w:rPr>
@@ -13440,21 +13393,12 @@
           <w:szCs w:val="28"/>
         </w:rPr>
       </w:pPr>
-      <w:proofErr w:type="spellStart"/>
-      <w:r>
-        <w:rPr>
-          <w:sz w:val="24"/>
-          <w:szCs w:val="28"/>
-        </w:rPr>
-        <w:t>Izvaddati</w:t>
-      </w:r>
-      <w:proofErr w:type="spellEnd"/>
-      <w:r>
-        <w:rPr>
-          <w:sz w:val="24"/>
-          <w:szCs w:val="28"/>
-        </w:rPr>
-        <w:t>:</w:t>
+      <w:r>
+        <w:rPr>
+          <w:sz w:val="24"/>
+          <w:szCs w:val="28"/>
+        </w:rPr>
+        <w:t>Izvaddati:</w:t>
       </w:r>
       <w:r>
         <w:rPr>
@@ -13469,7 +13413,21 @@
           <w:sz w:val="24"/>
           <w:szCs w:val="28"/>
         </w:rPr>
-        <w:t xml:space="preserve"> Personīgs vakances ieteikumu saraksts.</w:t>
+        <w:t xml:space="preserve"> Personīgs </w:t>
+      </w:r>
+      <w:r>
+        <w:rPr>
+          <w:sz w:val="24"/>
+          <w:szCs w:val="28"/>
+        </w:rPr>
+        <w:t>paziņojums lietotājam</w:t>
+      </w:r>
+      <w:r>
+        <w:rPr>
+          <w:sz w:val="24"/>
+          <w:szCs w:val="28"/>
+        </w:rPr>
+        <w:t>.</w:t>
       </w:r>
       <w:r>
         <w:rPr>
@@ -13492,7 +13450,7 @@
           <w:color w:val="000000" w:themeColor="text1"/>
         </w:rPr>
       </w:pPr>
-      <w:bookmarkStart w:id="20" w:name="_Toc199675416"/>
+      <w:bookmarkStart w:id="20" w:name="_Toc200107101"/>
       <w:r>
         <w:rPr>
           <w:color w:val="000000" w:themeColor="text1"/>
@@ -13876,21 +13834,12 @@
           <w:szCs w:val="28"/>
         </w:rPr>
       </w:pPr>
-      <w:proofErr w:type="spellStart"/>
-      <w:r>
-        <w:rPr>
-          <w:sz w:val="24"/>
-          <w:szCs w:val="28"/>
-        </w:rPr>
-        <w:t>Izvaddati</w:t>
-      </w:r>
-      <w:proofErr w:type="spellEnd"/>
-      <w:r>
-        <w:rPr>
-          <w:sz w:val="24"/>
-          <w:szCs w:val="28"/>
-        </w:rPr>
-        <w:t>:</w:t>
+      <w:r>
+        <w:rPr>
+          <w:sz w:val="24"/>
+          <w:szCs w:val="28"/>
+        </w:rPr>
+        <w:t>Izvaddati:</w:t>
       </w:r>
       <w:r>
         <w:rPr>
@@ -13960,7 +13909,7 @@
           <w:color w:val="000000" w:themeColor="text1"/>
         </w:rPr>
       </w:pPr>
-      <w:bookmarkStart w:id="21" w:name="_Toc199675417"/>
+      <w:bookmarkStart w:id="21" w:name="_Toc200107102"/>
       <w:r>
         <w:rPr>
           <w:color w:val="000000" w:themeColor="text1"/>
@@ -14004,7 +13953,21 @@
           <w:sz w:val="24"/>
           <w:szCs w:val="28"/>
         </w:rPr>
-        <w:t xml:space="preserve"> paziņojumus par jaunām vakancēm un citiem svarīgiem notikumiem</w:t>
+        <w:t xml:space="preserve"> paziņojumus par vakancēm</w:t>
+      </w:r>
+      <w:r>
+        <w:rPr>
+          <w:sz w:val="24"/>
+          <w:szCs w:val="28"/>
+        </w:rPr>
+        <w:t>, kurām ir pieteicies</w:t>
+      </w:r>
+      <w:r>
+        <w:rPr>
+          <w:sz w:val="24"/>
+          <w:szCs w:val="28"/>
+        </w:rPr>
+        <w:t xml:space="preserve"> un citiem svarīgiem notikumiem</w:t>
       </w:r>
       <w:r>
         <w:rPr>
@@ -14049,23 +14012,14 @@
           <w:sz w:val="24"/>
           <w:szCs w:val="28"/>
         </w:rPr>
-        <w:t xml:space="preserve"> automātiski </w:t>
-      </w:r>
-      <w:proofErr w:type="spellStart"/>
-      <w:r>
-        <w:rPr>
-          <w:sz w:val="24"/>
-          <w:szCs w:val="28"/>
-        </w:rPr>
-        <w:t>nosūta</w:t>
-      </w:r>
-      <w:proofErr w:type="spellEnd"/>
-      <w:r>
-        <w:rPr>
-          <w:sz w:val="24"/>
-          <w:szCs w:val="28"/>
-        </w:rPr>
-        <w:t xml:space="preserve"> paziņojumus, balstoties uz lietotāja CV</w:t>
+        <w:t xml:space="preserve"> automātiski nosūta paziņojumu, </w:t>
+      </w:r>
+      <w:r>
+        <w:rPr>
+          <w:sz w:val="24"/>
+          <w:szCs w:val="28"/>
+        </w:rPr>
+        <w:t>kad ir veikta pieteikšanās pie vakances</w:t>
       </w:r>
       <w:r>
         <w:rPr>
@@ -14084,21 +14038,12 @@
           <w:szCs w:val="28"/>
         </w:rPr>
       </w:pPr>
-      <w:proofErr w:type="spellStart"/>
-      <w:r>
-        <w:rPr>
-          <w:sz w:val="24"/>
-          <w:szCs w:val="28"/>
-        </w:rPr>
-        <w:t>Izvaddati</w:t>
-      </w:r>
-      <w:proofErr w:type="spellEnd"/>
-      <w:r>
-        <w:rPr>
-          <w:sz w:val="24"/>
-          <w:szCs w:val="28"/>
-        </w:rPr>
-        <w:t>:</w:t>
+      <w:r>
+        <w:rPr>
+          <w:sz w:val="24"/>
+          <w:szCs w:val="28"/>
+        </w:rPr>
+        <w:t>Izvaddati:</w:t>
       </w:r>
       <w:r>
         <w:rPr>
@@ -14106,14 +14051,14 @@
           <w:szCs w:val="28"/>
         </w:rPr>
         <w:tab/>
-        <w:t xml:space="preserve">1) Saņemts paziņojums par notikumu vai </w:t>
-      </w:r>
-      <w:r>
-        <w:rPr>
-          <w:sz w:val="24"/>
-          <w:szCs w:val="28"/>
-        </w:rPr>
-        <w:t xml:space="preserve">jaunas </w:t>
+        <w:t>1) Saņemts paziņojums par notikumu vai</w:t>
+      </w:r>
+      <w:r>
+        <w:rPr>
+          <w:sz w:val="24"/>
+          <w:szCs w:val="28"/>
+        </w:rPr>
+        <w:t xml:space="preserve"> </w:t>
       </w:r>
       <w:r>
         <w:rPr>
@@ -14127,7 +14072,14 @@
           <w:sz w:val="24"/>
           <w:szCs w:val="28"/>
         </w:rPr>
-        <w:t>es pievienošanas</w:t>
+        <w:t>es pie</w:t>
+      </w:r>
+      <w:r>
+        <w:rPr>
+          <w:sz w:val="24"/>
+          <w:szCs w:val="28"/>
+        </w:rPr>
+        <w:t>teikšanos</w:t>
       </w:r>
       <w:r>
         <w:rPr>
@@ -14150,7 +14102,7 @@
           <w:color w:val="000000" w:themeColor="text1"/>
         </w:rPr>
       </w:pPr>
-      <w:bookmarkStart w:id="22" w:name="_Toc199675418"/>
+      <w:bookmarkStart w:id="22" w:name="_Toc200107103"/>
       <w:r>
         <w:rPr>
           <w:color w:val="000000" w:themeColor="text1"/>
@@ -14194,7 +14146,21 @@
           <w:sz w:val="24"/>
           <w:szCs w:val="28"/>
         </w:rPr>
-        <w:t xml:space="preserve"> lietotājiem iespēju pielāgot savus profila iestatījumus</w:t>
+        <w:t xml:space="preserve"> lietotājiem iespēju pielāgot savus </w:t>
+      </w:r>
+      <w:r>
+        <w:rPr>
+          <w:sz w:val="24"/>
+          <w:szCs w:val="28"/>
+        </w:rPr>
+        <w:t>paziņojuma</w:t>
+      </w:r>
+      <w:r>
+        <w:rPr>
+          <w:sz w:val="24"/>
+          <w:szCs w:val="28"/>
+        </w:rPr>
+        <w:t xml:space="preserve"> iestatījumus</w:t>
       </w:r>
       <w:r>
         <w:rPr>
@@ -14258,21 +14224,12 @@
           <w:szCs w:val="28"/>
         </w:rPr>
       </w:pPr>
-      <w:proofErr w:type="spellStart"/>
-      <w:r>
-        <w:rPr>
-          <w:sz w:val="24"/>
-          <w:szCs w:val="28"/>
-        </w:rPr>
-        <w:t>Izvaddati</w:t>
-      </w:r>
-      <w:proofErr w:type="spellEnd"/>
-      <w:r>
-        <w:rPr>
-          <w:sz w:val="24"/>
-          <w:szCs w:val="28"/>
-        </w:rPr>
-        <w:t>:</w:t>
+      <w:r>
+        <w:rPr>
+          <w:sz w:val="24"/>
+          <w:szCs w:val="28"/>
+        </w:rPr>
+        <w:t>Izvaddati:</w:t>
       </w:r>
       <w:r>
         <w:rPr>
@@ -14342,7 +14299,7 @@
           <w:color w:val="000000" w:themeColor="text1"/>
         </w:rPr>
       </w:pPr>
-      <w:bookmarkStart w:id="23" w:name="_Toc199675419"/>
+      <w:bookmarkStart w:id="23" w:name="_Toc200107104"/>
       <w:r>
         <w:rPr>
           <w:color w:val="000000" w:themeColor="text1"/>
@@ -14437,21 +14394,12 @@
           <w:szCs w:val="28"/>
         </w:rPr>
       </w:pPr>
-      <w:proofErr w:type="spellStart"/>
-      <w:r>
-        <w:rPr>
-          <w:sz w:val="24"/>
-          <w:szCs w:val="28"/>
-        </w:rPr>
-        <w:t>Izvaddati</w:t>
-      </w:r>
-      <w:proofErr w:type="spellEnd"/>
-      <w:r>
-        <w:rPr>
-          <w:sz w:val="24"/>
-          <w:szCs w:val="28"/>
-        </w:rPr>
-        <w:t>:</w:t>
+      <w:r>
+        <w:rPr>
+          <w:sz w:val="24"/>
+          <w:szCs w:val="28"/>
+        </w:rPr>
+        <w:t>Izvaddati:</w:t>
       </w:r>
       <w:r>
         <w:rPr>
@@ -14482,7 +14430,7 @@
           <w:color w:val="000000" w:themeColor="text1"/>
         </w:rPr>
       </w:pPr>
-      <w:bookmarkStart w:id="24" w:name="_Toc199675420"/>
+      <w:bookmarkStart w:id="24" w:name="_Toc200107105"/>
       <w:r>
         <w:rPr>
           <w:color w:val="000000" w:themeColor="text1"/>
@@ -14604,21 +14552,12 @@
           <w:szCs w:val="28"/>
         </w:rPr>
       </w:pPr>
-      <w:proofErr w:type="spellStart"/>
-      <w:r>
-        <w:rPr>
-          <w:sz w:val="24"/>
-          <w:szCs w:val="28"/>
-        </w:rPr>
-        <w:t>Izvaddati</w:t>
-      </w:r>
-      <w:proofErr w:type="spellEnd"/>
-      <w:r>
-        <w:rPr>
-          <w:sz w:val="24"/>
-          <w:szCs w:val="28"/>
-        </w:rPr>
-        <w:t>:</w:t>
+      <w:r>
+        <w:rPr>
+          <w:sz w:val="24"/>
+          <w:szCs w:val="28"/>
+        </w:rPr>
+        <w:t>Izvaddati:</w:t>
       </w:r>
       <w:r>
         <w:rPr>
@@ -14649,7 +14588,7 @@
           <w:color w:val="000000" w:themeColor="text1"/>
         </w:rPr>
       </w:pPr>
-      <w:bookmarkStart w:id="25" w:name="_Toc199675421"/>
+      <w:bookmarkStart w:id="25" w:name="_Toc200107106"/>
       <w:r>
         <w:rPr>
           <w:color w:val="000000" w:themeColor="text1"/>
@@ -14757,21 +14696,12 @@
           <w:szCs w:val="28"/>
         </w:rPr>
       </w:pPr>
-      <w:proofErr w:type="spellStart"/>
-      <w:r>
-        <w:rPr>
-          <w:sz w:val="24"/>
-          <w:szCs w:val="28"/>
-        </w:rPr>
-        <w:t>Izvaddati</w:t>
-      </w:r>
-      <w:proofErr w:type="spellEnd"/>
-      <w:r>
-        <w:rPr>
-          <w:sz w:val="24"/>
-          <w:szCs w:val="28"/>
-        </w:rPr>
-        <w:t>:</w:t>
+      <w:r>
+        <w:rPr>
+          <w:sz w:val="24"/>
+          <w:szCs w:val="28"/>
+        </w:rPr>
+        <w:t>Izvaddati:</w:t>
       </w:r>
       <w:r>
         <w:rPr>
@@ -14838,7 +14768,7 @@
         <w:spacing w:line="240" w:lineRule="auto"/>
         <w:ind w:left="340" w:right="0" w:hanging="340"/>
       </w:pPr>
-      <w:bookmarkStart w:id="26" w:name="_Toc199675422"/>
+      <w:bookmarkStart w:id="26" w:name="_Toc200107107"/>
       <w:r>
         <w:t>Sistēmas nefunkcionālās prasības</w:t>
       </w:r>
@@ -14905,23 +14835,7 @@
           <w:szCs w:val="28"/>
         </w:rPr>
         <w:tab/>
-        <w:t xml:space="preserve">Mājaslapas </w:t>
-      </w:r>
-      <w:proofErr w:type="spellStart"/>
-      <w:r>
-        <w:rPr>
-          <w:sz w:val="24"/>
-          <w:szCs w:val="28"/>
-        </w:rPr>
-        <w:t>ielādes</w:t>
-      </w:r>
-      <w:proofErr w:type="spellEnd"/>
-      <w:r>
-        <w:rPr>
-          <w:sz w:val="24"/>
-          <w:szCs w:val="28"/>
-        </w:rPr>
-        <w:t xml:space="preserve"> laikam jābūt mazākam par 2 sekundēm standarta lietošanas apstākļos.</w:t>
+        <w:t>Mājaslapas ielādes laikam jābūt mazākam par 2 sekundēm standarta lietošanas apstākļos.</w:t>
       </w:r>
     </w:p>
     <w:p>
@@ -15097,7 +15011,7 @@
         <w:spacing w:line="240" w:lineRule="auto"/>
         <w:ind w:left="340" w:right="0" w:hanging="340"/>
       </w:pPr>
-      <w:bookmarkStart w:id="27" w:name="_Toc199675423"/>
+      <w:bookmarkStart w:id="27" w:name="_Toc200107108"/>
       <w:r>
         <w:lastRenderedPageBreak/>
         <w:t>Gala lietotāja raksturiezīmes</w:t>
@@ -15150,7 +15064,7 @@
         <w:spacing w:after="240" w:line="240" w:lineRule="auto"/>
         <w:ind w:left="340" w:right="0" w:hanging="340"/>
       </w:pPr>
-      <w:bookmarkStart w:id="28" w:name="_Toc199675424"/>
+      <w:bookmarkStart w:id="28" w:name="_Toc200107109"/>
       <w:r>
         <w:lastRenderedPageBreak/>
         <w:t>Izstrādes līdzekļu, rīku apraksts un izvēles pamatojums</w:t>
@@ -15178,7 +15092,7 @@
         <w:spacing w:line="240" w:lineRule="auto"/>
         <w:ind w:left="340" w:right="0" w:hanging="340"/>
       </w:pPr>
-      <w:bookmarkStart w:id="29" w:name="_Toc199675425"/>
+      <w:bookmarkStart w:id="29" w:name="_Toc200107110"/>
       <w:r>
         <w:t>Izvēlēto risinājuma līdzekļu un valodu apraksts</w:t>
       </w:r>
@@ -15197,7 +15111,7 @@
           <w:color w:val="000000" w:themeColor="text1"/>
         </w:rPr>
       </w:pPr>
-      <w:bookmarkStart w:id="30" w:name="_Toc199675426"/>
+      <w:bookmarkStart w:id="30" w:name="_Toc200107111"/>
       <w:proofErr w:type="spellStart"/>
       <w:r>
         <w:rPr>
@@ -15300,7 +15214,7 @@
           <w:color w:val="000000" w:themeColor="text1"/>
         </w:rPr>
       </w:pPr>
-      <w:bookmarkStart w:id="31" w:name="_Toc199675427"/>
+      <w:bookmarkStart w:id="31" w:name="_Toc200107112"/>
       <w:r>
         <w:rPr>
           <w:color w:val="000000" w:themeColor="text1"/>
@@ -15397,7 +15311,7 @@
           <w:color w:val="000000" w:themeColor="text1"/>
         </w:rPr>
       </w:pPr>
-      <w:bookmarkStart w:id="32" w:name="_Toc199675428"/>
+      <w:bookmarkStart w:id="32" w:name="_Toc200107113"/>
       <w:r>
         <w:rPr>
           <w:color w:val="000000" w:themeColor="text1"/>
@@ -15500,7 +15414,7 @@
           <w:color w:val="000000" w:themeColor="text1"/>
         </w:rPr>
       </w:pPr>
-      <w:bookmarkStart w:id="33" w:name="_Toc199675429"/>
+      <w:bookmarkStart w:id="33" w:name="_Toc200107114"/>
       <w:proofErr w:type="spellStart"/>
       <w:r>
         <w:rPr>
@@ -15583,7 +15497,7 @@
           <w:color w:val="000000" w:themeColor="text1"/>
         </w:rPr>
       </w:pPr>
-      <w:bookmarkStart w:id="34" w:name="_Toc199675430"/>
+      <w:bookmarkStart w:id="34" w:name="_Toc200107115"/>
       <w:r>
         <w:rPr>
           <w:color w:val="000000" w:themeColor="text1"/>
@@ -15672,7 +15586,7 @@
           <w:color w:val="000000" w:themeColor="text1"/>
         </w:rPr>
       </w:pPr>
-      <w:bookmarkStart w:id="35" w:name="_Toc199675431"/>
+      <w:bookmarkStart w:id="35" w:name="_Toc200107116"/>
       <w:proofErr w:type="spellStart"/>
       <w:r>
         <w:rPr>
@@ -15740,7 +15654,7 @@
           <w:color w:val="000000" w:themeColor="text1"/>
         </w:rPr>
       </w:pPr>
-      <w:bookmarkStart w:id="36" w:name="_Toc199675432"/>
+      <w:bookmarkStart w:id="36" w:name="_Toc200107117"/>
       <w:proofErr w:type="spellStart"/>
       <w:r>
         <w:rPr>
@@ -15824,7 +15738,7 @@
           <w:color w:val="000000" w:themeColor="text1"/>
         </w:rPr>
       </w:pPr>
-      <w:bookmarkStart w:id="37" w:name="_Toc199675433"/>
+      <w:bookmarkStart w:id="37" w:name="_Toc200107118"/>
       <w:proofErr w:type="spellStart"/>
       <w:r>
         <w:rPr>
@@ -15915,7 +15829,7 @@
         <w:spacing w:line="240" w:lineRule="auto"/>
         <w:ind w:left="340" w:right="0" w:hanging="340"/>
       </w:pPr>
-      <w:bookmarkStart w:id="38" w:name="_Toc199675434"/>
+      <w:bookmarkStart w:id="38" w:name="_Toc200107119"/>
       <w:r>
         <w:t>Iespējamo risinājuma līdzekļu un valodu apraksts</w:t>
       </w:r>
@@ -15945,7 +15859,7 @@
           <w:color w:val="000000" w:themeColor="text1"/>
         </w:rPr>
       </w:pPr>
-      <w:bookmarkStart w:id="39" w:name="_Toc199675435"/>
+      <w:bookmarkStart w:id="39" w:name="_Toc200107120"/>
       <w:proofErr w:type="spellStart"/>
       <w:r>
         <w:rPr>
@@ -15985,7 +15899,7 @@
           <w:color w:val="000000" w:themeColor="text1"/>
         </w:rPr>
       </w:pPr>
-      <w:bookmarkStart w:id="40" w:name="_Toc199675436"/>
+      <w:bookmarkStart w:id="40" w:name="_Toc200107121"/>
       <w:r>
         <w:rPr>
           <w:color w:val="000000" w:themeColor="text1"/>
@@ -16043,7 +15957,7 @@
           <w:color w:val="000000" w:themeColor="text1"/>
         </w:rPr>
       </w:pPr>
-      <w:bookmarkStart w:id="41" w:name="_Toc199675437"/>
+      <w:bookmarkStart w:id="41" w:name="_Toc200107122"/>
       <w:r>
         <w:rPr>
           <w:color w:val="000000" w:themeColor="text1"/>
@@ -16100,7 +16014,7 @@
           <w:color w:val="000000" w:themeColor="text1"/>
         </w:rPr>
       </w:pPr>
-      <w:bookmarkStart w:id="42" w:name="_Toc199675438"/>
+      <w:bookmarkStart w:id="42" w:name="_Toc200107123"/>
       <w:r>
         <w:rPr>
           <w:color w:val="000000" w:themeColor="text1"/>
@@ -16141,7 +16055,7 @@
       <w:r>
         <w:br w:type="page"/>
       </w:r>
-      <w:bookmarkStart w:id="43" w:name="_Toc199675439"/>
+      <w:bookmarkStart w:id="43" w:name="_Toc200107124"/>
       <w:r>
         <w:lastRenderedPageBreak/>
         <w:t>Sistēmas modelēšana un projektēšana</w:t>
@@ -16158,7 +16072,7 @@
         <w:spacing w:line="240" w:lineRule="auto"/>
         <w:ind w:left="340" w:right="0" w:hanging="340"/>
       </w:pPr>
-      <w:bookmarkStart w:id="44" w:name="_Toc199675440"/>
+      <w:bookmarkStart w:id="44" w:name="_Toc200107125"/>
       <w:r>
         <w:t>Sistēmas struktūras modelis</w:t>
       </w:r>
@@ -16194,7 +16108,7 @@
           <w:color w:val="000000" w:themeColor="text1"/>
         </w:rPr>
       </w:pPr>
-      <w:bookmarkStart w:id="45" w:name="_Toc199675441"/>
+      <w:bookmarkStart w:id="45" w:name="_Toc200107126"/>
       <w:r>
         <w:rPr>
           <w:color w:val="000000" w:themeColor="text1"/>
@@ -16218,9 +16132,9 @@
           <w:noProof/>
         </w:rPr>
         <w:drawing>
-          <wp:inline distT="0" distB="0" distL="0" distR="0" wp14:anchorId="079F0CCD" wp14:editId="050D6E92">
-            <wp:extent cx="5026755" cy="5863472"/>
-            <wp:effectExtent l="0" t="0" r="2540" b="4445"/>
+          <wp:inline distT="0" distB="0" distL="0" distR="0" wp14:anchorId="079F0CCD" wp14:editId="2C5B19DE">
+            <wp:extent cx="4647414" cy="5420988"/>
+            <wp:effectExtent l="0" t="0" r="1270" b="8890"/>
             <wp:docPr id="1680332253" name="Attēls 6" descr="Attēls, kurā ir teksts, ekrānuzņēmums, paralēls, diagramma&#10;&#10;Mākslīgā intelekta ģenerētais saturs var būt nepareizs."/>
             <wp:cNvGraphicFramePr>
               <a:graphicFrameLocks xmlns:a="http://schemas.openxmlformats.org/drawingml/2006/main" noChangeAspect="1"/>
@@ -16247,7 +16161,7 @@
                   <pic:spPr>
                     <a:xfrm>
                       <a:off x="0" y="0"/>
-                      <a:ext cx="5053683" cy="5894883"/>
+                      <a:ext cx="4651031" cy="5425206"/>
                     </a:xfrm>
                     <a:prstGeom prst="rect">
                       <a:avLst/>
@@ -16267,6 +16181,29 @@
     </w:p>
     <w:p>
       <w:pPr>
+        <w:pStyle w:val="Sarakstarindkopa"/>
+        <w:spacing w:after="0" w:line="360" w:lineRule="auto"/>
+        <w:ind w:left="454" w:right="0" w:firstLine="0"/>
+        <w:jc w:val="center"/>
+        <w:rPr>
+          <w:b/>
+          <w:bCs/>
+          <w:sz w:val="20"/>
+          <w:szCs w:val="22"/>
+        </w:rPr>
+      </w:pPr>
+      <w:r>
+        <w:rPr>
+          <w:b/>
+          <w:bCs/>
+          <w:sz w:val="20"/>
+          <w:szCs w:val="22"/>
+        </w:rPr>
+        <w:t>1.attēls. Komponentu diagramma</w:t>
+      </w:r>
+    </w:p>
+    <w:p>
+      <w:pPr>
         <w:pStyle w:val="Paraststmeklis"/>
         <w:spacing w:before="0" w:beforeAutospacing="0" w:after="0" w:afterAutospacing="0" w:line="360" w:lineRule="auto"/>
         <w:ind w:firstLine="851"/>
@@ -16289,7 +16226,7 @@
           <w:color w:val="000000" w:themeColor="text1"/>
         </w:rPr>
       </w:pPr>
-      <w:bookmarkStart w:id="46" w:name="_Toc199675442"/>
+      <w:bookmarkStart w:id="46" w:name="_Toc200107127"/>
       <w:r>
         <w:rPr>
           <w:color w:val="000000" w:themeColor="text1"/>
@@ -16347,7 +16284,32 @@
         </w:drawing>
       </w:r>
     </w:p>
-    <w:p/>
+    <w:p>
+      <w:pPr>
+        <w:pStyle w:val="Sarakstarindkopa"/>
+        <w:spacing w:after="0" w:line="360" w:lineRule="auto"/>
+        <w:ind w:left="454" w:right="0" w:firstLine="0"/>
+        <w:jc w:val="center"/>
+      </w:pPr>
+      <w:r>
+        <w:rPr>
+          <w:b/>
+          <w:bCs/>
+          <w:sz w:val="20"/>
+          <w:szCs w:val="22"/>
+        </w:rPr>
+        <w:t>2.</w:t>
+      </w:r>
+      <w:r>
+        <w:rPr>
+          <w:b/>
+          <w:bCs/>
+          <w:sz w:val="20"/>
+          <w:szCs w:val="22"/>
+        </w:rPr>
+        <w:t>attēls. Klašu diagramma</w:t>
+      </w:r>
+    </w:p>
     <w:p>
       <w:pPr>
         <w:pStyle w:val="Paraststmeklis"/>
@@ -16378,7 +16340,7 @@
         <w:spacing w:line="240" w:lineRule="auto"/>
         <w:ind w:left="340" w:right="0" w:hanging="340"/>
       </w:pPr>
-      <w:bookmarkStart w:id="47" w:name="_Toc199675443"/>
+      <w:bookmarkStart w:id="47" w:name="_Toc200107128"/>
       <w:r>
         <w:lastRenderedPageBreak/>
         <w:t>Funkcionālais un dinamiskais sistēmas modelis</w:t>
@@ -16398,12 +16360,20 @@
           <w:color w:val="000000" w:themeColor="text1"/>
         </w:rPr>
       </w:pPr>
-      <w:bookmarkStart w:id="48" w:name="_Toc199675444"/>
+      <w:bookmarkStart w:id="48" w:name="_Toc200107129"/>
+      <w:proofErr w:type="spellStart"/>
       <w:r>
         <w:rPr>
           <w:color w:val="000000" w:themeColor="text1"/>
         </w:rPr>
-        <w:t>Lietojumgadījumu diagramma</w:t>
+        <w:t>Lietojumgadījumu</w:t>
+      </w:r>
+      <w:proofErr w:type="spellEnd"/>
+      <w:r>
+        <w:rPr>
+          <w:color w:val="000000" w:themeColor="text1"/>
+        </w:rPr>
+        <w:t xml:space="preserve"> diagramma</w:t>
       </w:r>
       <w:bookmarkEnd w:id="48"/>
     </w:p>
@@ -16454,8 +16424,48 @@
           </wp:inline>
         </w:drawing>
       </w:r>
-      <w:r>
-        <w:tab/>
+    </w:p>
+    <w:p>
+      <w:pPr>
+        <w:pStyle w:val="Sarakstarindkopa"/>
+        <w:spacing w:after="0" w:line="360" w:lineRule="auto"/>
+        <w:ind w:left="454" w:right="0" w:firstLine="0"/>
+        <w:jc w:val="center"/>
+        <w:rPr>
+          <w:b/>
+          <w:bCs/>
+          <w:sz w:val="20"/>
+          <w:szCs w:val="22"/>
+        </w:rPr>
+      </w:pPr>
+      <w:r>
+        <w:rPr>
+          <w:b/>
+          <w:bCs/>
+          <w:sz w:val="20"/>
+          <w:szCs w:val="22"/>
+        </w:rPr>
+        <w:t xml:space="preserve">3.attēls. </w:t>
+      </w:r>
+      <w:proofErr w:type="spellStart"/>
+      <w:r>
+        <w:rPr>
+          <w:b/>
+          <w:bCs/>
+          <w:sz w:val="20"/>
+          <w:szCs w:val="22"/>
+        </w:rPr>
+        <w:t>Lietojumgadījumu</w:t>
+      </w:r>
+      <w:proofErr w:type="spellEnd"/>
+      <w:r>
+        <w:rPr>
+          <w:b/>
+          <w:bCs/>
+          <w:sz w:val="20"/>
+          <w:szCs w:val="22"/>
+        </w:rPr>
+        <w:t xml:space="preserve"> diagramma</w:t>
       </w:r>
     </w:p>
     <w:p>
@@ -16485,7 +16495,7 @@
           <w:color w:val="000000" w:themeColor="text1"/>
         </w:rPr>
       </w:pPr>
-      <w:bookmarkStart w:id="49" w:name="_Toc199675445"/>
+      <w:bookmarkStart w:id="49" w:name="_Toc200107130"/>
       <w:r>
         <w:rPr>
           <w:color w:val="000000" w:themeColor="text1"/>
@@ -16504,9 +16514,9 @@
           <w:noProof/>
         </w:rPr>
         <w:drawing>
-          <wp:inline distT="0" distB="0" distL="0" distR="0" wp14:anchorId="3C62D1EE" wp14:editId="108BC5EA">
+          <wp:inline distT="0" distB="0" distL="0" distR="0" wp14:anchorId="3C62D1EE" wp14:editId="49E62AF8">
             <wp:extent cx="5511993" cy="7663992"/>
-            <wp:effectExtent l="0" t="0" r="0" b="0"/>
+            <wp:effectExtent l="0" t="0" r="8255" b="0"/>
             <wp:docPr id="1555723945" name="Attēls 7" descr="Attēls, kurā ir teksts, ekrānuzņēmums, diagramma, paralēls&#10;&#10;Mākslīgā intelekta ģenerētais saturs var būt nepareizs."/>
             <wp:cNvGraphicFramePr>
               <a:graphicFrameLocks xmlns:a="http://schemas.openxmlformats.org/drawingml/2006/main" noChangeAspect="1"/>
@@ -16533,7 +16543,7 @@
                   <pic:spPr>
                     <a:xfrm>
                       <a:off x="0" y="0"/>
-                      <a:ext cx="5517861" cy="7672151"/>
+                      <a:ext cx="5511993" cy="7663992"/>
                     </a:xfrm>
                     <a:prstGeom prst="rect">
                       <a:avLst/>
@@ -16548,6 +16558,29 @@
     </w:p>
     <w:p>
       <w:pPr>
+        <w:pStyle w:val="Sarakstarindkopa"/>
+        <w:spacing w:after="0" w:line="360" w:lineRule="auto"/>
+        <w:ind w:left="454" w:right="0" w:firstLine="0"/>
+        <w:jc w:val="center"/>
+        <w:rPr>
+          <w:b/>
+          <w:bCs/>
+          <w:sz w:val="20"/>
+          <w:szCs w:val="22"/>
+        </w:rPr>
+      </w:pPr>
+      <w:r>
+        <w:rPr>
+          <w:b/>
+          <w:bCs/>
+          <w:sz w:val="20"/>
+          <w:szCs w:val="22"/>
+        </w:rPr>
+        <w:t>4.attēls. Aktivitāšu diagramma</w:t>
+      </w:r>
+    </w:p>
+    <w:p>
+      <w:pPr>
         <w:pStyle w:val="Paraststmeklis"/>
         <w:spacing w:before="0" w:beforeAutospacing="0" w:after="0" w:afterAutospacing="0" w:line="360" w:lineRule="auto"/>
         <w:ind w:firstLine="851"/>
@@ -16578,32 +16611,23 @@
           <w:color w:val="000000" w:themeColor="text1"/>
         </w:rPr>
       </w:pPr>
-      <w:bookmarkStart w:id="50" w:name="_Toc199675446"/>
+      <w:bookmarkStart w:id="50" w:name="_Toc200107131"/>
       <w:r>
         <w:rPr>
           <w:noProof/>
         </w:rPr>
-        <w:lastRenderedPageBreak/>
         <w:drawing>
-          <wp:anchor distT="0" distB="0" distL="114300" distR="114300" simplePos="0" relativeHeight="251658240" behindDoc="1" locked="0" layoutInCell="1" allowOverlap="1" wp14:anchorId="58E7CF9A" wp14:editId="4F6CB336">
+          <wp:anchor distT="0" distB="0" distL="114300" distR="114300" simplePos="0" relativeHeight="251658240" behindDoc="1" locked="0" layoutInCell="1" allowOverlap="1" wp14:anchorId="58E7CF9A" wp14:editId="7F457370">
             <wp:simplePos x="0" y="0"/>
-            <wp:positionH relativeFrom="margin">
+            <wp:positionH relativeFrom="page">
               <wp:align>center</wp:align>
             </wp:positionH>
             <wp:positionV relativeFrom="paragraph">
-              <wp:posOffset>335280</wp:posOffset>
+              <wp:posOffset>306999</wp:posOffset>
             </wp:positionV>
-            <wp:extent cx="5543550" cy="7820025"/>
-            <wp:effectExtent l="0" t="0" r="0" b="9525"/>
-            <wp:wrapTight wrapText="bothSides">
-              <wp:wrapPolygon edited="0">
-                <wp:start x="0" y="0"/>
-                <wp:lineTo x="0" y="21574"/>
-                <wp:lineTo x="21526" y="21574"/>
-                <wp:lineTo x="21526" y="0"/>
-                <wp:lineTo x="0" y="0"/>
-              </wp:wrapPolygon>
-            </wp:wrapTight>
+            <wp:extent cx="4998085" cy="7051040"/>
+            <wp:effectExtent l="0" t="0" r="0" b="0"/>
+            <wp:wrapTopAndBottom/>
             <wp:docPr id="202201877" name="Attēls 3" descr="Attēls, kurā ir teksts, ekrānuzņēmums, diagramma, rinda&#10;&#10;Mākslīgā intelekta ģenerētais saturs var būt nepareizs."/>
             <wp:cNvGraphicFramePr>
               <a:graphicFrameLocks xmlns:a="http://schemas.openxmlformats.org/drawingml/2006/main" noChangeAspect="1"/>
@@ -16630,7 +16654,7 @@
                   <pic:spPr>
                     <a:xfrm>
                       <a:off x="0" y="0"/>
-                      <a:ext cx="5543550" cy="7820025"/>
+                      <a:ext cx="4998085" cy="7051040"/>
                     </a:xfrm>
                     <a:prstGeom prst="rect">
                       <a:avLst/>
@@ -16659,6 +16683,29 @@
     <w:p/>
     <w:p>
       <w:pPr>
+        <w:pStyle w:val="Sarakstarindkopa"/>
+        <w:spacing w:after="0" w:line="360" w:lineRule="auto"/>
+        <w:ind w:left="454" w:right="0" w:firstLine="0"/>
+        <w:jc w:val="center"/>
+        <w:rPr>
+          <w:b/>
+          <w:bCs/>
+          <w:sz w:val="20"/>
+          <w:szCs w:val="22"/>
+        </w:rPr>
+      </w:pPr>
+      <w:r>
+        <w:rPr>
+          <w:b/>
+          <w:bCs/>
+          <w:sz w:val="20"/>
+          <w:szCs w:val="22"/>
+        </w:rPr>
+        <w:t>5.attēls. Stāvokļu diagramma</w:t>
+      </w:r>
+    </w:p>
+    <w:p>
+      <w:pPr>
         <w:pStyle w:val="Paraststmeklis"/>
         <w:spacing w:before="0" w:beforeAutospacing="0" w:after="0" w:afterAutospacing="0" w:line="360" w:lineRule="auto"/>
         <w:ind w:firstLine="851"/>
@@ -16688,7 +16735,7 @@
         <w:spacing w:line="240" w:lineRule="auto"/>
         <w:ind w:left="340" w:right="0" w:hanging="340"/>
       </w:pPr>
-      <w:bookmarkStart w:id="51" w:name="_Toc199675447"/>
+      <w:bookmarkStart w:id="51" w:name="_Toc200107132"/>
       <w:r>
         <w:lastRenderedPageBreak/>
         <w:t>Datu struktūru apraksts</w:t>
@@ -16772,8 +16819,13 @@
         <w:spacing w:before="0" w:beforeAutospacing="0" w:after="0" w:afterAutospacing="0" w:line="360" w:lineRule="auto"/>
         <w:jc w:val="both"/>
       </w:pPr>
-      <w:r>
-        <w:t>Lietojumgadījumu diagramma</w:t>
+      <w:proofErr w:type="spellStart"/>
+      <w:r>
+        <w:t>Lietojumgadījumu</w:t>
+      </w:r>
+      <w:proofErr w:type="spellEnd"/>
+      <w:r>
+        <w:t xml:space="preserve"> diagramma</w:t>
       </w:r>
     </w:p>
     <w:p>
@@ -16783,8 +16835,13 @@
         <w:ind w:left="851" w:firstLine="851"/>
         <w:jc w:val="both"/>
       </w:pPr>
-      <w:r>
-        <w:t>Lietojumgadījumu diagramma atspoguļo galvenos lietotāja darbības scenārijus un to mijiedarbību ar sistēmu. Datu struktūras šajā gadījumā tiek saistītas ar specifiskām funkcionalitātēm, piemēram, meklēšanas funkcijām, pieteikšanās procesiem</w:t>
+      <w:proofErr w:type="spellStart"/>
+      <w:r>
+        <w:t>Lietojumgadījumu</w:t>
+      </w:r>
+      <w:proofErr w:type="spellEnd"/>
+      <w:r>
+        <w:t xml:space="preserve"> diagramma atspoguļo galvenos lietotāja darbības scenārijus un to mijiedarbību ar sistēmu. Datu struktūras šajā gadījumā tiek saistītas ar specifiskām funkcionalitātēm, piemēram, meklēšanas funkcijām, pieteikšanās procesiem</w:t>
       </w:r>
       <w:r>
         <w:t xml:space="preserve"> un </w:t>
@@ -16894,7 +16951,7 @@
         </w:rPr>
         <w:br w:type="page"/>
       </w:r>
-      <w:bookmarkStart w:id="52" w:name="_Toc199675448"/>
+      <w:bookmarkStart w:id="52" w:name="_Toc200107133"/>
       <w:r>
         <w:lastRenderedPageBreak/>
         <w:t>Lietotāju ceļvedis</w:t>
@@ -16911,13 +16968,13 @@
         <w:spacing w:line="240" w:lineRule="auto"/>
         <w:ind w:left="340" w:right="0" w:hanging="340"/>
       </w:pPr>
-      <w:bookmarkStart w:id="53" w:name="_Toc199675449"/>
+      <w:bookmarkStart w:id="53" w:name="_Toc200107134"/>
       <w:r>
         <w:rPr>
           <w:noProof/>
         </w:rPr>
         <w:drawing>
-          <wp:anchor distT="0" distB="0" distL="114300" distR="114300" simplePos="0" relativeHeight="251659264" behindDoc="0" locked="0" layoutInCell="1" allowOverlap="1" wp14:anchorId="3091CA2E" wp14:editId="62E18E90">
+          <wp:anchor distT="0" distB="0" distL="114300" distR="114300" simplePos="0" relativeHeight="251659264" behindDoc="0" locked="0" layoutInCell="1" allowOverlap="1" wp14:anchorId="3091CA2E" wp14:editId="54D33004">
             <wp:simplePos x="0" y="0"/>
             <wp:positionH relativeFrom="column">
               <wp:posOffset>1270</wp:posOffset>
@@ -16977,7 +17034,7 @@
           <w:noProof/>
         </w:rPr>
         <w:drawing>
-          <wp:anchor distT="0" distB="0" distL="114300" distR="114300" simplePos="0" relativeHeight="251660288" behindDoc="0" locked="0" layoutInCell="1" allowOverlap="1" wp14:anchorId="1BC96C9E" wp14:editId="38DCFA14">
+          <wp:anchor distT="0" distB="0" distL="114300" distR="114300" simplePos="0" relativeHeight="251660288" behindDoc="0" locked="0" layoutInCell="1" allowOverlap="1" wp14:anchorId="1BC96C9E" wp14:editId="4D7B3706">
             <wp:simplePos x="0" y="0"/>
             <wp:positionH relativeFrom="column">
               <wp:posOffset>1270</wp:posOffset>
@@ -17023,6 +17080,12 @@
                 </pic:pic>
               </a:graphicData>
             </a:graphic>
+            <wp14:sizeRelH relativeFrom="margin">
+              <wp14:pctWidth>0</wp14:pctWidth>
+            </wp14:sizeRelH>
+            <wp14:sizeRelV relativeFrom="margin">
+              <wp14:pctHeight>0</wp14:pctHeight>
+            </wp14:sizeRelV>
           </wp:anchor>
         </w:drawing>
       </w:r>
@@ -17039,7 +17102,7 @@
           <w:numId w:val="37"/>
         </w:numPr>
         <w:spacing w:after="0" w:line="360" w:lineRule="auto"/>
-        <w:ind w:left="454" w:right="0" w:firstLine="0"/>
+        <w:ind w:right="0"/>
         <w:jc w:val="center"/>
         <w:rPr>
           <w:b/>
@@ -17157,7 +17220,7 @@
           <w:szCs w:val="22"/>
         </w:rPr>
         <w:drawing>
-          <wp:anchor distT="0" distB="0" distL="114300" distR="114300" simplePos="0" relativeHeight="251662336" behindDoc="0" locked="0" layoutInCell="1" allowOverlap="1" wp14:anchorId="1BBA1307" wp14:editId="6257F1BB">
+          <wp:anchor distT="0" distB="0" distL="114300" distR="114300" simplePos="0" relativeHeight="251662336" behindDoc="0" locked="0" layoutInCell="1" allowOverlap="1" wp14:anchorId="1BBA1307" wp14:editId="1B317E9E">
             <wp:simplePos x="0" y="0"/>
             <wp:positionH relativeFrom="column">
               <wp:posOffset>0</wp:posOffset>
@@ -17693,6 +17756,9 @@
         <w:jc w:val="center"/>
       </w:pPr>
       <w:r>
+        <w:rPr>
+          <w:noProof/>
+        </w:rPr>
         <w:lastRenderedPageBreak/>
         <w:drawing>
           <wp:inline distT="0" distB="0" distL="0" distR="0" wp14:anchorId="39818A4F" wp14:editId="214DDCB3">
@@ -17897,7 +17963,27 @@
           <w:sz w:val="20"/>
           <w:szCs w:val="22"/>
         </w:rPr>
-        <w:t>attēls. Lietotāja dropdown iespējas</w:t>
+        <w:t xml:space="preserve">attēls. Lietotāja </w:t>
+      </w:r>
+      <w:proofErr w:type="spellStart"/>
+      <w:r>
+        <w:rPr>
+          <w:b/>
+          <w:bCs/>
+          <w:sz w:val="20"/>
+          <w:szCs w:val="22"/>
+        </w:rPr>
+        <w:t>dropdown</w:t>
+      </w:r>
+      <w:proofErr w:type="spellEnd"/>
+      <w:r>
+        <w:rPr>
+          <w:b/>
+          <w:bCs/>
+          <w:sz w:val="20"/>
+          <w:szCs w:val="22"/>
+        </w:rPr>
+        <w:t xml:space="preserve"> iespējas</w:t>
       </w:r>
     </w:p>
     <w:p>
@@ -18015,6 +18101,9 @@
         <w:spacing w:before="0" w:beforeAutospacing="0" w:after="0" w:afterAutospacing="0" w:line="360" w:lineRule="auto"/>
       </w:pPr>
       <w:r>
+        <w:rPr>
+          <w:noProof/>
+        </w:rPr>
         <w:drawing>
           <wp:inline distT="0" distB="0" distL="0" distR="0" wp14:anchorId="6380FAB6" wp14:editId="7F29C85D">
             <wp:extent cx="5939790" cy="841375"/>
@@ -18123,6 +18212,9 @@
         <w:jc w:val="center"/>
       </w:pPr>
       <w:r>
+        <w:rPr>
+          <w:noProof/>
+        </w:rPr>
         <w:drawing>
           <wp:inline distT="0" distB="0" distL="0" distR="0" wp14:anchorId="5AFF3A74" wp14:editId="73071C33">
             <wp:extent cx="5372850" cy="866896"/>
@@ -18504,7 +18596,7 @@
         <w:spacing w:line="240" w:lineRule="auto"/>
         <w:ind w:left="340" w:right="0" w:hanging="340"/>
       </w:pPr>
-      <w:bookmarkStart w:id="54" w:name="_Toc199675450"/>
+      <w:bookmarkStart w:id="54" w:name="_Toc200107135"/>
       <w:r>
         <w:lastRenderedPageBreak/>
         <w:t>Profils</w:t>
@@ -18919,7 +19011,7 @@
         <w:spacing w:line="240" w:lineRule="auto"/>
         <w:ind w:left="340" w:right="0" w:hanging="340"/>
       </w:pPr>
-      <w:bookmarkStart w:id="55" w:name="_Toc199675451"/>
+      <w:bookmarkStart w:id="55" w:name="_Toc200107136"/>
       <w:r>
         <w:lastRenderedPageBreak/>
         <w:t>CV</w:t>
@@ -19409,7 +19501,7 @@
         <w:spacing w:line="240" w:lineRule="auto"/>
         <w:ind w:left="340" w:right="0" w:hanging="340"/>
       </w:pPr>
-      <w:bookmarkStart w:id="56" w:name="_Toc199675452"/>
+      <w:bookmarkStart w:id="56" w:name="_Toc200107137"/>
       <w:r>
         <w:t>Vakances izveidošana</w:t>
       </w:r>
@@ -19714,6 +19806,9 @@
         <w:jc w:val="center"/>
       </w:pPr>
       <w:r>
+        <w:rPr>
+          <w:noProof/>
+        </w:rPr>
         <w:lastRenderedPageBreak/>
         <w:drawing>
           <wp:inline distT="0" distB="0" distL="0" distR="0" wp14:anchorId="21AC06E5" wp14:editId="22B7DBE5">
@@ -19902,6 +19997,9 @@
         <w:jc w:val="center"/>
       </w:pPr>
       <w:r>
+        <w:rPr>
+          <w:noProof/>
+        </w:rPr>
         <w:lastRenderedPageBreak/>
         <w:drawing>
           <wp:inline distT="0" distB="0" distL="0" distR="0" wp14:anchorId="66B2C448" wp14:editId="50D1235D">
@@ -19997,7 +20095,7 @@
         <w:spacing w:line="240" w:lineRule="auto"/>
         <w:ind w:left="340" w:right="0" w:hanging="340"/>
       </w:pPr>
-      <w:bookmarkStart w:id="57" w:name="_Toc199675453"/>
+      <w:bookmarkStart w:id="57" w:name="_Toc200107138"/>
       <w:r>
         <w:t>Paziņojumi</w:t>
       </w:r>
@@ -20234,6 +20332,9 @@
         <w:jc w:val="center"/>
       </w:pPr>
       <w:r>
+        <w:rPr>
+          <w:noProof/>
+        </w:rPr>
         <w:drawing>
           <wp:inline distT="0" distB="0" distL="0" distR="0" wp14:anchorId="3361D8E3" wp14:editId="15A30FC4">
             <wp:extent cx="5939790" cy="2112010"/>
@@ -20313,16 +20414,7 @@
           <w:sz w:val="20"/>
           <w:szCs w:val="22"/>
         </w:rPr>
-        <w:t xml:space="preserve"> par jaunām vakancēm</w:t>
-      </w:r>
-      <w:r>
-        <w:rPr>
-          <w:b/>
-          <w:bCs/>
-          <w:sz w:val="20"/>
-          <w:szCs w:val="22"/>
-        </w:rPr>
-        <w:t xml:space="preserve"> - Klients</w:t>
+        <w:t xml:space="preserve"> par jaunām vakancēm - Klients</w:t>
       </w:r>
     </w:p>
     <w:p>
@@ -20343,6 +20435,9 @@
         <w:jc w:val="center"/>
       </w:pPr>
       <w:r>
+        <w:rPr>
+          <w:noProof/>
+        </w:rPr>
         <w:drawing>
           <wp:inline distT="0" distB="0" distL="0" distR="0" wp14:anchorId="17874C1D" wp14:editId="68B1336E">
             <wp:extent cx="2676899" cy="1629002"/>
@@ -20413,16 +20508,7 @@
           <w:sz w:val="20"/>
           <w:szCs w:val="22"/>
         </w:rPr>
-        <w:t>u iestatījumi</w:t>
-      </w:r>
-      <w:r>
-        <w:rPr>
-          <w:b/>
-          <w:bCs/>
-          <w:sz w:val="20"/>
-          <w:szCs w:val="22"/>
-        </w:rPr>
-        <w:t xml:space="preserve"> - Klients</w:t>
+        <w:t>u iestatījumi - Klients</w:t>
       </w:r>
     </w:p>
     <w:p>
@@ -20455,6 +20541,9 @@
         <w:jc w:val="center"/>
       </w:pPr>
       <w:r>
+        <w:rPr>
+          <w:noProof/>
+        </w:rPr>
         <w:lastRenderedPageBreak/>
         <w:drawing>
           <wp:inline distT="0" distB="0" distL="0" distR="0" wp14:anchorId="04ABE1FC" wp14:editId="11D9A058">
@@ -20910,6 +20999,9 @@
         <w:jc w:val="center"/>
       </w:pPr>
       <w:r>
+        <w:rPr>
+          <w:noProof/>
+        </w:rPr>
         <w:drawing>
           <wp:inline distT="0" distB="0" distL="0" distR="0" wp14:anchorId="163B64FC" wp14:editId="2D211854">
             <wp:extent cx="5939790" cy="3553460"/>
@@ -21121,7 +21213,7 @@
         <w:spacing w:line="240" w:lineRule="auto"/>
         <w:ind w:left="340" w:right="0" w:hanging="340"/>
       </w:pPr>
-      <w:bookmarkStart w:id="58" w:name="_Toc199675454"/>
+      <w:bookmarkStart w:id="58" w:name="_Toc200107139"/>
       <w:r>
         <w:t>Administratora panelis</w:t>
       </w:r>
@@ -21134,6 +21226,9 @@
         <w:jc w:val="center"/>
       </w:pPr>
       <w:r>
+        <w:rPr>
+          <w:noProof/>
+        </w:rPr>
         <w:drawing>
           <wp:inline distT="0" distB="0" distL="0" distR="0" wp14:anchorId="4F8E371E" wp14:editId="3FFCD150">
             <wp:extent cx="2303930" cy="2762250"/>
@@ -21204,7 +21299,27 @@
           <w:sz w:val="20"/>
           <w:szCs w:val="22"/>
         </w:rPr>
-        <w:t>Administratora dropdown iespējas</w:t>
+        <w:t xml:space="preserve">Administratora </w:t>
+      </w:r>
+      <w:proofErr w:type="spellStart"/>
+      <w:r>
+        <w:rPr>
+          <w:b/>
+          <w:bCs/>
+          <w:sz w:val="20"/>
+          <w:szCs w:val="22"/>
+        </w:rPr>
+        <w:t>dropdown</w:t>
+      </w:r>
+      <w:proofErr w:type="spellEnd"/>
+      <w:r>
+        <w:rPr>
+          <w:b/>
+          <w:bCs/>
+          <w:sz w:val="20"/>
+          <w:szCs w:val="22"/>
+        </w:rPr>
+        <w:t xml:space="preserve"> iespējas</w:t>
       </w:r>
     </w:p>
     <w:p>
@@ -21228,6 +21343,9 @@
         <w:jc w:val="center"/>
       </w:pPr>
       <w:r>
+        <w:rPr>
+          <w:noProof/>
+        </w:rPr>
         <w:lastRenderedPageBreak/>
         <w:drawing>
           <wp:inline distT="0" distB="0" distL="0" distR="0" wp14:anchorId="4F7F6BBD" wp14:editId="5966CAEE">
@@ -21299,16 +21417,7 @@
           <w:sz w:val="20"/>
           <w:szCs w:val="22"/>
         </w:rPr>
-        <w:t xml:space="preserve">Administratora </w:t>
-      </w:r>
-      <w:r>
-        <w:rPr>
-          <w:b/>
-          <w:bCs/>
-          <w:sz w:val="20"/>
-          <w:szCs w:val="22"/>
-        </w:rPr>
-        <w:t>paneļa autorizācija</w:t>
+        <w:t>Administratora paneļa autorizācija</w:t>
       </w:r>
     </w:p>
     <w:p>
@@ -21329,6 +21438,9 @@
         <w:jc w:val="center"/>
       </w:pPr>
       <w:r>
+        <w:rPr>
+          <w:noProof/>
+        </w:rPr>
         <w:drawing>
           <wp:inline distT="0" distB="0" distL="0" distR="0" wp14:anchorId="5B8BEB40" wp14:editId="6889C8F5">
             <wp:extent cx="5939790" cy="2367915"/>
@@ -21429,6 +21541,9 @@
         <w:jc w:val="center"/>
       </w:pPr>
       <w:r>
+        <w:rPr>
+          <w:noProof/>
+        </w:rPr>
         <w:lastRenderedPageBreak/>
         <w:drawing>
           <wp:inline distT="0" distB="0" distL="0" distR="0" wp14:anchorId="19C35591" wp14:editId="7E33A2DC">
@@ -21500,16 +21615,7 @@
           <w:sz w:val="20"/>
           <w:szCs w:val="22"/>
         </w:rPr>
-        <w:t xml:space="preserve">Administratora paneļa </w:t>
-      </w:r>
-      <w:r>
-        <w:rPr>
-          <w:b/>
-          <w:bCs/>
-          <w:sz w:val="20"/>
-          <w:szCs w:val="22"/>
-        </w:rPr>
-        <w:t>klientu pārvaldība</w:t>
+        <w:t>Administratora paneļa klientu pārvaldība</w:t>
       </w:r>
     </w:p>
     <w:p>
@@ -21545,6 +21651,9 @@
         <w:jc w:val="center"/>
       </w:pPr>
       <w:r>
+        <w:rPr>
+          <w:noProof/>
+        </w:rPr>
         <w:lastRenderedPageBreak/>
         <w:drawing>
           <wp:inline distT="0" distB="0" distL="0" distR="0" wp14:anchorId="66E3B42D" wp14:editId="05334F82">
@@ -21616,25 +21725,7 @@
           <w:sz w:val="20"/>
           <w:szCs w:val="22"/>
         </w:rPr>
-        <w:t xml:space="preserve">Administratora paneļa </w:t>
-      </w:r>
-      <w:r>
-        <w:rPr>
-          <w:b/>
-          <w:bCs/>
-          <w:sz w:val="20"/>
-          <w:szCs w:val="22"/>
-        </w:rPr>
-        <w:t>uzņēmuma</w:t>
-      </w:r>
-      <w:r>
-        <w:rPr>
-          <w:b/>
-          <w:bCs/>
-          <w:sz w:val="20"/>
-          <w:szCs w:val="22"/>
-        </w:rPr>
-        <w:t xml:space="preserve"> pārvaldība</w:t>
+        <w:t>Administratora paneļa uzņēmuma pārvaldība</w:t>
       </w:r>
     </w:p>
     <w:p>
@@ -21655,6 +21746,9 @@
         <w:jc w:val="center"/>
       </w:pPr>
       <w:r>
+        <w:rPr>
+          <w:noProof/>
+        </w:rPr>
         <w:lastRenderedPageBreak/>
         <w:drawing>
           <wp:inline distT="0" distB="0" distL="0" distR="0" wp14:anchorId="031151D1" wp14:editId="7B89E383">
@@ -21726,16 +21820,7 @@
           <w:sz w:val="20"/>
           <w:szCs w:val="22"/>
         </w:rPr>
-        <w:t xml:space="preserve">Administratora paneļa </w:t>
-      </w:r>
-      <w:r>
-        <w:rPr>
-          <w:b/>
-          <w:bCs/>
-          <w:sz w:val="20"/>
-          <w:szCs w:val="22"/>
-        </w:rPr>
-        <w:t>darbības žurnāls</w:t>
+        <w:t>Administratora paneļa darbības žurnāls</w:t>
       </w:r>
     </w:p>
     <w:p>
@@ -21765,7 +21850,7 @@
         </w:rPr>
         <w:br w:type="page"/>
       </w:r>
-      <w:bookmarkStart w:id="59" w:name="_Toc199675455"/>
+      <w:bookmarkStart w:id="59" w:name="_Toc200107140"/>
       <w:r>
         <w:lastRenderedPageBreak/>
         <w:t>Testēšanas dokumentācija</w:t>
@@ -21793,7 +21878,7 @@
         <w:spacing w:line="240" w:lineRule="auto"/>
         <w:ind w:left="340" w:right="0" w:hanging="340"/>
       </w:pPr>
-      <w:bookmarkStart w:id="60" w:name="_Toc199675456"/>
+      <w:bookmarkStart w:id="60" w:name="_Toc200107141"/>
       <w:r>
         <w:t>Izvēlētās testēšanas metodes, rīku apraksts un pamatojums</w:t>
       </w:r>
@@ -21809,11 +21894,16 @@
       <w:r>
         <w:t xml:space="preserve">Izvēlētā testēšanas metode šim projektam ir </w:t>
       </w:r>
+      <w:proofErr w:type="spellStart"/>
       <w:r>
         <w:t>W</w:t>
       </w:r>
       <w:r>
-        <w:t>hite-box testēšana (jeb strukturētā testēšana), kas ļauj testēt sistēmu, balstoties uz tās iekšējo loģiku, koda struktūru un darbību. Tā kā šī metode paredz piekļuvi kodam, tā sniedz iespēju pārbaudīt visas iespējamās loģiskās plūsmas, ciklus, nosacījumus un funkcionalitāti katrā sistēmas komponentē.</w:t>
+        <w:t>hite-box</w:t>
+      </w:r>
+      <w:proofErr w:type="spellEnd"/>
+      <w:r>
+        <w:t xml:space="preserve"> testēšana (jeb strukturētā testēšana), kas ļauj testēt sistēmu, balstoties uz tās iekšējo loģiku, koda struktūru un darbību. Tā kā šī metode paredz piekļuvi kodam, tā sniedz iespēju pārbaudīt visas iespējamās loģiskās plūsmas, ciklus, nosacījumus un funkcionalitāti katrā sistēmas komponentē.</w:t>
       </w:r>
     </w:p>
     <w:p>
@@ -21823,8 +21913,29 @@
         <w:ind w:firstLine="851"/>
         <w:jc w:val="both"/>
       </w:pPr>
-      <w:r>
-        <w:t>White-box testēšana tika izvēlēta, jo šī metode ļauj testēt gan front-end, gan back-end daļas komponentes detalizēti, nodrošinot augstāku testēšanas precizitāti. Tā ir piemērota šī projekta apjomam un mērķim, jo sistēmas struktūra ir pietiekami pārskatāma un pieejama izstrādātājam, lai varētu veikt pilnvērtīgu iekšējās loģikas pārbaudi.</w:t>
+      <w:proofErr w:type="spellStart"/>
+      <w:r>
+        <w:t>White-box</w:t>
+      </w:r>
+      <w:proofErr w:type="spellEnd"/>
+      <w:r>
+        <w:t xml:space="preserve"> testēšana tika izvēlēta, jo šī metode ļauj testēt gan </w:t>
+      </w:r>
+      <w:proofErr w:type="spellStart"/>
+      <w:r>
+        <w:t>front-end</w:t>
+      </w:r>
+      <w:proofErr w:type="spellEnd"/>
+      <w:r>
+        <w:t xml:space="preserve">, gan </w:t>
+      </w:r>
+      <w:proofErr w:type="spellStart"/>
+      <w:r>
+        <w:t>back-end</w:t>
+      </w:r>
+      <w:proofErr w:type="spellEnd"/>
+      <w:r>
+        <w:t xml:space="preserve"> daļas komponentes detalizēti, nodrošinot augstāku testēšanas precizitāti. Tā ir piemērota šī projekta apjomam un mērķim, jo sistēmas struktūra ir pietiekami pārskatāma un pieejama izstrādātājam, lai varētu veikt pilnvērtīgu iekšējās loģikas pārbaudi.</w:t>
       </w:r>
     </w:p>
     <w:p>
@@ -21851,17 +21962,30 @@
       <w:r>
         <w:t xml:space="preserve">Šī pieeja nodrošina precīzu kontroles iespēju pār testējamajiem komponentiem, ļauj ātri identificēt loģikas vai sintakses kļūdas, kā arī pārbaudīt, vai dati tiek korekti apstrādāti, validēti un saglabāti datu bāzē. Tā kā sistēma sastāv no vairākiem komponentiem, kas sadarbojas savā starpā, </w:t>
       </w:r>
+      <w:proofErr w:type="spellStart"/>
       <w:r>
         <w:t>W</w:t>
       </w:r>
       <w:r>
-        <w:t xml:space="preserve">hite-box testēšana sniedz priekšrocības salīdzinājumā ar </w:t>
+        <w:t>hite-box</w:t>
+      </w:r>
+      <w:proofErr w:type="spellEnd"/>
+      <w:r>
+        <w:t xml:space="preserve"> testēšana sniedz priekšrocības salīdzinājumā ar </w:t>
       </w:r>
       <w:r>
         <w:t>B</w:t>
       </w:r>
       <w:r>
-        <w:t>lack-box testēšanu, ļaujot testēt arī iekšējos funkciju izsaukumus un datu apstrādes gaitu.</w:t>
+        <w:t>lack-</w:t>
+      </w:r>
+      <w:proofErr w:type="spellStart"/>
+      <w:r>
+        <w:t>box</w:t>
+      </w:r>
+      <w:proofErr w:type="spellEnd"/>
+      <w:r>
+        <w:t xml:space="preserve"> testēšanu, ļaujot testēt arī iekšējos funkciju izsaukumus un datu apstrādes gaitu.</w:t>
       </w:r>
       <w:r>
         <w:br w:type="page"/>
@@ -21877,7 +22001,7 @@
         <w:spacing w:line="240" w:lineRule="auto"/>
         <w:ind w:left="340" w:right="0" w:hanging="340"/>
       </w:pPr>
-      <w:bookmarkStart w:id="61" w:name="_Toc199675457"/>
+      <w:bookmarkStart w:id="61" w:name="_Toc200107142"/>
       <w:r>
         <w:lastRenderedPageBreak/>
         <w:t>Alternatīvās testēšanas metodes un rīki</w:t>
@@ -21894,11 +22018,16 @@
       <w:r>
         <w:t xml:space="preserve">Papildus </w:t>
       </w:r>
+      <w:proofErr w:type="spellStart"/>
       <w:r>
         <w:t>W</w:t>
       </w:r>
       <w:r>
-        <w:t>hite-box testēšanai tika apsvērtas arī vairākas citas testēšanas metodes un rīki, kas potenciāli būtu piemēroti šim projektam:</w:t>
+        <w:t>hite-box</w:t>
+      </w:r>
+      <w:proofErr w:type="spellEnd"/>
+      <w:r>
+        <w:t xml:space="preserve"> testēšanai tika apsvērtas arī vairākas citas testēšanas metodes un rīki, kas potenciāli būtu piemēroti šim projektam:</w:t>
       </w:r>
     </w:p>
     <w:p>
@@ -21909,7 +22038,23 @@
         <w:jc w:val="both"/>
       </w:pPr>
       <w:r>
-        <w:t>Black-box testēšana – šī metode fokusējas uz sistēmas funkcionalitātes pārbaudi bez piekļuves avota kodam. Tā ļauj testēt lietotāja mijiedarbību ar sistēmu un pārbaudīt, vai ievaddati r</w:t>
+        <w:t>Black-</w:t>
+      </w:r>
+      <w:proofErr w:type="spellStart"/>
+      <w:r>
+        <w:t>box</w:t>
+      </w:r>
+      <w:proofErr w:type="spellEnd"/>
+      <w:r>
+        <w:t xml:space="preserve"> testēšana – šī metode fokusējas uz sistēmas funkcionalitātes pārbaudi bez piekļuves avota kodam. Tā ļauj testēt lietotāja mijiedarbību ar sistēmu un pārbaudīt, vai </w:t>
+      </w:r>
+      <w:proofErr w:type="spellStart"/>
+      <w:r>
+        <w:t>ievaddati</w:t>
+      </w:r>
+      <w:proofErr w:type="spellEnd"/>
+      <w:r>
+        <w:t xml:space="preserve"> r</w:t>
       </w:r>
       <w:r>
         <w:t>ā</w:t>
@@ -21926,7 +22071,23 @@
         <w:jc w:val="both"/>
       </w:pPr>
       <w:r>
-        <w:t>Automatizētā testēšana – rīki kā Selenium vai Cypress ļautu izveidot automatizētus testus, kas var atkārtoti pārbaudīt lietotāja darbības, formu aizpildīšanu, navigāciju u.c. Šādas pieejas izmantošana būtu efektīva ilgtermiņā, taču šī projekta apjomā, kur galvenās funkcijas bija ierobežotas un izstrāde tika veikta individuāli, tika izvēlēta manuālā pieeja.</w:t>
+        <w:t xml:space="preserve">Automatizētā testēšana – rīki kā </w:t>
+      </w:r>
+      <w:proofErr w:type="spellStart"/>
+      <w:r>
+        <w:t>Selenium</w:t>
+      </w:r>
+      <w:proofErr w:type="spellEnd"/>
+      <w:r>
+        <w:t xml:space="preserve"> vai </w:t>
+      </w:r>
+      <w:proofErr w:type="spellStart"/>
+      <w:r>
+        <w:t>Cypress</w:t>
+      </w:r>
+      <w:proofErr w:type="spellEnd"/>
+      <w:r>
+        <w:t xml:space="preserve"> ļautu izveidot automatizētus testus, kas var atkārtoti pārbaudīt lietotāja darbības, formu aizpildīšanu, navigāciju u.c. Šādas pieejas izmantošana būtu efektīva ilgtermiņā, taču šī projekta apjomā, kur galvenās funkcijas bija ierobežotas un izstrāde tika veikta individuāli, tika izvēlēta manuālā pieeja.</w:t>
       </w:r>
     </w:p>
     <w:p>
@@ -21936,14 +22097,56 @@
         <w:ind w:firstLine="851"/>
         <w:jc w:val="both"/>
       </w:pPr>
-      <w:r>
-        <w:t xml:space="preserve">Unit testing (vienību testēšana) – izmantojot rīkus kā Jest (JavaScript) vai PHPUnit (PHP), iespējams testēt atsevišķas funkcijas vai komponentes izolēti. Šī metode ir ļoti efektīva sarežģītākos projektos ar daudzām funkcijām, taču šajā gadījumā funkciju loģika bija pietiekami vienkārša, lai izmantotu </w:t>
-      </w:r>
+      <w:proofErr w:type="spellStart"/>
+      <w:r>
+        <w:t>Unit</w:t>
+      </w:r>
+      <w:proofErr w:type="spellEnd"/>
+      <w:r>
+        <w:t xml:space="preserve"> </w:t>
+      </w:r>
+      <w:proofErr w:type="spellStart"/>
+      <w:r>
+        <w:t>testing</w:t>
+      </w:r>
+      <w:proofErr w:type="spellEnd"/>
+      <w:r>
+        <w:t xml:space="preserve"> (vienību testēšana) – izmantojot rīkus kā </w:t>
+      </w:r>
+      <w:proofErr w:type="spellStart"/>
+      <w:r>
+        <w:t>Jest</w:t>
+      </w:r>
+      <w:proofErr w:type="spellEnd"/>
+      <w:r>
+        <w:t xml:space="preserve"> (</w:t>
+      </w:r>
+      <w:proofErr w:type="spellStart"/>
+      <w:r>
+        <w:t>JavaScript</w:t>
+      </w:r>
+      <w:proofErr w:type="spellEnd"/>
+      <w:r>
+        <w:t xml:space="preserve">) vai </w:t>
+      </w:r>
+      <w:proofErr w:type="spellStart"/>
+      <w:r>
+        <w:t>PHPUnit</w:t>
+      </w:r>
+      <w:proofErr w:type="spellEnd"/>
+      <w:r>
+        <w:t xml:space="preserve"> (PHP), iespējams testēt atsevišķas funkcijas vai komponentes izolēti. Šī metode ir ļoti efektīva sarežģītākos projektos ar daudzām funkcijām, taču šajā gadījumā funkciju loģika bija pietiekami vienkārša, lai izmantotu </w:t>
+      </w:r>
+      <w:proofErr w:type="spellStart"/>
       <w:r>
         <w:t>W</w:t>
       </w:r>
       <w:r>
-        <w:t>hite-box testēšanu bez papildus testēšanas rīkiem.</w:t>
+        <w:t>hite-box</w:t>
+      </w:r>
+      <w:proofErr w:type="spellEnd"/>
+      <w:r>
+        <w:t xml:space="preserve"> testēšanu bez papildus testēšanas rīkiem.</w:t>
       </w:r>
     </w:p>
     <w:p>
@@ -21970,7 +22173,7 @@
         <w:spacing w:line="240" w:lineRule="auto"/>
         <w:ind w:left="340" w:right="0" w:hanging="340"/>
       </w:pPr>
-      <w:bookmarkStart w:id="62" w:name="_Toc199675458"/>
+      <w:bookmarkStart w:id="62" w:name="_Toc200107143"/>
       <w:r>
         <w:lastRenderedPageBreak/>
         <w:t>Testpiemēru kopa</w:t>
@@ -22007,6 +22210,7 @@
           <w:szCs w:val="22"/>
         </w:rPr>
       </w:pPr>
+      <w:proofErr w:type="spellStart"/>
       <w:r>
         <w:rPr>
           <w:b/>
@@ -22014,7 +22218,17 @@
           <w:sz w:val="20"/>
           <w:szCs w:val="22"/>
         </w:rPr>
-        <w:t>White-Box Testēšana</w:t>
+        <w:t>White-Box</w:t>
+      </w:r>
+      <w:proofErr w:type="spellEnd"/>
+      <w:r>
+        <w:rPr>
+          <w:b/>
+          <w:bCs/>
+          <w:sz w:val="20"/>
+          <w:szCs w:val="22"/>
+        </w:rPr>
+        <w:t xml:space="preserve"> Testēšana</w:t>
       </w:r>
       <w:r>
         <w:rPr>
@@ -22260,7 +22474,39 @@
                 <w:sz w:val="20"/>
                 <w:szCs w:val="20"/>
               </w:rPr>
-              <w:t>!isset($_SESSION["userType"])</w:t>
+              <w:t>!</w:t>
+            </w:r>
+            <w:proofErr w:type="spellStart"/>
+            <w:r>
+              <w:rPr>
+                <w:sz w:val="20"/>
+                <w:szCs w:val="20"/>
+              </w:rPr>
+              <w:t>isset</w:t>
+            </w:r>
+            <w:proofErr w:type="spellEnd"/>
+            <w:r>
+              <w:rPr>
+                <w:sz w:val="20"/>
+                <w:szCs w:val="20"/>
+              </w:rPr>
+              <w:t>($_SESSION["</w:t>
+            </w:r>
+            <w:proofErr w:type="spellStart"/>
+            <w:r>
+              <w:rPr>
+                <w:sz w:val="20"/>
+                <w:szCs w:val="20"/>
+              </w:rPr>
+              <w:t>userType</w:t>
+            </w:r>
+            <w:proofErr w:type="spellEnd"/>
+            <w:r>
+              <w:rPr>
+                <w:sz w:val="20"/>
+                <w:szCs w:val="20"/>
+              </w:rPr>
+              <w:t>"])</w:t>
             </w:r>
           </w:p>
           <w:p>
@@ -22293,8 +22539,17 @@
                 <w:sz w:val="20"/>
                 <w:szCs w:val="20"/>
               </w:rPr>
-              <w:t>Nav sesijas/ nav userType</w:t>
-            </w:r>
+              <w:t xml:space="preserve">Nav sesijas/ nav </w:t>
+            </w:r>
+            <w:proofErr w:type="spellStart"/>
+            <w:r>
+              <w:rPr>
+                <w:sz w:val="20"/>
+                <w:szCs w:val="20"/>
+              </w:rPr>
+              <w:t>userType</w:t>
+            </w:r>
+            <w:proofErr w:type="spellEnd"/>
           </w:p>
         </w:tc>
         <w:tc>
@@ -22316,7 +22571,23 @@
                 <w:sz w:val="20"/>
                 <w:szCs w:val="20"/>
               </w:rPr>
-              <w:t>$_SESSION[“userType”] tiks iestatīts uz “klients”</w:t>
+              <w:t>$_SESSION[“</w:t>
+            </w:r>
+            <w:proofErr w:type="spellStart"/>
+            <w:r>
+              <w:rPr>
+                <w:sz w:val="20"/>
+                <w:szCs w:val="20"/>
+              </w:rPr>
+              <w:t>userType</w:t>
+            </w:r>
+            <w:proofErr w:type="spellEnd"/>
+            <w:r>
+              <w:rPr>
+                <w:sz w:val="20"/>
+                <w:szCs w:val="20"/>
+              </w:rPr>
+              <w:t>”] tiks iestatīts uz “klients”</w:t>
             </w:r>
           </w:p>
         </w:tc>
@@ -22388,7 +22659,23 @@
                 <w:rStyle w:val="HTMLkods"/>
                 <w:rFonts w:ascii="Times New Roman" w:hAnsi="Times New Roman" w:cs="Times New Roman"/>
               </w:rPr>
-              <w:t>$_SESSION["userType"] == "klients"</w:t>
+              <w:t>$_SESSION["</w:t>
+            </w:r>
+            <w:proofErr w:type="spellStart"/>
+            <w:r>
+              <w:rPr>
+                <w:rStyle w:val="HTMLkods"/>
+                <w:rFonts w:ascii="Times New Roman" w:hAnsi="Times New Roman" w:cs="Times New Roman"/>
+              </w:rPr>
+              <w:t>userType</w:t>
+            </w:r>
+            <w:proofErr w:type="spellEnd"/>
+            <w:r>
+              <w:rPr>
+                <w:rStyle w:val="HTMLkods"/>
+                <w:rFonts w:ascii="Times New Roman" w:hAnsi="Times New Roman" w:cs="Times New Roman"/>
+              </w:rPr>
+              <w:t>"] == "klients"</w:t>
             </w:r>
           </w:p>
         </w:tc>
@@ -22411,7 +22698,23 @@
                 <w:sz w:val="20"/>
                 <w:szCs w:val="20"/>
               </w:rPr>
-              <w:t>Aktīva sesija ar userType = klients</w:t>
+              <w:t xml:space="preserve">Aktīva sesija ar </w:t>
+            </w:r>
+            <w:proofErr w:type="spellStart"/>
+            <w:r>
+              <w:rPr>
+                <w:sz w:val="20"/>
+                <w:szCs w:val="20"/>
+              </w:rPr>
+              <w:t>userType</w:t>
+            </w:r>
+            <w:proofErr w:type="spellEnd"/>
+            <w:r>
+              <w:rPr>
+                <w:sz w:val="20"/>
+                <w:szCs w:val="20"/>
+              </w:rPr>
+              <w:t xml:space="preserve"> = klients</w:t>
             </w:r>
           </w:p>
         </w:tc>
@@ -22482,7 +22785,23 @@
                 <w:sz w:val="20"/>
                 <w:szCs w:val="20"/>
               </w:rPr>
-              <w:t>Lietotāja tips ir uzstādīts uz “uznemums”</w:t>
+              <w:t>Lietotāja tips ir uzstādīts uz “</w:t>
+            </w:r>
+            <w:proofErr w:type="spellStart"/>
+            <w:r>
+              <w:rPr>
+                <w:sz w:val="20"/>
+                <w:szCs w:val="20"/>
+              </w:rPr>
+              <w:t>uznemums</w:t>
+            </w:r>
+            <w:proofErr w:type="spellEnd"/>
+            <w:r>
+              <w:rPr>
+                <w:sz w:val="20"/>
+                <w:szCs w:val="20"/>
+              </w:rPr>
+              <w:t>”</w:t>
             </w:r>
           </w:p>
         </w:tc>
@@ -22506,7 +22825,39 @@
                 <w:rStyle w:val="HTMLkods"/>
                 <w:rFonts w:ascii="Times New Roman" w:hAnsi="Times New Roman" w:cs="Times New Roman"/>
               </w:rPr>
-              <w:t>$_SESSION["userType"] == "uznemums"</w:t>
+              <w:t>$_SESSION["</w:t>
+            </w:r>
+            <w:proofErr w:type="spellStart"/>
+            <w:r>
+              <w:rPr>
+                <w:rStyle w:val="HTMLkods"/>
+                <w:rFonts w:ascii="Times New Roman" w:hAnsi="Times New Roman" w:cs="Times New Roman"/>
+              </w:rPr>
+              <w:t>userType</w:t>
+            </w:r>
+            <w:proofErr w:type="spellEnd"/>
+            <w:r>
+              <w:rPr>
+                <w:rStyle w:val="HTMLkods"/>
+                <w:rFonts w:ascii="Times New Roman" w:hAnsi="Times New Roman" w:cs="Times New Roman"/>
+              </w:rPr>
+              <w:t>"] == "</w:t>
+            </w:r>
+            <w:proofErr w:type="spellStart"/>
+            <w:r>
+              <w:rPr>
+                <w:rStyle w:val="HTMLkods"/>
+                <w:rFonts w:ascii="Times New Roman" w:hAnsi="Times New Roman" w:cs="Times New Roman"/>
+              </w:rPr>
+              <w:t>uznemums</w:t>
+            </w:r>
+            <w:proofErr w:type="spellEnd"/>
+            <w:r>
+              <w:rPr>
+                <w:rStyle w:val="HTMLkods"/>
+                <w:rFonts w:ascii="Times New Roman" w:hAnsi="Times New Roman" w:cs="Times New Roman"/>
+              </w:rPr>
+              <w:t>"</w:t>
             </w:r>
           </w:p>
         </w:tc>
@@ -22529,8 +22880,33 @@
                 <w:sz w:val="20"/>
                 <w:szCs w:val="20"/>
               </w:rPr>
-              <w:t>Aktīva sesija ar userType = uznemums</w:t>
-            </w:r>
+              <w:t xml:space="preserve">Aktīva sesija ar </w:t>
+            </w:r>
+            <w:proofErr w:type="spellStart"/>
+            <w:r>
+              <w:rPr>
+                <w:sz w:val="20"/>
+                <w:szCs w:val="20"/>
+              </w:rPr>
+              <w:t>userType</w:t>
+            </w:r>
+            <w:proofErr w:type="spellEnd"/>
+            <w:r>
+              <w:rPr>
+                <w:sz w:val="20"/>
+                <w:szCs w:val="20"/>
+              </w:rPr>
+              <w:t xml:space="preserve"> = </w:t>
+            </w:r>
+            <w:proofErr w:type="spellStart"/>
+            <w:r>
+              <w:rPr>
+                <w:sz w:val="20"/>
+                <w:szCs w:val="20"/>
+              </w:rPr>
+              <w:t>uznemums</w:t>
+            </w:r>
+            <w:proofErr w:type="spellEnd"/>
           </w:p>
         </w:tc>
         <w:tc>
@@ -22625,7 +23001,39 @@
                 <w:rStyle w:val="HTMLkods"/>
                 <w:rFonts w:ascii="Times New Roman" w:hAnsi="Times New Roman" w:cs="Times New Roman"/>
               </w:rPr>
-              <w:t>!isset($_SESSION["username"])</w:t>
+              <w:t>!</w:t>
+            </w:r>
+            <w:proofErr w:type="spellStart"/>
+            <w:r>
+              <w:rPr>
+                <w:rStyle w:val="HTMLkods"/>
+                <w:rFonts w:ascii="Times New Roman" w:hAnsi="Times New Roman" w:cs="Times New Roman"/>
+              </w:rPr>
+              <w:t>isset</w:t>
+            </w:r>
+            <w:proofErr w:type="spellEnd"/>
+            <w:r>
+              <w:rPr>
+                <w:rStyle w:val="HTMLkods"/>
+                <w:rFonts w:ascii="Times New Roman" w:hAnsi="Times New Roman" w:cs="Times New Roman"/>
+              </w:rPr>
+              <w:t>($_SESSION["</w:t>
+            </w:r>
+            <w:proofErr w:type="spellStart"/>
+            <w:r>
+              <w:rPr>
+                <w:rStyle w:val="HTMLkods"/>
+                <w:rFonts w:ascii="Times New Roman" w:hAnsi="Times New Roman" w:cs="Times New Roman"/>
+              </w:rPr>
+              <w:t>username</w:t>
+            </w:r>
+            <w:proofErr w:type="spellEnd"/>
+            <w:r>
+              <w:rPr>
+                <w:rStyle w:val="HTMLkods"/>
+                <w:rFonts w:ascii="Times New Roman" w:hAnsi="Times New Roman" w:cs="Times New Roman"/>
+              </w:rPr>
+              <w:t>"])</w:t>
             </w:r>
           </w:p>
         </w:tc>
@@ -22648,7 +23056,23 @@
                 <w:sz w:val="20"/>
                 <w:szCs w:val="20"/>
               </w:rPr>
-              <w:t>Nav username sesijā</w:t>
+              <w:t xml:space="preserve">Nav </w:t>
+            </w:r>
+            <w:proofErr w:type="spellStart"/>
+            <w:r>
+              <w:rPr>
+                <w:sz w:val="20"/>
+                <w:szCs w:val="20"/>
+              </w:rPr>
+              <w:t>username</w:t>
+            </w:r>
+            <w:proofErr w:type="spellEnd"/>
+            <w:r>
+              <w:rPr>
+                <w:sz w:val="20"/>
+                <w:szCs w:val="20"/>
+              </w:rPr>
+              <w:t xml:space="preserve"> sesijā</w:t>
             </w:r>
           </w:p>
         </w:tc>
@@ -22671,7 +23095,23 @@
                 <w:sz w:val="20"/>
                 <w:szCs w:val="20"/>
               </w:rPr>
-              <w:t>Parādīs login pogu priekš reģistrācijas un autorizācijas</w:t>
+              <w:t xml:space="preserve">Parādīs </w:t>
+            </w:r>
+            <w:proofErr w:type="spellStart"/>
+            <w:r>
+              <w:rPr>
+                <w:sz w:val="20"/>
+                <w:szCs w:val="20"/>
+              </w:rPr>
+              <w:t>login</w:t>
+            </w:r>
+            <w:proofErr w:type="spellEnd"/>
+            <w:r>
+              <w:rPr>
+                <w:sz w:val="20"/>
+                <w:szCs w:val="20"/>
+              </w:rPr>
+              <w:t xml:space="preserve"> pogu priekš reģistrācijas un autorizācijas</w:t>
             </w:r>
           </w:p>
         </w:tc>
@@ -22739,12 +23179,37 @@
                 <w:szCs w:val="20"/>
               </w:rPr>
             </w:pPr>
+            <w:proofErr w:type="spellStart"/>
             <w:r>
               <w:rPr>
                 <w:rStyle w:val="HTMLkods"/>
                 <w:rFonts w:ascii="Times New Roman" w:hAnsi="Times New Roman" w:cs="Times New Roman"/>
               </w:rPr>
-              <w:t>isset($_SESSION["username"])</w:t>
+              <w:t>isset</w:t>
+            </w:r>
+            <w:proofErr w:type="spellEnd"/>
+            <w:r>
+              <w:rPr>
+                <w:rStyle w:val="HTMLkods"/>
+                <w:rFonts w:ascii="Times New Roman" w:hAnsi="Times New Roman" w:cs="Times New Roman"/>
+              </w:rPr>
+              <w:t>($_SESSION["</w:t>
+            </w:r>
+            <w:proofErr w:type="spellStart"/>
+            <w:r>
+              <w:rPr>
+                <w:rStyle w:val="HTMLkods"/>
+                <w:rFonts w:ascii="Times New Roman" w:hAnsi="Times New Roman" w:cs="Times New Roman"/>
+              </w:rPr>
+              <w:t>username</w:t>
+            </w:r>
+            <w:proofErr w:type="spellEnd"/>
+            <w:r>
+              <w:rPr>
+                <w:rStyle w:val="HTMLkods"/>
+                <w:rFonts w:ascii="Times New Roman" w:hAnsi="Times New Roman" w:cs="Times New Roman"/>
+              </w:rPr>
+              <w:t>"])</w:t>
             </w:r>
           </w:p>
         </w:tc>
@@ -22767,8 +23232,17 @@
                 <w:sz w:val="20"/>
                 <w:szCs w:val="20"/>
               </w:rPr>
-              <w:t>Aktīva sesija ar username</w:t>
-            </w:r>
+              <w:t xml:space="preserve">Aktīva sesija ar </w:t>
+            </w:r>
+            <w:proofErr w:type="spellStart"/>
+            <w:r>
+              <w:rPr>
+                <w:sz w:val="20"/>
+                <w:szCs w:val="20"/>
+              </w:rPr>
+              <w:t>username</w:t>
+            </w:r>
+            <w:proofErr w:type="spellEnd"/>
           </w:p>
         </w:tc>
         <w:tc>
@@ -22790,7 +23264,23 @@
                 <w:sz w:val="20"/>
                 <w:szCs w:val="20"/>
               </w:rPr>
-              <w:t>Parādīs profila dropdown ar atbilstošo saturu (CV vai vakances izveide, izlogoties, profils, paziņojumi)</w:t>
+              <w:t xml:space="preserve">Parādīs profila </w:t>
+            </w:r>
+            <w:proofErr w:type="spellStart"/>
+            <w:r>
+              <w:rPr>
+                <w:sz w:val="20"/>
+                <w:szCs w:val="20"/>
+              </w:rPr>
+              <w:t>dropdown</w:t>
+            </w:r>
+            <w:proofErr w:type="spellEnd"/>
+            <w:r>
+              <w:rPr>
+                <w:sz w:val="20"/>
+                <w:szCs w:val="20"/>
+              </w:rPr>
+              <w:t xml:space="preserve"> ar atbilstošo saturu (CV vai vakances izveide, izlogoties, profils, paziņojumi)</w:t>
             </w:r>
           </w:p>
         </w:tc>
@@ -22865,6 +23355,7 @@
               </w:rPr>
               <w:t xml:space="preserve">Datubāzē tabulā </w:t>
             </w:r>
+            <w:proofErr w:type="spellStart"/>
             <w:r>
               <w:rPr>
                 <w:rStyle w:val="HTMLkods"/>
@@ -22872,6 +23363,7 @@
               </w:rPr>
               <w:t>DMPortals_Vakances</w:t>
             </w:r>
+            <w:proofErr w:type="spellEnd"/>
             <w:r>
               <w:rPr>
                 <w:sz w:val="20"/>
@@ -22900,7 +23392,39 @@
                 <w:sz w:val="20"/>
                 <w:szCs w:val="20"/>
               </w:rPr>
-              <w:t>SELECT * FROM DMPortals_Vakances ORDER BY vakancesID DESC</w:t>
+              <w:t xml:space="preserve">SELECT * FROM </w:t>
+            </w:r>
+            <w:proofErr w:type="spellStart"/>
+            <w:r>
+              <w:rPr>
+                <w:sz w:val="20"/>
+                <w:szCs w:val="20"/>
+              </w:rPr>
+              <w:t>DMPortals_Vakances</w:t>
+            </w:r>
+            <w:proofErr w:type="spellEnd"/>
+            <w:r>
+              <w:rPr>
+                <w:sz w:val="20"/>
+                <w:szCs w:val="20"/>
+              </w:rPr>
+              <w:t xml:space="preserve"> ORDER BY </w:t>
+            </w:r>
+            <w:proofErr w:type="spellStart"/>
+            <w:r>
+              <w:rPr>
+                <w:sz w:val="20"/>
+                <w:szCs w:val="20"/>
+              </w:rPr>
+              <w:t>vakancesID</w:t>
+            </w:r>
+            <w:proofErr w:type="spellEnd"/>
+            <w:r>
+              <w:rPr>
+                <w:sz w:val="20"/>
+                <w:szCs w:val="20"/>
+              </w:rPr>
+              <w:t xml:space="preserve"> DESC</w:t>
             </w:r>
           </w:p>
         </w:tc>
@@ -23018,7 +23542,39 @@
                 <w:sz w:val="20"/>
                 <w:szCs w:val="20"/>
               </w:rPr>
-              <w:t>$result-&gt;num_rows == 0</w:t>
+              <w:t>$</w:t>
+            </w:r>
+            <w:proofErr w:type="spellStart"/>
+            <w:r>
+              <w:rPr>
+                <w:sz w:val="20"/>
+                <w:szCs w:val="20"/>
+              </w:rPr>
+              <w:t>result</w:t>
+            </w:r>
+            <w:proofErr w:type="spellEnd"/>
+            <w:r>
+              <w:rPr>
+                <w:sz w:val="20"/>
+                <w:szCs w:val="20"/>
+              </w:rPr>
+              <w:t>-&gt;</w:t>
+            </w:r>
+            <w:proofErr w:type="spellStart"/>
+            <w:r>
+              <w:rPr>
+                <w:sz w:val="20"/>
+                <w:szCs w:val="20"/>
+              </w:rPr>
+              <w:t>num_rows</w:t>
+            </w:r>
+            <w:proofErr w:type="spellEnd"/>
+            <w:r>
+              <w:rPr>
+                <w:sz w:val="20"/>
+                <w:szCs w:val="20"/>
+              </w:rPr>
+              <w:t xml:space="preserve"> == 0</w:t>
             </w:r>
           </w:p>
         </w:tc>
@@ -23090,7 +23646,23 @@
                 <w:sz w:val="20"/>
                 <w:szCs w:val="20"/>
               </w:rPr>
-              <w:t>Redzamas pareizās login/reģistrācijas formas</w:t>
+              <w:t xml:space="preserve">Redzamas pareizās </w:t>
+            </w:r>
+            <w:proofErr w:type="spellStart"/>
+            <w:r>
+              <w:rPr>
+                <w:sz w:val="20"/>
+                <w:szCs w:val="20"/>
+              </w:rPr>
+              <w:t>login</w:t>
+            </w:r>
+            <w:proofErr w:type="spellEnd"/>
+            <w:r>
+              <w:rPr>
+                <w:sz w:val="20"/>
+                <w:szCs w:val="20"/>
+              </w:rPr>
+              <w:t>/reģistrācijas formas</w:t>
             </w:r>
           </w:p>
         </w:tc>
@@ -23109,13 +23681,31 @@
                 <w:szCs w:val="20"/>
               </w:rPr>
             </w:pPr>
-            <w:r>
-              <w:rPr>
-                <w:sz w:val="20"/>
-                <w:szCs w:val="20"/>
-              </w:rPr>
-              <w:t>userType = klients vai uznemums</w:t>
-            </w:r>
+            <w:proofErr w:type="spellStart"/>
+            <w:r>
+              <w:rPr>
+                <w:sz w:val="20"/>
+                <w:szCs w:val="20"/>
+              </w:rPr>
+              <w:t>userType</w:t>
+            </w:r>
+            <w:proofErr w:type="spellEnd"/>
+            <w:r>
+              <w:rPr>
+                <w:sz w:val="20"/>
+                <w:szCs w:val="20"/>
+              </w:rPr>
+              <w:t xml:space="preserve"> = klients vai </w:t>
+            </w:r>
+            <w:proofErr w:type="spellStart"/>
+            <w:r>
+              <w:rPr>
+                <w:sz w:val="20"/>
+                <w:szCs w:val="20"/>
+              </w:rPr>
+              <w:t>uznemums</w:t>
+            </w:r>
+            <w:proofErr w:type="spellEnd"/>
           </w:p>
         </w:tc>
         <w:tc>
@@ -23132,13 +23722,63 @@
                 <w:szCs w:val="20"/>
               </w:rPr>
             </w:pPr>
-            <w:r>
-              <w:rPr>
-                <w:sz w:val="20"/>
-                <w:szCs w:val="20"/>
-              </w:rPr>
-              <w:t>Hidden fields un login modālais tiek pielāgots userType</w:t>
-            </w:r>
+            <w:proofErr w:type="spellStart"/>
+            <w:r>
+              <w:rPr>
+                <w:sz w:val="20"/>
+                <w:szCs w:val="20"/>
+              </w:rPr>
+              <w:t>Hidden</w:t>
+            </w:r>
+            <w:proofErr w:type="spellEnd"/>
+            <w:r>
+              <w:rPr>
+                <w:sz w:val="20"/>
+                <w:szCs w:val="20"/>
+              </w:rPr>
+              <w:t xml:space="preserve"> </w:t>
+            </w:r>
+            <w:proofErr w:type="spellStart"/>
+            <w:r>
+              <w:rPr>
+                <w:sz w:val="20"/>
+                <w:szCs w:val="20"/>
+              </w:rPr>
+              <w:t>fields</w:t>
+            </w:r>
+            <w:proofErr w:type="spellEnd"/>
+            <w:r>
+              <w:rPr>
+                <w:sz w:val="20"/>
+                <w:szCs w:val="20"/>
+              </w:rPr>
+              <w:t xml:space="preserve"> un </w:t>
+            </w:r>
+            <w:proofErr w:type="spellStart"/>
+            <w:r>
+              <w:rPr>
+                <w:sz w:val="20"/>
+                <w:szCs w:val="20"/>
+              </w:rPr>
+              <w:t>login</w:t>
+            </w:r>
+            <w:proofErr w:type="spellEnd"/>
+            <w:r>
+              <w:rPr>
+                <w:sz w:val="20"/>
+                <w:szCs w:val="20"/>
+              </w:rPr>
+              <w:t xml:space="preserve"> modālais tiek pielāgots </w:t>
+            </w:r>
+            <w:proofErr w:type="spellStart"/>
+            <w:r>
+              <w:rPr>
+                <w:sz w:val="20"/>
+                <w:szCs w:val="20"/>
+              </w:rPr>
+              <w:t>userType</w:t>
+            </w:r>
+            <w:proofErr w:type="spellEnd"/>
           </w:p>
         </w:tc>
         <w:tc>
@@ -23160,7 +23800,23 @@
                 <w:sz w:val="20"/>
                 <w:szCs w:val="20"/>
               </w:rPr>
-              <w:t>Tiek attēloti tikai attiecīgie input lauki (klientam vai uzņēmumam)</w:t>
+              <w:t xml:space="preserve">Tiek attēloti tikai attiecīgie </w:t>
+            </w:r>
+            <w:proofErr w:type="spellStart"/>
+            <w:r>
+              <w:rPr>
+                <w:sz w:val="20"/>
+                <w:szCs w:val="20"/>
+              </w:rPr>
+              <w:t>input</w:t>
+            </w:r>
+            <w:proofErr w:type="spellEnd"/>
+            <w:r>
+              <w:rPr>
+                <w:sz w:val="20"/>
+                <w:szCs w:val="20"/>
+              </w:rPr>
+              <w:t xml:space="preserve"> lauki (klientam vai uzņēmumam)</w:t>
             </w:r>
           </w:p>
         </w:tc>
@@ -23228,12 +23884,21 @@
                 <w:szCs w:val="20"/>
               </w:rPr>
             </w:pPr>
+            <w:proofErr w:type="spellStart"/>
             <w:r>
               <w:rPr>
                 <w:rStyle w:val="HTMLkods"/>
                 <w:rFonts w:ascii="Times New Roman" w:hAnsi="Times New Roman" w:cs="Times New Roman"/>
               </w:rPr>
-              <w:t>userType = klients</w:t>
+              <w:t>userType</w:t>
+            </w:r>
+            <w:proofErr w:type="spellEnd"/>
+            <w:r>
+              <w:rPr>
+                <w:rStyle w:val="HTMLkods"/>
+                <w:rFonts w:ascii="Times New Roman" w:hAnsi="Times New Roman" w:cs="Times New Roman"/>
+              </w:rPr>
+              <w:t xml:space="preserve"> = klients</w:t>
             </w:r>
             <w:r>
               <w:rPr>
@@ -23337,12 +24002,21 @@
                 <w:szCs w:val="20"/>
               </w:rPr>
             </w:pPr>
-            <w:r>
-              <w:rPr>
-                <w:sz w:val="20"/>
-                <w:szCs w:val="20"/>
-              </w:rPr>
-              <w:t>Modalāis logs netiek parādīts bez ielogošanās</w:t>
+            <w:proofErr w:type="spellStart"/>
+            <w:r>
+              <w:rPr>
+                <w:sz w:val="20"/>
+                <w:szCs w:val="20"/>
+              </w:rPr>
+              <w:t>Modalāis</w:t>
+            </w:r>
+            <w:proofErr w:type="spellEnd"/>
+            <w:r>
+              <w:rPr>
+                <w:sz w:val="20"/>
+                <w:szCs w:val="20"/>
+              </w:rPr>
+              <w:t xml:space="preserve"> logs netiek parādīts bez ielogošanās</w:t>
             </w:r>
           </w:p>
         </w:tc>
@@ -23373,7 +24047,23 @@
                 <w:rStyle w:val="HTMLkods"/>
                 <w:rFonts w:ascii="Times New Roman" w:hAnsi="Times New Roman" w:cs="Times New Roman"/>
               </w:rPr>
-              <w:t>$_SESSION["username"]</w:t>
+              <w:t>$_SESSION["</w:t>
+            </w:r>
+            <w:proofErr w:type="spellStart"/>
+            <w:r>
+              <w:rPr>
+                <w:rStyle w:val="HTMLkods"/>
+                <w:rFonts w:ascii="Times New Roman" w:hAnsi="Times New Roman" w:cs="Times New Roman"/>
+              </w:rPr>
+              <w:t>username</w:t>
+            </w:r>
+            <w:proofErr w:type="spellEnd"/>
+            <w:r>
+              <w:rPr>
+                <w:rStyle w:val="HTMLkods"/>
+                <w:rFonts w:ascii="Times New Roman" w:hAnsi="Times New Roman" w:cs="Times New Roman"/>
+              </w:rPr>
+              <w:t>"]</w:t>
             </w:r>
           </w:p>
           <w:p>
@@ -23708,7 +24398,23 @@
                 <w:sz w:val="20"/>
                 <w:szCs w:val="20"/>
               </w:rPr>
-              <w:t>Profila bilde iegūta no bilde.php?username=...</w:t>
+              <w:t xml:space="preserve">Profila bilde iegūta no </w:t>
+            </w:r>
+            <w:proofErr w:type="spellStart"/>
+            <w:r>
+              <w:rPr>
+                <w:sz w:val="20"/>
+                <w:szCs w:val="20"/>
+              </w:rPr>
+              <w:t>bilde.php?username</w:t>
+            </w:r>
+            <w:proofErr w:type="spellEnd"/>
+            <w:r>
+              <w:rPr>
+                <w:sz w:val="20"/>
+                <w:szCs w:val="20"/>
+              </w:rPr>
+              <w:t>=...</w:t>
             </w:r>
           </w:p>
         </w:tc>
@@ -23797,6 +24503,7 @@
           <w:szCs w:val="22"/>
         </w:rPr>
       </w:pPr>
+      <w:proofErr w:type="spellStart"/>
       <w:r>
         <w:rPr>
           <w:b/>
@@ -23804,7 +24511,17 @@
           <w:sz w:val="20"/>
           <w:szCs w:val="22"/>
         </w:rPr>
-        <w:t xml:space="preserve">White-Box Testēšana - </w:t>
+        <w:t>White-Box</w:t>
+      </w:r>
+      <w:proofErr w:type="spellEnd"/>
+      <w:r>
+        <w:rPr>
+          <w:b/>
+          <w:bCs/>
+          <w:sz w:val="20"/>
+          <w:szCs w:val="22"/>
+        </w:rPr>
+        <w:t xml:space="preserve"> Testēšana - </w:t>
       </w:r>
       <w:r>
         <w:rPr>
@@ -24038,7 +24755,23 @@
                 <w:sz w:val="20"/>
                 <w:szCs w:val="20"/>
               </w:rPr>
-              <w:t>$_SESSION[‘username’] nav definēts</w:t>
+              <w:t>$_SESSION[‘</w:t>
+            </w:r>
+            <w:proofErr w:type="spellStart"/>
+            <w:r>
+              <w:rPr>
+                <w:sz w:val="20"/>
+                <w:szCs w:val="20"/>
+              </w:rPr>
+              <w:t>username</w:t>
+            </w:r>
+            <w:proofErr w:type="spellEnd"/>
+            <w:r>
+              <w:rPr>
+                <w:sz w:val="20"/>
+                <w:szCs w:val="20"/>
+              </w:rPr>
+              <w:t>’] nav definēts</w:t>
             </w:r>
           </w:p>
         </w:tc>
@@ -24061,8 +24794,17 @@
                 <w:sz w:val="20"/>
                 <w:szCs w:val="20"/>
               </w:rPr>
-              <w:t>Nav definēts username</w:t>
-            </w:r>
+              <w:t xml:space="preserve">Nav definēts </w:t>
+            </w:r>
+            <w:proofErr w:type="spellStart"/>
+            <w:r>
+              <w:rPr>
+                <w:sz w:val="20"/>
+                <w:szCs w:val="20"/>
+              </w:rPr>
+              <w:t>username</w:t>
+            </w:r>
+            <w:proofErr w:type="spellEnd"/>
           </w:p>
         </w:tc>
         <w:tc>
@@ -24084,8 +24826,17 @@
                 <w:sz w:val="20"/>
                 <w:szCs w:val="20"/>
               </w:rPr>
-              <w:t>Pārlādē mājaslapu uz index.php</w:t>
-            </w:r>
+              <w:t xml:space="preserve">Pārlādē mājaslapu uz </w:t>
+            </w:r>
+            <w:proofErr w:type="spellStart"/>
+            <w:r>
+              <w:rPr>
+                <w:sz w:val="20"/>
+                <w:szCs w:val="20"/>
+              </w:rPr>
+              <w:t>index.php</w:t>
+            </w:r>
+            <w:proofErr w:type="spellEnd"/>
           </w:p>
         </w:tc>
       </w:tr>
@@ -24155,7 +24906,39 @@
                 <w:sz w:val="20"/>
                 <w:szCs w:val="20"/>
               </w:rPr>
-              <w:t>$_SESSION[‘userType’] = ‘uznemums’</w:t>
+              <w:t>$_SESSION[‘</w:t>
+            </w:r>
+            <w:proofErr w:type="spellStart"/>
+            <w:r>
+              <w:rPr>
+                <w:sz w:val="20"/>
+                <w:szCs w:val="20"/>
+              </w:rPr>
+              <w:t>userType</w:t>
+            </w:r>
+            <w:proofErr w:type="spellEnd"/>
+            <w:r>
+              <w:rPr>
+                <w:sz w:val="20"/>
+                <w:szCs w:val="20"/>
+              </w:rPr>
+              <w:t>’] = ‘</w:t>
+            </w:r>
+            <w:proofErr w:type="spellStart"/>
+            <w:r>
+              <w:rPr>
+                <w:sz w:val="20"/>
+                <w:szCs w:val="20"/>
+              </w:rPr>
+              <w:t>uznemums</w:t>
+            </w:r>
+            <w:proofErr w:type="spellEnd"/>
+            <w:r>
+              <w:rPr>
+                <w:sz w:val="20"/>
+                <w:szCs w:val="20"/>
+              </w:rPr>
+              <w:t>’</w:t>
             </w:r>
           </w:p>
         </w:tc>
@@ -24178,8 +24961,33 @@
                 <w:sz w:val="20"/>
                 <w:szCs w:val="20"/>
               </w:rPr>
-              <w:t>Aktīva sesija ar userType = ‘uznemums</w:t>
-            </w:r>
+              <w:t xml:space="preserve">Aktīva sesija ar </w:t>
+            </w:r>
+            <w:proofErr w:type="spellStart"/>
+            <w:r>
+              <w:rPr>
+                <w:sz w:val="20"/>
+                <w:szCs w:val="20"/>
+              </w:rPr>
+              <w:t>userType</w:t>
+            </w:r>
+            <w:proofErr w:type="spellEnd"/>
+            <w:r>
+              <w:rPr>
+                <w:sz w:val="20"/>
+                <w:szCs w:val="20"/>
+              </w:rPr>
+              <w:t xml:space="preserve"> = ‘</w:t>
+            </w:r>
+            <w:proofErr w:type="spellStart"/>
+            <w:r>
+              <w:rPr>
+                <w:sz w:val="20"/>
+                <w:szCs w:val="20"/>
+              </w:rPr>
+              <w:t>uznemums</w:t>
+            </w:r>
+            <w:proofErr w:type="spellEnd"/>
           </w:p>
         </w:tc>
         <w:tc>
@@ -24201,8 +25009,17 @@
                 <w:sz w:val="20"/>
                 <w:szCs w:val="20"/>
               </w:rPr>
-              <w:t>Pārlādē mājaslapu uz index.php</w:t>
-            </w:r>
+              <w:t xml:space="preserve">Pārlādē mājaslapu uz </w:t>
+            </w:r>
+            <w:proofErr w:type="spellStart"/>
+            <w:r>
+              <w:rPr>
+                <w:sz w:val="20"/>
+                <w:szCs w:val="20"/>
+              </w:rPr>
+              <w:t>index.php</w:t>
+            </w:r>
+            <w:proofErr w:type="spellEnd"/>
           </w:p>
         </w:tc>
       </w:tr>
@@ -24272,7 +25089,23 @@
                 <w:sz w:val="20"/>
                 <w:szCs w:val="20"/>
               </w:rPr>
-              <w:t>$_SESSION[‘userType’] = ‘klients’</w:t>
+              <w:t>$_SESSION[‘</w:t>
+            </w:r>
+            <w:proofErr w:type="spellStart"/>
+            <w:r>
+              <w:rPr>
+                <w:sz w:val="20"/>
+                <w:szCs w:val="20"/>
+              </w:rPr>
+              <w:t>userType</w:t>
+            </w:r>
+            <w:proofErr w:type="spellEnd"/>
+            <w:r>
+              <w:rPr>
+                <w:sz w:val="20"/>
+                <w:szCs w:val="20"/>
+              </w:rPr>
+              <w:t>’] = ‘klients’</w:t>
             </w:r>
           </w:p>
         </w:tc>
@@ -24295,7 +25128,23 @@
                 <w:sz w:val="20"/>
                 <w:szCs w:val="20"/>
               </w:rPr>
-              <w:t>Aktīva sesija ar userType = ‘klients’</w:t>
+              <w:t xml:space="preserve">Aktīva sesija ar </w:t>
+            </w:r>
+            <w:proofErr w:type="spellStart"/>
+            <w:r>
+              <w:rPr>
+                <w:sz w:val="20"/>
+                <w:szCs w:val="20"/>
+              </w:rPr>
+              <w:t>userType</w:t>
+            </w:r>
+            <w:proofErr w:type="spellEnd"/>
+            <w:r>
+              <w:rPr>
+                <w:sz w:val="20"/>
+                <w:szCs w:val="20"/>
+              </w:rPr>
+              <w:t xml:space="preserve"> = ‘klients’</w:t>
             </w:r>
           </w:p>
         </w:tc>
@@ -24389,7 +25238,39 @@
                 <w:sz w:val="20"/>
                 <w:szCs w:val="20"/>
               </w:rPr>
-              <w:t>Datubāzes tabulā ir ieraksti ar lietotajvards = ‘$_SESSION[‘username’]’</w:t>
+              <w:t xml:space="preserve">Datubāzes tabulā ir ieraksti ar </w:t>
+            </w:r>
+            <w:proofErr w:type="spellStart"/>
+            <w:r>
+              <w:rPr>
+                <w:sz w:val="20"/>
+                <w:szCs w:val="20"/>
+              </w:rPr>
+              <w:t>lietotajvards</w:t>
+            </w:r>
+            <w:proofErr w:type="spellEnd"/>
+            <w:r>
+              <w:rPr>
+                <w:sz w:val="20"/>
+                <w:szCs w:val="20"/>
+              </w:rPr>
+              <w:t xml:space="preserve"> = ‘$_SESSION[‘</w:t>
+            </w:r>
+            <w:proofErr w:type="spellStart"/>
+            <w:r>
+              <w:rPr>
+                <w:sz w:val="20"/>
+                <w:szCs w:val="20"/>
+              </w:rPr>
+              <w:t>username</w:t>
+            </w:r>
+            <w:proofErr w:type="spellEnd"/>
+            <w:r>
+              <w:rPr>
+                <w:sz w:val="20"/>
+                <w:szCs w:val="20"/>
+              </w:rPr>
+              <w:t>’]’</w:t>
             </w:r>
           </w:p>
         </w:tc>
@@ -24412,8 +25293,17 @@
                 <w:sz w:val="20"/>
                 <w:szCs w:val="20"/>
               </w:rPr>
-              <w:t>SELECT * FROM DMPortals_CV</w:t>
-            </w:r>
+              <w:t xml:space="preserve">SELECT * FROM </w:t>
+            </w:r>
+            <w:proofErr w:type="spellStart"/>
+            <w:r>
+              <w:rPr>
+                <w:sz w:val="20"/>
+                <w:szCs w:val="20"/>
+              </w:rPr>
+              <w:t>DMPortals_CV</w:t>
+            </w:r>
+            <w:proofErr w:type="spellEnd"/>
           </w:p>
         </w:tc>
         <w:tc>
@@ -24520,7 +25410,23 @@
                 <w:sz w:val="20"/>
                 <w:szCs w:val="20"/>
               </w:rPr>
-              <w:t xml:space="preserve"> nav CV priekš $_SESSION[‘username’]</w:t>
+              <w:t xml:space="preserve"> nav CV priekš $_SESSION[‘</w:t>
+            </w:r>
+            <w:proofErr w:type="spellStart"/>
+            <w:r>
+              <w:rPr>
+                <w:sz w:val="20"/>
+                <w:szCs w:val="20"/>
+              </w:rPr>
+              <w:t>username</w:t>
+            </w:r>
+            <w:proofErr w:type="spellEnd"/>
+            <w:r>
+              <w:rPr>
+                <w:sz w:val="20"/>
+                <w:szCs w:val="20"/>
+              </w:rPr>
+              <w:t>’]</w:t>
             </w:r>
           </w:p>
         </w:tc>
@@ -24543,7 +25449,39 @@
                 <w:sz w:val="20"/>
                 <w:szCs w:val="20"/>
               </w:rPr>
-              <w:t>$result-&gt;num_rows == 0</w:t>
+              <w:t>$</w:t>
+            </w:r>
+            <w:proofErr w:type="spellStart"/>
+            <w:r>
+              <w:rPr>
+                <w:sz w:val="20"/>
+                <w:szCs w:val="20"/>
+              </w:rPr>
+              <w:t>result</w:t>
+            </w:r>
+            <w:proofErr w:type="spellEnd"/>
+            <w:r>
+              <w:rPr>
+                <w:sz w:val="20"/>
+                <w:szCs w:val="20"/>
+              </w:rPr>
+              <w:t>-&gt;</w:t>
+            </w:r>
+            <w:proofErr w:type="spellStart"/>
+            <w:r>
+              <w:rPr>
+                <w:sz w:val="20"/>
+                <w:szCs w:val="20"/>
+              </w:rPr>
+              <w:t>num_rows</w:t>
+            </w:r>
+            <w:proofErr w:type="spellEnd"/>
+            <w:r>
+              <w:rPr>
+                <w:sz w:val="20"/>
+                <w:szCs w:val="20"/>
+              </w:rPr>
+              <w:t xml:space="preserve"> == 0</w:t>
             </w:r>
           </w:p>
         </w:tc>
@@ -24637,7 +25575,39 @@
                 <w:sz w:val="20"/>
                 <w:szCs w:val="20"/>
               </w:rPr>
-              <w:t>Simulē kļūdu prepare() vai execute()</w:t>
+              <w:t xml:space="preserve">Simulē kļūdu </w:t>
+            </w:r>
+            <w:proofErr w:type="spellStart"/>
+            <w:r>
+              <w:rPr>
+                <w:sz w:val="20"/>
+                <w:szCs w:val="20"/>
+              </w:rPr>
+              <w:t>prepare</w:t>
+            </w:r>
+            <w:proofErr w:type="spellEnd"/>
+            <w:r>
+              <w:rPr>
+                <w:sz w:val="20"/>
+                <w:szCs w:val="20"/>
+              </w:rPr>
+              <w:t xml:space="preserve">() vai </w:t>
+            </w:r>
+            <w:proofErr w:type="spellStart"/>
+            <w:r>
+              <w:rPr>
+                <w:sz w:val="20"/>
+                <w:szCs w:val="20"/>
+              </w:rPr>
+              <w:t>execute</w:t>
+            </w:r>
+            <w:proofErr w:type="spellEnd"/>
+            <w:r>
+              <w:rPr>
+                <w:sz w:val="20"/>
+                <w:szCs w:val="20"/>
+              </w:rPr>
+              <w:t>()</w:t>
             </w:r>
           </w:p>
         </w:tc>
@@ -24754,7 +25724,55 @@
                 <w:sz w:val="20"/>
                 <w:szCs w:val="20"/>
               </w:rPr>
-              <w:t>Lietotājs nospiež &lt;button id=”cvButton”&gt;</w:t>
+              <w:t>Lietotājs nospiež &lt;</w:t>
+            </w:r>
+            <w:proofErr w:type="spellStart"/>
+            <w:r>
+              <w:rPr>
+                <w:sz w:val="20"/>
+                <w:szCs w:val="20"/>
+              </w:rPr>
+              <w:t>button</w:t>
+            </w:r>
+            <w:proofErr w:type="spellEnd"/>
+            <w:r>
+              <w:rPr>
+                <w:sz w:val="20"/>
+                <w:szCs w:val="20"/>
+              </w:rPr>
+              <w:t xml:space="preserve"> </w:t>
+            </w:r>
+            <w:proofErr w:type="spellStart"/>
+            <w:r>
+              <w:rPr>
+                <w:sz w:val="20"/>
+                <w:szCs w:val="20"/>
+              </w:rPr>
+              <w:t>id</w:t>
+            </w:r>
+            <w:proofErr w:type="spellEnd"/>
+            <w:r>
+              <w:rPr>
+                <w:sz w:val="20"/>
+                <w:szCs w:val="20"/>
+              </w:rPr>
+              <w:t>=”</w:t>
+            </w:r>
+            <w:proofErr w:type="spellStart"/>
+            <w:r>
+              <w:rPr>
+                <w:sz w:val="20"/>
+                <w:szCs w:val="20"/>
+              </w:rPr>
+              <w:t>cvButton</w:t>
+            </w:r>
+            <w:proofErr w:type="spellEnd"/>
+            <w:r>
+              <w:rPr>
+                <w:sz w:val="20"/>
+                <w:szCs w:val="20"/>
+              </w:rPr>
+              <w:t>”&gt;</w:t>
             </w:r>
           </w:p>
         </w:tc>
@@ -24988,7 +26006,39 @@
                 <w:sz w:val="20"/>
                 <w:szCs w:val="20"/>
               </w:rPr>
-              <w:t>Aizpildīti visi input un textarea lauki</w:t>
+              <w:t xml:space="preserve">Aizpildīti visi </w:t>
+            </w:r>
+            <w:proofErr w:type="spellStart"/>
+            <w:r>
+              <w:rPr>
+                <w:sz w:val="20"/>
+                <w:szCs w:val="20"/>
+              </w:rPr>
+              <w:t>input</w:t>
+            </w:r>
+            <w:proofErr w:type="spellEnd"/>
+            <w:r>
+              <w:rPr>
+                <w:sz w:val="20"/>
+                <w:szCs w:val="20"/>
+              </w:rPr>
+              <w:t xml:space="preserve"> un </w:t>
+            </w:r>
+            <w:proofErr w:type="spellStart"/>
+            <w:r>
+              <w:rPr>
+                <w:sz w:val="20"/>
+                <w:szCs w:val="20"/>
+              </w:rPr>
+              <w:t>textarea</w:t>
+            </w:r>
+            <w:proofErr w:type="spellEnd"/>
+            <w:r>
+              <w:rPr>
+                <w:sz w:val="20"/>
+                <w:szCs w:val="20"/>
+              </w:rPr>
+              <w:t xml:space="preserve"> lauki</w:t>
             </w:r>
           </w:p>
         </w:tc>
@@ -25034,7 +26084,23 @@
                 <w:sz w:val="20"/>
                 <w:szCs w:val="20"/>
               </w:rPr>
-              <w:t>‘Save CV’ poga kļūst aktīva</w:t>
+              <w:t>‘</w:t>
+            </w:r>
+            <w:proofErr w:type="spellStart"/>
+            <w:r>
+              <w:rPr>
+                <w:sz w:val="20"/>
+                <w:szCs w:val="20"/>
+              </w:rPr>
+              <w:t>Save</w:t>
+            </w:r>
+            <w:proofErr w:type="spellEnd"/>
+            <w:r>
+              <w:rPr>
+                <w:sz w:val="20"/>
+                <w:szCs w:val="20"/>
+              </w:rPr>
+              <w:t xml:space="preserve"> CV’ poga kļūst aktīva</w:t>
             </w:r>
           </w:p>
         </w:tc>
@@ -25082,7 +26148,23 @@
                 <w:sz w:val="20"/>
                 <w:szCs w:val="20"/>
               </w:rPr>
-              <w:t>Nospiež “Save CV” pogu bez izvēlētas valodas</w:t>
+              <w:t>Nospiež “</w:t>
+            </w:r>
+            <w:proofErr w:type="spellStart"/>
+            <w:r>
+              <w:rPr>
+                <w:sz w:val="20"/>
+                <w:szCs w:val="20"/>
+              </w:rPr>
+              <w:t>Save</w:t>
+            </w:r>
+            <w:proofErr w:type="spellEnd"/>
+            <w:r>
+              <w:rPr>
+                <w:sz w:val="20"/>
+                <w:szCs w:val="20"/>
+              </w:rPr>
+              <w:t xml:space="preserve"> CV” pogu bez izvēlētas valodas</w:t>
             </w:r>
           </w:p>
         </w:tc>
@@ -25128,7 +26210,23 @@
                 <w:sz w:val="20"/>
                 <w:szCs w:val="20"/>
               </w:rPr>
-              <w:t>Mēģina nospiest “Save CV” pogu</w:t>
+              <w:t>Mēģina nospiest “</w:t>
+            </w:r>
+            <w:proofErr w:type="spellStart"/>
+            <w:r>
+              <w:rPr>
+                <w:sz w:val="20"/>
+                <w:szCs w:val="20"/>
+              </w:rPr>
+              <w:t>Save</w:t>
+            </w:r>
+            <w:proofErr w:type="spellEnd"/>
+            <w:r>
+              <w:rPr>
+                <w:sz w:val="20"/>
+                <w:szCs w:val="20"/>
+              </w:rPr>
+              <w:t xml:space="preserve"> CV” pogu</w:t>
             </w:r>
           </w:p>
         </w:tc>
@@ -25151,7 +26249,23 @@
                 <w:sz w:val="20"/>
                 <w:szCs w:val="20"/>
               </w:rPr>
-              <w:t>‘Save CV’ poga paliek deaktivizēta</w:t>
+              <w:t>‘</w:t>
+            </w:r>
+            <w:proofErr w:type="spellStart"/>
+            <w:r>
+              <w:rPr>
+                <w:sz w:val="20"/>
+                <w:szCs w:val="20"/>
+              </w:rPr>
+              <w:t>Save</w:t>
+            </w:r>
+            <w:proofErr w:type="spellEnd"/>
+            <w:r>
+              <w:rPr>
+                <w:sz w:val="20"/>
+                <w:szCs w:val="20"/>
+              </w:rPr>
+              <w:t xml:space="preserve"> CV’ poga paliek deaktivizēta</w:t>
             </w:r>
           </w:p>
         </w:tc>
@@ -25199,7 +26313,23 @@
                 <w:sz w:val="20"/>
                 <w:szCs w:val="20"/>
               </w:rPr>
-              <w:t>Pārbauda bilde.php izvadi</w:t>
+              <w:t xml:space="preserve">Pārbauda </w:t>
+            </w:r>
+            <w:proofErr w:type="spellStart"/>
+            <w:r>
+              <w:rPr>
+                <w:sz w:val="20"/>
+                <w:szCs w:val="20"/>
+              </w:rPr>
+              <w:t>bilde.php</w:t>
+            </w:r>
+            <w:proofErr w:type="spellEnd"/>
+            <w:r>
+              <w:rPr>
+                <w:sz w:val="20"/>
+                <w:szCs w:val="20"/>
+              </w:rPr>
+              <w:t xml:space="preserve"> izvadi</w:t>
             </w:r>
           </w:p>
         </w:tc>
@@ -25217,12 +26347,21 @@
                 <w:szCs w:val="20"/>
               </w:rPr>
             </w:pPr>
-            <w:r>
-              <w:rPr>
-                <w:sz w:val="20"/>
-                <w:szCs w:val="20"/>
-              </w:rPr>
-              <w:t>bilde.php atgriež lietotāja profila bildi</w:t>
+            <w:proofErr w:type="spellStart"/>
+            <w:r>
+              <w:rPr>
+                <w:sz w:val="20"/>
+                <w:szCs w:val="20"/>
+              </w:rPr>
+              <w:t>bilde.php</w:t>
+            </w:r>
+            <w:proofErr w:type="spellEnd"/>
+            <w:r>
+              <w:rPr>
+                <w:sz w:val="20"/>
+                <w:szCs w:val="20"/>
+              </w:rPr>
+              <w:t xml:space="preserve"> atgriež lietotāja profila bildi</w:t>
             </w:r>
           </w:p>
         </w:tc>
@@ -25245,7 +26384,23 @@
                 <w:sz w:val="20"/>
                 <w:szCs w:val="20"/>
               </w:rPr>
-              <w:t>Profila bilde iegūta no bilde.php?username=...</w:t>
+              <w:t xml:space="preserve">Profila bilde iegūta no </w:t>
+            </w:r>
+            <w:proofErr w:type="spellStart"/>
+            <w:r>
+              <w:rPr>
+                <w:sz w:val="20"/>
+                <w:szCs w:val="20"/>
+              </w:rPr>
+              <w:t>bilde.php?username</w:t>
+            </w:r>
+            <w:proofErr w:type="spellEnd"/>
+            <w:r>
+              <w:rPr>
+                <w:sz w:val="20"/>
+                <w:szCs w:val="20"/>
+              </w:rPr>
+              <w:t>=...</w:t>
             </w:r>
           </w:p>
         </w:tc>
@@ -25345,6 +26500,7 @@
           <w:szCs w:val="22"/>
         </w:rPr>
       </w:pPr>
+      <w:proofErr w:type="spellStart"/>
       <w:r>
         <w:rPr>
           <w:b/>
@@ -25352,7 +26508,17 @@
           <w:sz w:val="20"/>
           <w:szCs w:val="22"/>
         </w:rPr>
-        <w:t>White-Box Testēšana - Izveidot vakanci</w:t>
+        <w:t>White-Box</w:t>
+      </w:r>
+      <w:proofErr w:type="spellEnd"/>
+      <w:r>
+        <w:rPr>
+          <w:b/>
+          <w:bCs/>
+          <w:sz w:val="20"/>
+          <w:szCs w:val="22"/>
+        </w:rPr>
+        <w:t xml:space="preserve"> Testēšana - Izveidot vakanci</w:t>
       </w:r>
     </w:p>
     <w:tbl>
@@ -25577,7 +26743,23 @@
                 <w:sz w:val="20"/>
                 <w:szCs w:val="20"/>
               </w:rPr>
-              <w:t>$_SESSION['username'] nav iestatīts</w:t>
+              <w:t>$_SESSION['</w:t>
+            </w:r>
+            <w:proofErr w:type="spellStart"/>
+            <w:r>
+              <w:rPr>
+                <w:sz w:val="20"/>
+                <w:szCs w:val="20"/>
+              </w:rPr>
+              <w:t>username</w:t>
+            </w:r>
+            <w:proofErr w:type="spellEnd"/>
+            <w:r>
+              <w:rPr>
+                <w:sz w:val="20"/>
+                <w:szCs w:val="20"/>
+              </w:rPr>
+              <w:t>'] nav iestatīts</w:t>
             </w:r>
           </w:p>
         </w:tc>
@@ -25600,7 +26782,23 @@
                 <w:sz w:val="20"/>
                 <w:szCs w:val="20"/>
               </w:rPr>
-              <w:t>Atver izveidotVakanci.php bez sesijas</w:t>
+              <w:t xml:space="preserve">Atver </w:t>
+            </w:r>
+            <w:proofErr w:type="spellStart"/>
+            <w:r>
+              <w:rPr>
+                <w:sz w:val="20"/>
+                <w:szCs w:val="20"/>
+              </w:rPr>
+              <w:t>izveidotVakanci.php</w:t>
+            </w:r>
+            <w:proofErr w:type="spellEnd"/>
+            <w:r>
+              <w:rPr>
+                <w:sz w:val="20"/>
+                <w:szCs w:val="20"/>
+              </w:rPr>
+              <w:t xml:space="preserve"> bez sesijas</w:t>
             </w:r>
           </w:p>
         </w:tc>
@@ -25623,8 +26821,17 @@
                 <w:sz w:val="20"/>
                 <w:szCs w:val="20"/>
               </w:rPr>
-              <w:t>Lietotājs tiek novirzīts uz index.php</w:t>
-            </w:r>
+              <w:t xml:space="preserve">Lietotājs tiek novirzīts uz </w:t>
+            </w:r>
+            <w:proofErr w:type="spellStart"/>
+            <w:r>
+              <w:rPr>
+                <w:sz w:val="20"/>
+                <w:szCs w:val="20"/>
+              </w:rPr>
+              <w:t>index.php</w:t>
+            </w:r>
+            <w:proofErr w:type="spellEnd"/>
           </w:p>
         </w:tc>
       </w:tr>
@@ -25694,7 +26901,23 @@
                 <w:sz w:val="20"/>
                 <w:szCs w:val="20"/>
               </w:rPr>
-              <w:t>$_SESSION['userType'] = 'klients'</w:t>
+              <w:t>$_SESSION['</w:t>
+            </w:r>
+            <w:proofErr w:type="spellStart"/>
+            <w:r>
+              <w:rPr>
+                <w:sz w:val="20"/>
+                <w:szCs w:val="20"/>
+              </w:rPr>
+              <w:t>userType</w:t>
+            </w:r>
+            <w:proofErr w:type="spellEnd"/>
+            <w:r>
+              <w:rPr>
+                <w:sz w:val="20"/>
+                <w:szCs w:val="20"/>
+              </w:rPr>
+              <w:t>'] = 'klients'</w:t>
             </w:r>
           </w:p>
         </w:tc>
@@ -25717,7 +26940,23 @@
                 <w:sz w:val="20"/>
                 <w:szCs w:val="20"/>
               </w:rPr>
-              <w:t>Atver izveidotVakanci.php kā "klients"</w:t>
+              <w:t xml:space="preserve">Atver </w:t>
+            </w:r>
+            <w:proofErr w:type="spellStart"/>
+            <w:r>
+              <w:rPr>
+                <w:sz w:val="20"/>
+                <w:szCs w:val="20"/>
+              </w:rPr>
+              <w:t>izveidotVakanci.php</w:t>
+            </w:r>
+            <w:proofErr w:type="spellEnd"/>
+            <w:r>
+              <w:rPr>
+                <w:sz w:val="20"/>
+                <w:szCs w:val="20"/>
+              </w:rPr>
+              <w:t xml:space="preserve"> kā "klients"</w:t>
             </w:r>
           </w:p>
         </w:tc>
@@ -25761,8 +27000,17 @@
                 <w:sz w:val="20"/>
                 <w:szCs w:val="20"/>
               </w:rPr>
-              <w:t xml:space="preserve"> tiek novirzīts uz index.php</w:t>
-            </w:r>
+              <w:t xml:space="preserve"> tiek novirzīts uz </w:t>
+            </w:r>
+            <w:proofErr w:type="spellStart"/>
+            <w:r>
+              <w:rPr>
+                <w:sz w:val="20"/>
+                <w:szCs w:val="20"/>
+              </w:rPr>
+              <w:t>index.php</w:t>
+            </w:r>
+            <w:proofErr w:type="spellEnd"/>
           </w:p>
         </w:tc>
       </w:tr>
@@ -25832,8 +27080,49 @@
                 <w:sz w:val="20"/>
                 <w:szCs w:val="20"/>
               </w:rPr>
-              <w:t>$_SESSION['userType'] = 'uznemums', nav ierakstu DMPortals_Vakances</w:t>
-            </w:r>
+              <w:t>$_SESSION['</w:t>
+            </w:r>
+            <w:proofErr w:type="spellStart"/>
+            <w:r>
+              <w:rPr>
+                <w:sz w:val="20"/>
+                <w:szCs w:val="20"/>
+              </w:rPr>
+              <w:t>userType</w:t>
+            </w:r>
+            <w:proofErr w:type="spellEnd"/>
+            <w:r>
+              <w:rPr>
+                <w:sz w:val="20"/>
+                <w:szCs w:val="20"/>
+              </w:rPr>
+              <w:t>'] = '</w:t>
+            </w:r>
+            <w:proofErr w:type="spellStart"/>
+            <w:r>
+              <w:rPr>
+                <w:sz w:val="20"/>
+                <w:szCs w:val="20"/>
+              </w:rPr>
+              <w:t>uznemums</w:t>
+            </w:r>
+            <w:proofErr w:type="spellEnd"/>
+            <w:r>
+              <w:rPr>
+                <w:sz w:val="20"/>
+                <w:szCs w:val="20"/>
+              </w:rPr>
+              <w:t xml:space="preserve">', nav ierakstu </w:t>
+            </w:r>
+            <w:proofErr w:type="spellStart"/>
+            <w:r>
+              <w:rPr>
+                <w:sz w:val="20"/>
+                <w:szCs w:val="20"/>
+              </w:rPr>
+              <w:t>DMPortals_Vakances</w:t>
+            </w:r>
+            <w:proofErr w:type="spellEnd"/>
           </w:p>
         </w:tc>
         <w:tc>
@@ -26005,7 +27294,23 @@
                 <w:sz w:val="20"/>
                 <w:szCs w:val="20"/>
               </w:rPr>
-              <w:t>Parādās viena vacancy-box ar datiem</w:t>
+              <w:t xml:space="preserve">Parādās viena </w:t>
+            </w:r>
+            <w:proofErr w:type="spellStart"/>
+            <w:r>
+              <w:rPr>
+                <w:sz w:val="20"/>
+                <w:szCs w:val="20"/>
+              </w:rPr>
+              <w:t>vacancy-box</w:t>
+            </w:r>
+            <w:proofErr w:type="spellEnd"/>
+            <w:r>
+              <w:rPr>
+                <w:sz w:val="20"/>
+                <w:szCs w:val="20"/>
+              </w:rPr>
+              <w:t xml:space="preserve"> ar datiem</w:t>
             </w:r>
           </w:p>
         </w:tc>
@@ -26076,8 +27381,33 @@
                 <w:sz w:val="20"/>
                 <w:szCs w:val="20"/>
               </w:rPr>
-              <w:t>$savienojums-&gt;prepare() atgriež false</w:t>
-            </w:r>
+              <w:t>$savienojums-&gt;</w:t>
+            </w:r>
+            <w:proofErr w:type="spellStart"/>
+            <w:r>
+              <w:rPr>
+                <w:sz w:val="20"/>
+                <w:szCs w:val="20"/>
+              </w:rPr>
+              <w:t>prepare</w:t>
+            </w:r>
+            <w:proofErr w:type="spellEnd"/>
+            <w:r>
+              <w:rPr>
+                <w:sz w:val="20"/>
+                <w:szCs w:val="20"/>
+              </w:rPr>
+              <w:t xml:space="preserve">() atgriež </w:t>
+            </w:r>
+            <w:proofErr w:type="spellStart"/>
+            <w:r>
+              <w:rPr>
+                <w:sz w:val="20"/>
+                <w:szCs w:val="20"/>
+              </w:rPr>
+              <w:t>false</w:t>
+            </w:r>
+            <w:proofErr w:type="spellEnd"/>
           </w:p>
         </w:tc>
         <w:tc>
@@ -26193,7 +27523,39 @@
                 <w:sz w:val="20"/>
                 <w:szCs w:val="20"/>
               </w:rPr>
-              <w:t>$stmt-&gt;execute() neizdodas</w:t>
+              <w:t>$</w:t>
+            </w:r>
+            <w:proofErr w:type="spellStart"/>
+            <w:r>
+              <w:rPr>
+                <w:sz w:val="20"/>
+                <w:szCs w:val="20"/>
+              </w:rPr>
+              <w:t>stmt</w:t>
+            </w:r>
+            <w:proofErr w:type="spellEnd"/>
+            <w:r>
+              <w:rPr>
+                <w:sz w:val="20"/>
+                <w:szCs w:val="20"/>
+              </w:rPr>
+              <w:t>-&gt;</w:t>
+            </w:r>
+            <w:proofErr w:type="spellStart"/>
+            <w:r>
+              <w:rPr>
+                <w:sz w:val="20"/>
+                <w:szCs w:val="20"/>
+              </w:rPr>
+              <w:t>execute</w:t>
+            </w:r>
+            <w:proofErr w:type="spellEnd"/>
+            <w:r>
+              <w:rPr>
+                <w:sz w:val="20"/>
+                <w:szCs w:val="20"/>
+              </w:rPr>
+              <w:t>() neizdodas</w:t>
             </w:r>
           </w:p>
         </w:tc>
@@ -26287,7 +27649,23 @@
                 <w:sz w:val="20"/>
                 <w:szCs w:val="20"/>
               </w:rPr>
-              <w:t>HTML elements vacancyButton darbojas</w:t>
+              <w:t xml:space="preserve">HTML elements </w:t>
+            </w:r>
+            <w:proofErr w:type="spellStart"/>
+            <w:r>
+              <w:rPr>
+                <w:sz w:val="20"/>
+                <w:szCs w:val="20"/>
+              </w:rPr>
+              <w:t>vacancyButton</w:t>
+            </w:r>
+            <w:proofErr w:type="spellEnd"/>
+            <w:r>
+              <w:rPr>
+                <w:sz w:val="20"/>
+                <w:szCs w:val="20"/>
+              </w:rPr>
+              <w:t xml:space="preserve"> darbojas</w:t>
             </w:r>
           </w:p>
         </w:tc>
@@ -26473,8 +27851,17 @@
                 <w:sz w:val="20"/>
                 <w:szCs w:val="20"/>
               </w:rPr>
-              <w:t>#saveVacancy ir disabled</w:t>
-            </w:r>
+              <w:t xml:space="preserve">#saveVacancy ir </w:t>
+            </w:r>
+            <w:proofErr w:type="spellStart"/>
+            <w:r>
+              <w:rPr>
+                <w:sz w:val="20"/>
+                <w:szCs w:val="20"/>
+              </w:rPr>
+              <w:t>disabled</w:t>
+            </w:r>
+            <w:proofErr w:type="spellEnd"/>
           </w:p>
         </w:tc>
       </w:tr>
@@ -26521,7 +27908,23 @@
                 <w:sz w:val="20"/>
                 <w:szCs w:val="20"/>
               </w:rPr>
-              <w:t>Aizpildīta forma iespējo pogu</w:t>
+              <w:t xml:space="preserve">Aizpildīta forma </w:t>
+            </w:r>
+            <w:proofErr w:type="spellStart"/>
+            <w:r>
+              <w:rPr>
+                <w:sz w:val="20"/>
+                <w:szCs w:val="20"/>
+              </w:rPr>
+              <w:t>iespējo</w:t>
+            </w:r>
+            <w:proofErr w:type="spellEnd"/>
+            <w:r>
+              <w:rPr>
+                <w:sz w:val="20"/>
+                <w:szCs w:val="20"/>
+              </w:rPr>
+              <w:t xml:space="preserve"> pogu</w:t>
             </w:r>
           </w:p>
         </w:tc>
@@ -26547,7 +27950,39 @@
                 <w:sz w:val="20"/>
                 <w:szCs w:val="20"/>
               </w:rPr>
-              <w:t>DOM elements vacancyName, vacancyDescription, utt. ir aizpildīti</w:t>
+              <w:t xml:space="preserve">DOM elements </w:t>
+            </w:r>
+            <w:proofErr w:type="spellStart"/>
+            <w:r>
+              <w:rPr>
+                <w:sz w:val="20"/>
+                <w:szCs w:val="20"/>
+              </w:rPr>
+              <w:t>vacancyName</w:t>
+            </w:r>
+            <w:proofErr w:type="spellEnd"/>
+            <w:r>
+              <w:rPr>
+                <w:sz w:val="20"/>
+                <w:szCs w:val="20"/>
+              </w:rPr>
+              <w:t xml:space="preserve">, </w:t>
+            </w:r>
+            <w:proofErr w:type="spellStart"/>
+            <w:r>
+              <w:rPr>
+                <w:sz w:val="20"/>
+                <w:szCs w:val="20"/>
+              </w:rPr>
+              <w:t>vacancyDescription</w:t>
+            </w:r>
+            <w:proofErr w:type="spellEnd"/>
+            <w:r>
+              <w:rPr>
+                <w:sz w:val="20"/>
+                <w:szCs w:val="20"/>
+              </w:rPr>
+              <w:t>, utt. ir aizpildīti</w:t>
             </w:r>
           </w:p>
         </w:tc>
@@ -26678,7 +28113,23 @@
                 <w:sz w:val="20"/>
                 <w:szCs w:val="20"/>
               </w:rPr>
-              <w:t xml:space="preserve"> satur vakanci, delete-vacancy-btn eksistē</w:t>
+              <w:t xml:space="preserve"> satur vakanci, </w:t>
+            </w:r>
+            <w:proofErr w:type="spellStart"/>
+            <w:r>
+              <w:rPr>
+                <w:sz w:val="20"/>
+                <w:szCs w:val="20"/>
+              </w:rPr>
+              <w:t>delete-vacancy-btn</w:t>
+            </w:r>
+            <w:proofErr w:type="spellEnd"/>
+            <w:r>
+              <w:rPr>
+                <w:sz w:val="20"/>
+                <w:szCs w:val="20"/>
+              </w:rPr>
+              <w:t xml:space="preserve"> eksistē</w:t>
             </w:r>
           </w:p>
         </w:tc>
@@ -26724,7 +28175,23 @@
                 <w:sz w:val="20"/>
                 <w:szCs w:val="20"/>
               </w:rPr>
-              <w:t>Vakance tiek dzēsta no DOM, (ar JS palīdzību un backend POST pieprasījumu)</w:t>
+              <w:t xml:space="preserve">Vakance tiek dzēsta no DOM, (ar JS palīdzību un </w:t>
+            </w:r>
+            <w:proofErr w:type="spellStart"/>
+            <w:r>
+              <w:rPr>
+                <w:sz w:val="20"/>
+                <w:szCs w:val="20"/>
+              </w:rPr>
+              <w:t>backend</w:t>
+            </w:r>
+            <w:proofErr w:type="spellEnd"/>
+            <w:r>
+              <w:rPr>
+                <w:sz w:val="20"/>
+                <w:szCs w:val="20"/>
+              </w:rPr>
+              <w:t xml:space="preserve"> POST pieprasījumu)</w:t>
             </w:r>
           </w:p>
         </w:tc>
@@ -26801,6 +28268,7 @@
           <w:szCs w:val="22"/>
         </w:rPr>
       </w:pPr>
+      <w:proofErr w:type="spellStart"/>
       <w:r>
         <w:rPr>
           <w:b/>
@@ -26808,7 +28276,17 @@
           <w:sz w:val="20"/>
           <w:szCs w:val="22"/>
         </w:rPr>
-        <w:t>White-Box Testēšana - Profils</w:t>
+        <w:t>White-Box</w:t>
+      </w:r>
+      <w:proofErr w:type="spellEnd"/>
+      <w:r>
+        <w:rPr>
+          <w:b/>
+          <w:bCs/>
+          <w:sz w:val="20"/>
+          <w:szCs w:val="22"/>
+        </w:rPr>
+        <w:t xml:space="preserve"> Testēšana - Profils</w:t>
       </w:r>
     </w:p>
     <w:tbl>
@@ -27033,7 +28511,23 @@
                 <w:sz w:val="20"/>
                 <w:szCs w:val="20"/>
               </w:rPr>
-              <w:t>Nav $_SESSION['username']</w:t>
+              <w:t>Nav $_SESSION['</w:t>
+            </w:r>
+            <w:proofErr w:type="spellStart"/>
+            <w:r>
+              <w:rPr>
+                <w:sz w:val="20"/>
+                <w:szCs w:val="20"/>
+              </w:rPr>
+              <w:t>username</w:t>
+            </w:r>
+            <w:proofErr w:type="spellEnd"/>
+            <w:r>
+              <w:rPr>
+                <w:sz w:val="20"/>
+                <w:szCs w:val="20"/>
+              </w:rPr>
+              <w:t>']</w:t>
             </w:r>
           </w:p>
         </w:tc>
@@ -27079,8 +28573,17 @@
                 <w:sz w:val="20"/>
                 <w:szCs w:val="20"/>
               </w:rPr>
-              <w:t>Tiek novirzīts uz index.php</w:t>
-            </w:r>
+              <w:t xml:space="preserve">Tiek novirzīts uz </w:t>
+            </w:r>
+            <w:proofErr w:type="spellStart"/>
+            <w:r>
+              <w:rPr>
+                <w:sz w:val="20"/>
+                <w:szCs w:val="20"/>
+              </w:rPr>
+              <w:t>index.php</w:t>
+            </w:r>
+            <w:proofErr w:type="spellEnd"/>
           </w:p>
         </w:tc>
       </w:tr>
@@ -27145,13 +28648,31 @@
                 <w:szCs w:val="20"/>
               </w:rPr>
             </w:pPr>
-            <w:r>
-              <w:rPr>
-                <w:sz w:val="20"/>
-                <w:szCs w:val="20"/>
-              </w:rPr>
-              <w:t>userType = "klients"; derīgs lietotajvards</w:t>
-            </w:r>
+            <w:proofErr w:type="spellStart"/>
+            <w:r>
+              <w:rPr>
+                <w:sz w:val="20"/>
+                <w:szCs w:val="20"/>
+              </w:rPr>
+              <w:t>userType</w:t>
+            </w:r>
+            <w:proofErr w:type="spellEnd"/>
+            <w:r>
+              <w:rPr>
+                <w:sz w:val="20"/>
+                <w:szCs w:val="20"/>
+              </w:rPr>
+              <w:t xml:space="preserve"> = "klients"; derīgs </w:t>
+            </w:r>
+            <w:proofErr w:type="spellStart"/>
+            <w:r>
+              <w:rPr>
+                <w:sz w:val="20"/>
+                <w:szCs w:val="20"/>
+              </w:rPr>
+              <w:t>lietotajvards</w:t>
+            </w:r>
+            <w:proofErr w:type="spellEnd"/>
           </w:p>
         </w:tc>
         <w:tc>
@@ -27196,8 +28717,17 @@
                 <w:sz w:val="20"/>
                 <w:szCs w:val="20"/>
               </w:rPr>
-              <w:t>Tiek izgūti klienta dati no DMPortals</w:t>
-            </w:r>
+              <w:t xml:space="preserve">Tiek izgūti klienta dati no </w:t>
+            </w:r>
+            <w:proofErr w:type="spellStart"/>
+            <w:r>
+              <w:rPr>
+                <w:sz w:val="20"/>
+                <w:szCs w:val="20"/>
+              </w:rPr>
+              <w:t>DMPortals</w:t>
+            </w:r>
+            <w:proofErr w:type="spellEnd"/>
           </w:p>
         </w:tc>
       </w:tr>
@@ -27262,13 +28792,47 @@
                 <w:szCs w:val="20"/>
               </w:rPr>
             </w:pPr>
-            <w:r>
-              <w:rPr>
-                <w:sz w:val="20"/>
-                <w:szCs w:val="20"/>
-              </w:rPr>
-              <w:t>userType = "uznemums"; derīgs uznemuma_nosaukums</w:t>
-            </w:r>
+            <w:proofErr w:type="spellStart"/>
+            <w:r>
+              <w:rPr>
+                <w:sz w:val="20"/>
+                <w:szCs w:val="20"/>
+              </w:rPr>
+              <w:t>userType</w:t>
+            </w:r>
+            <w:proofErr w:type="spellEnd"/>
+            <w:r>
+              <w:rPr>
+                <w:sz w:val="20"/>
+                <w:szCs w:val="20"/>
+              </w:rPr>
+              <w:t xml:space="preserve"> = "</w:t>
+            </w:r>
+            <w:proofErr w:type="spellStart"/>
+            <w:r>
+              <w:rPr>
+                <w:sz w:val="20"/>
+                <w:szCs w:val="20"/>
+              </w:rPr>
+              <w:t>uznemums</w:t>
+            </w:r>
+            <w:proofErr w:type="spellEnd"/>
+            <w:r>
+              <w:rPr>
+                <w:sz w:val="20"/>
+                <w:szCs w:val="20"/>
+              </w:rPr>
+              <w:t xml:space="preserve">"; derīgs </w:t>
+            </w:r>
+            <w:proofErr w:type="spellStart"/>
+            <w:r>
+              <w:rPr>
+                <w:sz w:val="20"/>
+                <w:szCs w:val="20"/>
+              </w:rPr>
+              <w:t>uznemuma_nosaukums</w:t>
+            </w:r>
+            <w:proofErr w:type="spellEnd"/>
           </w:p>
         </w:tc>
         <w:tc>
@@ -27313,8 +28877,17 @@
                 <w:sz w:val="20"/>
                 <w:szCs w:val="20"/>
               </w:rPr>
-              <w:t>Tiek izgūti uzņēmuma dati no DMPortals_Uznemums</w:t>
-            </w:r>
+              <w:t xml:space="preserve">Tiek izgūti uzņēmuma dati no </w:t>
+            </w:r>
+            <w:proofErr w:type="spellStart"/>
+            <w:r>
+              <w:rPr>
+                <w:sz w:val="20"/>
+                <w:szCs w:val="20"/>
+              </w:rPr>
+              <w:t>DMPortals_Uznemums</w:t>
+            </w:r>
+            <w:proofErr w:type="spellEnd"/>
           </w:p>
         </w:tc>
       </w:tr>
@@ -27430,8 +29003,17 @@
                 <w:sz w:val="20"/>
                 <w:szCs w:val="20"/>
               </w:rPr>
-              <w:t>Izvada: "Lietotājs nav atrasts." un novirza uz index.php</w:t>
-            </w:r>
+              <w:t xml:space="preserve">Izvada: "Lietotājs nav atrasts." un novirza uz </w:t>
+            </w:r>
+            <w:proofErr w:type="spellStart"/>
+            <w:r>
+              <w:rPr>
+                <w:sz w:val="20"/>
+                <w:szCs w:val="20"/>
+              </w:rPr>
+              <w:t>index.php</w:t>
+            </w:r>
+            <w:proofErr w:type="spellEnd"/>
           </w:p>
         </w:tc>
       </w:tr>
@@ -27503,7 +29085,23 @@
                 <w:sz w:val="20"/>
                 <w:szCs w:val="20"/>
               </w:rPr>
-              <w:t>Derīga bilde $_FILES, userType = klients</w:t>
+              <w:t xml:space="preserve">Derīga bilde $_FILES, </w:t>
+            </w:r>
+            <w:proofErr w:type="spellStart"/>
+            <w:r>
+              <w:rPr>
+                <w:sz w:val="20"/>
+                <w:szCs w:val="20"/>
+              </w:rPr>
+              <w:t>userType</w:t>
+            </w:r>
+            <w:proofErr w:type="spellEnd"/>
+            <w:r>
+              <w:rPr>
+                <w:sz w:val="20"/>
+                <w:szCs w:val="20"/>
+              </w:rPr>
+              <w:t xml:space="preserve"> = klients</w:t>
             </w:r>
           </w:p>
         </w:tc>
@@ -27549,8 +29147,17 @@
                 <w:sz w:val="20"/>
                 <w:szCs w:val="20"/>
               </w:rPr>
-              <w:t>Profila bilde tiek saglabāta tabulā DMPortals</w:t>
-            </w:r>
+              <w:t xml:space="preserve">Profila bilde tiek saglabāta tabulā </w:t>
+            </w:r>
+            <w:proofErr w:type="spellStart"/>
+            <w:r>
+              <w:rPr>
+                <w:sz w:val="20"/>
+                <w:szCs w:val="20"/>
+              </w:rPr>
+              <w:t>DMPortals</w:t>
+            </w:r>
+            <w:proofErr w:type="spellEnd"/>
           </w:p>
         </w:tc>
       </w:tr>
@@ -27620,8 +29227,33 @@
                 <w:sz w:val="20"/>
                 <w:szCs w:val="20"/>
               </w:rPr>
-              <w:t>Derīga bilde $_FILES, userType = uznemums</w:t>
-            </w:r>
+              <w:t xml:space="preserve">Derīga bilde $_FILES, </w:t>
+            </w:r>
+            <w:proofErr w:type="spellStart"/>
+            <w:r>
+              <w:rPr>
+                <w:sz w:val="20"/>
+                <w:szCs w:val="20"/>
+              </w:rPr>
+              <w:t>userType</w:t>
+            </w:r>
+            <w:proofErr w:type="spellEnd"/>
+            <w:r>
+              <w:rPr>
+                <w:sz w:val="20"/>
+                <w:szCs w:val="20"/>
+              </w:rPr>
+              <w:t xml:space="preserve"> = </w:t>
+            </w:r>
+            <w:proofErr w:type="spellStart"/>
+            <w:r>
+              <w:rPr>
+                <w:sz w:val="20"/>
+                <w:szCs w:val="20"/>
+              </w:rPr>
+              <w:t>uznemums</w:t>
+            </w:r>
+            <w:proofErr w:type="spellEnd"/>
           </w:p>
         </w:tc>
         <w:tc>
@@ -27666,8 +29298,17 @@
                 <w:sz w:val="20"/>
                 <w:szCs w:val="20"/>
               </w:rPr>
-              <w:t>Profila bilde tiek saglabāta tabulā DMPortals_Uznemums</w:t>
-            </w:r>
+              <w:t xml:space="preserve">Profila bilde tiek saglabāta tabulā </w:t>
+            </w:r>
+            <w:proofErr w:type="spellStart"/>
+            <w:r>
+              <w:rPr>
+                <w:sz w:val="20"/>
+                <w:szCs w:val="20"/>
+              </w:rPr>
+              <w:t>DMPortals_Uznemums</w:t>
+            </w:r>
+            <w:proofErr w:type="spellEnd"/>
           </w:p>
         </w:tc>
       </w:tr>
@@ -27732,12 +29373,21 @@
                 <w:szCs w:val="20"/>
               </w:rPr>
             </w:pPr>
-            <w:r>
-              <w:rPr>
-                <w:sz w:val="20"/>
-                <w:szCs w:val="20"/>
-              </w:rPr>
-              <w:t>new_username jau eksistē datubāzē</w:t>
+            <w:proofErr w:type="spellStart"/>
+            <w:r>
+              <w:rPr>
+                <w:sz w:val="20"/>
+                <w:szCs w:val="20"/>
+              </w:rPr>
+              <w:t>new_username</w:t>
+            </w:r>
+            <w:proofErr w:type="spellEnd"/>
+            <w:r>
+              <w:rPr>
+                <w:sz w:val="20"/>
+                <w:szCs w:val="20"/>
+              </w:rPr>
+              <w:t xml:space="preserve"> jau eksistē datubāzē</w:t>
             </w:r>
           </w:p>
         </w:tc>
@@ -27755,12 +29405,21 @@
                 <w:szCs w:val="20"/>
               </w:rPr>
             </w:pPr>
-            <w:r>
-              <w:rPr>
-                <w:sz w:val="20"/>
-                <w:szCs w:val="20"/>
-              </w:rPr>
-              <w:t>lietotajvards = "tests"</w:t>
+            <w:proofErr w:type="spellStart"/>
+            <w:r>
+              <w:rPr>
+                <w:sz w:val="20"/>
+                <w:szCs w:val="20"/>
+              </w:rPr>
+              <w:t>lietotajvards</w:t>
+            </w:r>
+            <w:proofErr w:type="spellEnd"/>
+            <w:r>
+              <w:rPr>
+                <w:sz w:val="20"/>
+                <w:szCs w:val="20"/>
+              </w:rPr>
+              <w:t xml:space="preserve"> = "tests"</w:t>
             </w:r>
           </w:p>
         </w:tc>
@@ -27783,7 +29442,23 @@
                 <w:sz w:val="20"/>
                 <w:szCs w:val="20"/>
               </w:rPr>
-              <w:t>Izvada alert: "Šis lietotājvārds jau ir aizņemts." un pārlādē lapu</w:t>
+              <w:t xml:space="preserve">Izvada </w:t>
+            </w:r>
+            <w:proofErr w:type="spellStart"/>
+            <w:r>
+              <w:rPr>
+                <w:sz w:val="20"/>
+                <w:szCs w:val="20"/>
+              </w:rPr>
+              <w:t>alert</w:t>
+            </w:r>
+            <w:proofErr w:type="spellEnd"/>
+            <w:r>
+              <w:rPr>
+                <w:sz w:val="20"/>
+                <w:szCs w:val="20"/>
+              </w:rPr>
+              <w:t>: "Šis lietotājvārds jau ir aizņemts." un pārlādē lapu</w:t>
             </w:r>
           </w:p>
         </w:tc>
@@ -27849,12 +29524,21 @@
                 <w:szCs w:val="20"/>
               </w:rPr>
             </w:pPr>
-            <w:r>
-              <w:rPr>
-                <w:sz w:val="20"/>
-                <w:szCs w:val="20"/>
-              </w:rPr>
-              <w:t>new_username jau eksistē datubāzē</w:t>
+            <w:proofErr w:type="spellStart"/>
+            <w:r>
+              <w:rPr>
+                <w:sz w:val="20"/>
+                <w:szCs w:val="20"/>
+              </w:rPr>
+              <w:t>new_username</w:t>
+            </w:r>
+            <w:proofErr w:type="spellEnd"/>
+            <w:r>
+              <w:rPr>
+                <w:sz w:val="20"/>
+                <w:szCs w:val="20"/>
+              </w:rPr>
+              <w:t xml:space="preserve"> jau eksistē datubāzē</w:t>
             </w:r>
           </w:p>
         </w:tc>
@@ -27872,12 +29556,21 @@
                 <w:szCs w:val="20"/>
               </w:rPr>
             </w:pPr>
-            <w:r>
-              <w:rPr>
-                <w:sz w:val="20"/>
-                <w:szCs w:val="20"/>
-              </w:rPr>
-              <w:t>uznemuma_nosaukums = "tests"</w:t>
+            <w:proofErr w:type="spellStart"/>
+            <w:r>
+              <w:rPr>
+                <w:sz w:val="20"/>
+                <w:szCs w:val="20"/>
+              </w:rPr>
+              <w:t>uznemuma_nosaukums</w:t>
+            </w:r>
+            <w:proofErr w:type="spellEnd"/>
+            <w:r>
+              <w:rPr>
+                <w:sz w:val="20"/>
+                <w:szCs w:val="20"/>
+              </w:rPr>
+              <w:t xml:space="preserve"> = "tests"</w:t>
             </w:r>
           </w:p>
         </w:tc>
@@ -27900,7 +29593,23 @@
                 <w:sz w:val="20"/>
                 <w:szCs w:val="20"/>
               </w:rPr>
-              <w:t>Izvada alert: "Šis uzņēmuma nosaukums jau ir aizņemts." un pārlādē lapu</w:t>
+              <w:t xml:space="preserve">Izvada </w:t>
+            </w:r>
+            <w:proofErr w:type="spellStart"/>
+            <w:r>
+              <w:rPr>
+                <w:sz w:val="20"/>
+                <w:szCs w:val="20"/>
+              </w:rPr>
+              <w:t>alert</w:t>
+            </w:r>
+            <w:proofErr w:type="spellEnd"/>
+            <w:r>
+              <w:rPr>
+                <w:sz w:val="20"/>
+                <w:szCs w:val="20"/>
+              </w:rPr>
+              <w:t>: "Šis uzņēmuma nosaukums jau ir aizņemts." un pārlādē lapu</w:t>
             </w:r>
           </w:p>
         </w:tc>
@@ -28017,7 +29726,23 @@
                 <w:sz w:val="20"/>
                 <w:szCs w:val="20"/>
               </w:rPr>
-              <w:t>Dati tiek atjaunināti; tiek izvadīts alert "Profils atjaunināts!"</w:t>
+              <w:t xml:space="preserve">Dati tiek atjaunināti; tiek izvadīts </w:t>
+            </w:r>
+            <w:proofErr w:type="spellStart"/>
+            <w:r>
+              <w:rPr>
+                <w:sz w:val="20"/>
+                <w:szCs w:val="20"/>
+              </w:rPr>
+              <w:t>alert</w:t>
+            </w:r>
+            <w:proofErr w:type="spellEnd"/>
+            <w:r>
+              <w:rPr>
+                <w:sz w:val="20"/>
+                <w:szCs w:val="20"/>
+              </w:rPr>
+              <w:t xml:space="preserve"> "Profils atjaunināts!"</w:t>
             </w:r>
           </w:p>
         </w:tc>
@@ -28134,8 +29859,17 @@
                 <w:sz w:val="20"/>
                 <w:szCs w:val="20"/>
               </w:rPr>
-              <w:t>Nekas netiek mainīts; neizvada paziņojumu un poga netiek iespējota</w:t>
-            </w:r>
+              <w:t xml:space="preserve">Nekas netiek mainīts; neizvada paziņojumu un poga netiek </w:t>
+            </w:r>
+            <w:proofErr w:type="spellStart"/>
+            <w:r>
+              <w:rPr>
+                <w:sz w:val="20"/>
+                <w:szCs w:val="20"/>
+              </w:rPr>
+              <w:t>iespējota</w:t>
+            </w:r>
+            <w:proofErr w:type="spellEnd"/>
           </w:p>
         </w:tc>
       </w:tr>
@@ -28328,6 +30062,7 @@
           <w:szCs w:val="22"/>
         </w:rPr>
       </w:pPr>
+      <w:proofErr w:type="spellStart"/>
       <w:r>
         <w:rPr>
           <w:b/>
@@ -28335,7 +30070,17 @@
           <w:sz w:val="20"/>
           <w:szCs w:val="22"/>
         </w:rPr>
-        <w:t>White-Box Testēšana - Paziņojumi</w:t>
+        <w:t>White-Box</w:t>
+      </w:r>
+      <w:proofErr w:type="spellEnd"/>
+      <w:r>
+        <w:rPr>
+          <w:b/>
+          <w:bCs/>
+          <w:sz w:val="20"/>
+          <w:szCs w:val="22"/>
+        </w:rPr>
+        <w:t xml:space="preserve"> Testēšana - Paziņojumi</w:t>
       </w:r>
     </w:p>
     <w:tbl>
@@ -28560,7 +30305,39 @@
                 <w:sz w:val="20"/>
                 <w:szCs w:val="20"/>
               </w:rPr>
-              <w:t>$_SESSION['username'] un $_SESSION['userType'] nav set</w:t>
+              <w:t>$_SESSION['</w:t>
+            </w:r>
+            <w:proofErr w:type="spellStart"/>
+            <w:r>
+              <w:rPr>
+                <w:sz w:val="20"/>
+                <w:szCs w:val="20"/>
+              </w:rPr>
+              <w:t>username</w:t>
+            </w:r>
+            <w:proofErr w:type="spellEnd"/>
+            <w:r>
+              <w:rPr>
+                <w:sz w:val="20"/>
+                <w:szCs w:val="20"/>
+              </w:rPr>
+              <w:t>'] un $_SESSION['</w:t>
+            </w:r>
+            <w:proofErr w:type="spellStart"/>
+            <w:r>
+              <w:rPr>
+                <w:sz w:val="20"/>
+                <w:szCs w:val="20"/>
+              </w:rPr>
+              <w:t>userType</w:t>
+            </w:r>
+            <w:proofErr w:type="spellEnd"/>
+            <w:r>
+              <w:rPr>
+                <w:sz w:val="20"/>
+                <w:szCs w:val="20"/>
+              </w:rPr>
+              <w:t>'] nav set</w:t>
             </w:r>
           </w:p>
         </w:tc>
@@ -28606,7 +30383,55 @@
                 <w:sz w:val="20"/>
                 <w:szCs w:val="20"/>
               </w:rPr>
-              <w:t>Tiek veikts header("Location: index.php"), kas pārlādē lapu</w:t>
+              <w:t xml:space="preserve">Tiek veikts </w:t>
+            </w:r>
+            <w:proofErr w:type="spellStart"/>
+            <w:r>
+              <w:rPr>
+                <w:sz w:val="20"/>
+                <w:szCs w:val="20"/>
+              </w:rPr>
+              <w:t>header</w:t>
+            </w:r>
+            <w:proofErr w:type="spellEnd"/>
+            <w:r>
+              <w:rPr>
+                <w:sz w:val="20"/>
+                <w:szCs w:val="20"/>
+              </w:rPr>
+              <w:t>("</w:t>
+            </w:r>
+            <w:proofErr w:type="spellStart"/>
+            <w:r>
+              <w:rPr>
+                <w:sz w:val="20"/>
+                <w:szCs w:val="20"/>
+              </w:rPr>
+              <w:t>Location</w:t>
+            </w:r>
+            <w:proofErr w:type="spellEnd"/>
+            <w:r>
+              <w:rPr>
+                <w:sz w:val="20"/>
+                <w:szCs w:val="20"/>
+              </w:rPr>
+              <w:t xml:space="preserve">: </w:t>
+            </w:r>
+            <w:proofErr w:type="spellStart"/>
+            <w:r>
+              <w:rPr>
+                <w:sz w:val="20"/>
+                <w:szCs w:val="20"/>
+              </w:rPr>
+              <w:t>index.php</w:t>
+            </w:r>
+            <w:proofErr w:type="spellEnd"/>
+            <w:r>
+              <w:rPr>
+                <w:sz w:val="20"/>
+                <w:szCs w:val="20"/>
+              </w:rPr>
+              <w:t>"), kas pārlādē lapu</w:t>
             </w:r>
           </w:p>
         </w:tc>
@@ -28677,7 +30502,55 @@
                 <w:sz w:val="20"/>
                 <w:szCs w:val="20"/>
               </w:rPr>
-              <w:t>$_SESSION['username']="tests", $_SESSION['userType']="uznemums"</w:t>
+              <w:t>$_SESSION['</w:t>
+            </w:r>
+            <w:proofErr w:type="spellStart"/>
+            <w:r>
+              <w:rPr>
+                <w:sz w:val="20"/>
+                <w:szCs w:val="20"/>
+              </w:rPr>
+              <w:t>username</w:t>
+            </w:r>
+            <w:proofErr w:type="spellEnd"/>
+            <w:r>
+              <w:rPr>
+                <w:sz w:val="20"/>
+                <w:szCs w:val="20"/>
+              </w:rPr>
+              <w:t>']="tests", $_SESSION['</w:t>
+            </w:r>
+            <w:proofErr w:type="spellStart"/>
+            <w:r>
+              <w:rPr>
+                <w:sz w:val="20"/>
+                <w:szCs w:val="20"/>
+              </w:rPr>
+              <w:t>userType</w:t>
+            </w:r>
+            <w:proofErr w:type="spellEnd"/>
+            <w:r>
+              <w:rPr>
+                <w:sz w:val="20"/>
+                <w:szCs w:val="20"/>
+              </w:rPr>
+              <w:t>']="</w:t>
+            </w:r>
+            <w:proofErr w:type="spellStart"/>
+            <w:r>
+              <w:rPr>
+                <w:sz w:val="20"/>
+                <w:szCs w:val="20"/>
+              </w:rPr>
+              <w:t>uznemums</w:t>
+            </w:r>
+            <w:proofErr w:type="spellEnd"/>
+            <w:r>
+              <w:rPr>
+                <w:sz w:val="20"/>
+                <w:szCs w:val="20"/>
+              </w:rPr>
+              <w:t>"</w:t>
             </w:r>
           </w:p>
         </w:tc>
@@ -28794,7 +30667,39 @@
                 <w:sz w:val="20"/>
                 <w:szCs w:val="20"/>
               </w:rPr>
-              <w:t>$_SESSION['username']="tests", $_SESSION['userType']="klients"</w:t>
+              <w:t>$_SESSION['</w:t>
+            </w:r>
+            <w:proofErr w:type="spellStart"/>
+            <w:r>
+              <w:rPr>
+                <w:sz w:val="20"/>
+                <w:szCs w:val="20"/>
+              </w:rPr>
+              <w:t>username</w:t>
+            </w:r>
+            <w:proofErr w:type="spellEnd"/>
+            <w:r>
+              <w:rPr>
+                <w:sz w:val="20"/>
+                <w:szCs w:val="20"/>
+              </w:rPr>
+              <w:t>']="tests", $_SESSION['</w:t>
+            </w:r>
+            <w:proofErr w:type="spellStart"/>
+            <w:r>
+              <w:rPr>
+                <w:sz w:val="20"/>
+                <w:szCs w:val="20"/>
+              </w:rPr>
+              <w:t>userType</w:t>
+            </w:r>
+            <w:proofErr w:type="spellEnd"/>
+            <w:r>
+              <w:rPr>
+                <w:sz w:val="20"/>
+                <w:szCs w:val="20"/>
+              </w:rPr>
+              <w:t>']="klients"</w:t>
             </w:r>
           </w:p>
         </w:tc>
@@ -28906,12 +30811,37 @@
                 <w:szCs w:val="20"/>
               </w:rPr>
             </w:pPr>
-            <w:r>
-              <w:rPr>
-                <w:sz w:val="20"/>
-                <w:szCs w:val="20"/>
-              </w:rPr>
-              <w:t>userType=uznemums, statuss=Akceptēts</w:t>
+            <w:proofErr w:type="spellStart"/>
+            <w:r>
+              <w:rPr>
+                <w:sz w:val="20"/>
+                <w:szCs w:val="20"/>
+              </w:rPr>
+              <w:t>userType</w:t>
+            </w:r>
+            <w:proofErr w:type="spellEnd"/>
+            <w:r>
+              <w:rPr>
+                <w:sz w:val="20"/>
+                <w:szCs w:val="20"/>
+              </w:rPr>
+              <w:t>=</w:t>
+            </w:r>
+            <w:proofErr w:type="spellStart"/>
+            <w:r>
+              <w:rPr>
+                <w:sz w:val="20"/>
+                <w:szCs w:val="20"/>
+              </w:rPr>
+              <w:t>uznemums</w:t>
+            </w:r>
+            <w:proofErr w:type="spellEnd"/>
+            <w:r>
+              <w:rPr>
+                <w:sz w:val="20"/>
+                <w:szCs w:val="20"/>
+              </w:rPr>
+              <w:t>, statuss=Akceptēts</w:t>
             </w:r>
           </w:p>
         </w:tc>
@@ -29023,12 +30953,37 @@
                 <w:szCs w:val="20"/>
               </w:rPr>
             </w:pPr>
-            <w:r>
-              <w:rPr>
-                <w:sz w:val="20"/>
-                <w:szCs w:val="20"/>
-              </w:rPr>
-              <w:t>userType=uznemums, datubāze tukša</w:t>
+            <w:proofErr w:type="spellStart"/>
+            <w:r>
+              <w:rPr>
+                <w:sz w:val="20"/>
+                <w:szCs w:val="20"/>
+              </w:rPr>
+              <w:t>userType</w:t>
+            </w:r>
+            <w:proofErr w:type="spellEnd"/>
+            <w:r>
+              <w:rPr>
+                <w:sz w:val="20"/>
+                <w:szCs w:val="20"/>
+              </w:rPr>
+              <w:t>=</w:t>
+            </w:r>
+            <w:proofErr w:type="spellStart"/>
+            <w:r>
+              <w:rPr>
+                <w:sz w:val="20"/>
+                <w:szCs w:val="20"/>
+              </w:rPr>
+              <w:t>uznemums</w:t>
+            </w:r>
+            <w:proofErr w:type="spellEnd"/>
+            <w:r>
+              <w:rPr>
+                <w:sz w:val="20"/>
+                <w:szCs w:val="20"/>
+              </w:rPr>
+              <w:t>, datubāze tukša</w:t>
             </w:r>
           </w:p>
         </w:tc>
@@ -29140,12 +31095,21 @@
                 <w:szCs w:val="20"/>
               </w:rPr>
             </w:pPr>
-            <w:r>
-              <w:rPr>
-                <w:sz w:val="20"/>
-                <w:szCs w:val="20"/>
-              </w:rPr>
-              <w:t>userType=klients, datubāze tukša</w:t>
+            <w:proofErr w:type="spellStart"/>
+            <w:r>
+              <w:rPr>
+                <w:sz w:val="20"/>
+                <w:szCs w:val="20"/>
+              </w:rPr>
+              <w:t>userType</w:t>
+            </w:r>
+            <w:proofErr w:type="spellEnd"/>
+            <w:r>
+              <w:rPr>
+                <w:sz w:val="20"/>
+                <w:szCs w:val="20"/>
+              </w:rPr>
+              <w:t>=klients, datubāze tukša</w:t>
             </w:r>
           </w:p>
         </w:tc>
@@ -29257,12 +31221,21 @@
                 <w:szCs w:val="20"/>
               </w:rPr>
             </w:pPr>
-            <w:r>
-              <w:rPr>
-                <w:sz w:val="20"/>
-                <w:szCs w:val="20"/>
-              </w:rPr>
-              <w:t>userType=klients, datubāzē 3 paziņojumi</w:t>
+            <w:proofErr w:type="spellStart"/>
+            <w:r>
+              <w:rPr>
+                <w:sz w:val="20"/>
+                <w:szCs w:val="20"/>
+              </w:rPr>
+              <w:t>userType</w:t>
+            </w:r>
+            <w:proofErr w:type="spellEnd"/>
+            <w:r>
+              <w:rPr>
+                <w:sz w:val="20"/>
+                <w:szCs w:val="20"/>
+              </w:rPr>
+              <w:t>=klients, datubāzē 3 paziņojumi</w:t>
             </w:r>
           </w:p>
         </w:tc>
@@ -29374,12 +31347,37 @@
                 <w:szCs w:val="20"/>
               </w:rPr>
             </w:pPr>
-            <w:r>
-              <w:rPr>
-                <w:sz w:val="20"/>
-                <w:szCs w:val="20"/>
-              </w:rPr>
-              <w:t>userType=uznemums, datubāzē 4 paziņojumi</w:t>
+            <w:proofErr w:type="spellStart"/>
+            <w:r>
+              <w:rPr>
+                <w:sz w:val="20"/>
+                <w:szCs w:val="20"/>
+              </w:rPr>
+              <w:t>userType</w:t>
+            </w:r>
+            <w:proofErr w:type="spellEnd"/>
+            <w:r>
+              <w:rPr>
+                <w:sz w:val="20"/>
+                <w:szCs w:val="20"/>
+              </w:rPr>
+              <w:t>=</w:t>
+            </w:r>
+            <w:proofErr w:type="spellStart"/>
+            <w:r>
+              <w:rPr>
+                <w:sz w:val="20"/>
+                <w:szCs w:val="20"/>
+              </w:rPr>
+              <w:t>uznemums</w:t>
+            </w:r>
+            <w:proofErr w:type="spellEnd"/>
+            <w:r>
+              <w:rPr>
+                <w:sz w:val="20"/>
+                <w:szCs w:val="20"/>
+              </w:rPr>
+              <w:t>, datubāzē 4 paziņojumi</w:t>
             </w:r>
           </w:p>
         </w:tc>
@@ -29608,12 +31606,53 @@
                 <w:szCs w:val="20"/>
               </w:rPr>
             </w:pPr>
-            <w:r>
-              <w:rPr>
-                <w:sz w:val="20"/>
-                <w:szCs w:val="20"/>
-              </w:rPr>
-              <w:t>userType=uznemums, cv_id ir derīgs</w:t>
+            <w:proofErr w:type="spellStart"/>
+            <w:r>
+              <w:rPr>
+                <w:sz w:val="20"/>
+                <w:szCs w:val="20"/>
+              </w:rPr>
+              <w:t>userType</w:t>
+            </w:r>
+            <w:proofErr w:type="spellEnd"/>
+            <w:r>
+              <w:rPr>
+                <w:sz w:val="20"/>
+                <w:szCs w:val="20"/>
+              </w:rPr>
+              <w:t>=</w:t>
+            </w:r>
+            <w:proofErr w:type="spellStart"/>
+            <w:r>
+              <w:rPr>
+                <w:sz w:val="20"/>
+                <w:szCs w:val="20"/>
+              </w:rPr>
+              <w:t>uznemums</w:t>
+            </w:r>
+            <w:proofErr w:type="spellEnd"/>
+            <w:r>
+              <w:rPr>
+                <w:sz w:val="20"/>
+                <w:szCs w:val="20"/>
+              </w:rPr>
+              <w:t xml:space="preserve">, </w:t>
+            </w:r>
+            <w:proofErr w:type="spellStart"/>
+            <w:r>
+              <w:rPr>
+                <w:sz w:val="20"/>
+                <w:szCs w:val="20"/>
+              </w:rPr>
+              <w:t>cv_id</w:t>
+            </w:r>
+            <w:proofErr w:type="spellEnd"/>
+            <w:r>
+              <w:rPr>
+                <w:sz w:val="20"/>
+                <w:szCs w:val="20"/>
+              </w:rPr>
+              <w:t xml:space="preserve"> ir derīgs</w:t>
             </w:r>
           </w:p>
         </w:tc>
@@ -29659,7 +31698,87 @@
                 <w:sz w:val="20"/>
                 <w:szCs w:val="20"/>
               </w:rPr>
-              <w:t>Tiek parādīta Apskatīt poga ar data-cv-id="3", kas parāda konkreto CV kuram pieder data-cv-id=”3”</w:t>
+              <w:t xml:space="preserve">Tiek parādīta Apskatīt poga ar </w:t>
+            </w:r>
+            <w:proofErr w:type="spellStart"/>
+            <w:r>
+              <w:rPr>
+                <w:sz w:val="20"/>
+                <w:szCs w:val="20"/>
+              </w:rPr>
+              <w:t>data</w:t>
+            </w:r>
+            <w:proofErr w:type="spellEnd"/>
+            <w:r>
+              <w:rPr>
+                <w:sz w:val="20"/>
+                <w:szCs w:val="20"/>
+              </w:rPr>
+              <w:t>-cv-</w:t>
+            </w:r>
+            <w:proofErr w:type="spellStart"/>
+            <w:r>
+              <w:rPr>
+                <w:sz w:val="20"/>
+                <w:szCs w:val="20"/>
+              </w:rPr>
+              <w:t>id</w:t>
+            </w:r>
+            <w:proofErr w:type="spellEnd"/>
+            <w:r>
+              <w:rPr>
+                <w:sz w:val="20"/>
+                <w:szCs w:val="20"/>
+              </w:rPr>
+              <w:t xml:space="preserve">="3", kas parāda </w:t>
+            </w:r>
+            <w:proofErr w:type="spellStart"/>
+            <w:r>
+              <w:rPr>
+                <w:sz w:val="20"/>
+                <w:szCs w:val="20"/>
+              </w:rPr>
+              <w:t>konkreto</w:t>
+            </w:r>
+            <w:proofErr w:type="spellEnd"/>
+            <w:r>
+              <w:rPr>
+                <w:sz w:val="20"/>
+                <w:szCs w:val="20"/>
+              </w:rPr>
+              <w:t xml:space="preserve"> CV kuram pieder </w:t>
+            </w:r>
+            <w:proofErr w:type="spellStart"/>
+            <w:r>
+              <w:rPr>
+                <w:sz w:val="20"/>
+                <w:szCs w:val="20"/>
+              </w:rPr>
+              <w:t>data</w:t>
+            </w:r>
+            <w:proofErr w:type="spellEnd"/>
+            <w:r>
+              <w:rPr>
+                <w:sz w:val="20"/>
+                <w:szCs w:val="20"/>
+              </w:rPr>
+              <w:t>-cv-</w:t>
+            </w:r>
+            <w:proofErr w:type="spellStart"/>
+            <w:r>
+              <w:rPr>
+                <w:sz w:val="20"/>
+                <w:szCs w:val="20"/>
+              </w:rPr>
+              <w:t>id</w:t>
+            </w:r>
+            <w:proofErr w:type="spellEnd"/>
+            <w:r>
+              <w:rPr>
+                <w:sz w:val="20"/>
+                <w:szCs w:val="20"/>
+              </w:rPr>
+              <w:t>=”3”</w:t>
             </w:r>
           </w:p>
         </w:tc>
@@ -29702,13 +31821,31 @@
                 <w:szCs w:val="20"/>
               </w:rPr>
             </w:pPr>
-            <w:r>
-              <w:rPr>
-                <w:sz w:val="20"/>
-                <w:szCs w:val="20"/>
-              </w:rPr>
-              <w:t>uznemumsID tiek lietots bildes ielādei</w:t>
-            </w:r>
+            <w:proofErr w:type="spellStart"/>
+            <w:r>
+              <w:rPr>
+                <w:sz w:val="20"/>
+                <w:szCs w:val="20"/>
+              </w:rPr>
+              <w:t>uznemumsID</w:t>
+            </w:r>
+            <w:proofErr w:type="spellEnd"/>
+            <w:r>
+              <w:rPr>
+                <w:sz w:val="20"/>
+                <w:szCs w:val="20"/>
+              </w:rPr>
+              <w:t xml:space="preserve"> tiek lietots bildes </w:t>
+            </w:r>
+            <w:proofErr w:type="spellStart"/>
+            <w:r>
+              <w:rPr>
+                <w:sz w:val="20"/>
+                <w:szCs w:val="20"/>
+              </w:rPr>
+              <w:t>ielādei</w:t>
+            </w:r>
+            <w:proofErr w:type="spellEnd"/>
           </w:p>
         </w:tc>
         <w:tc>
@@ -29725,13 +31862,31 @@
                 <w:szCs w:val="20"/>
               </w:rPr>
             </w:pPr>
-            <w:r>
-              <w:rPr>
-                <w:sz w:val="20"/>
-                <w:szCs w:val="20"/>
-              </w:rPr>
-              <w:t>userType=klients, ir derīgs uznemumsID</w:t>
-            </w:r>
+            <w:proofErr w:type="spellStart"/>
+            <w:r>
+              <w:rPr>
+                <w:sz w:val="20"/>
+                <w:szCs w:val="20"/>
+              </w:rPr>
+              <w:t>userType</w:t>
+            </w:r>
+            <w:proofErr w:type="spellEnd"/>
+            <w:r>
+              <w:rPr>
+                <w:sz w:val="20"/>
+                <w:szCs w:val="20"/>
+              </w:rPr>
+              <w:t xml:space="preserve">=klients, ir derīgs </w:t>
+            </w:r>
+            <w:proofErr w:type="spellStart"/>
+            <w:r>
+              <w:rPr>
+                <w:sz w:val="20"/>
+                <w:szCs w:val="20"/>
+              </w:rPr>
+              <w:t>uznemumsID</w:t>
+            </w:r>
+            <w:proofErr w:type="spellEnd"/>
           </w:p>
         </w:tc>
         <w:tc>
@@ -29753,8 +31908,49 @@
                 <w:sz w:val="20"/>
                 <w:szCs w:val="20"/>
               </w:rPr>
-              <w:t>uzņēmuma bilde pieejama caur bilde.php?id=X&amp;type=uznemums</w:t>
-            </w:r>
+              <w:t xml:space="preserve">uzņēmuma bilde pieejama caur </w:t>
+            </w:r>
+            <w:proofErr w:type="spellStart"/>
+            <w:r>
+              <w:rPr>
+                <w:sz w:val="20"/>
+                <w:szCs w:val="20"/>
+              </w:rPr>
+              <w:t>bilde.php?id</w:t>
+            </w:r>
+            <w:proofErr w:type="spellEnd"/>
+            <w:r>
+              <w:rPr>
+                <w:sz w:val="20"/>
+                <w:szCs w:val="20"/>
+              </w:rPr>
+              <w:t>=</w:t>
+            </w:r>
+            <w:proofErr w:type="spellStart"/>
+            <w:r>
+              <w:rPr>
+                <w:sz w:val="20"/>
+                <w:szCs w:val="20"/>
+              </w:rPr>
+              <w:t>X&amp;type</w:t>
+            </w:r>
+            <w:proofErr w:type="spellEnd"/>
+            <w:r>
+              <w:rPr>
+                <w:sz w:val="20"/>
+                <w:szCs w:val="20"/>
+              </w:rPr>
+              <w:t>=</w:t>
+            </w:r>
+            <w:proofErr w:type="spellStart"/>
+            <w:r>
+              <w:rPr>
+                <w:sz w:val="20"/>
+                <w:szCs w:val="20"/>
+              </w:rPr>
+              <w:t>uznemums</w:t>
+            </w:r>
+            <w:proofErr w:type="spellEnd"/>
           </w:p>
         </w:tc>
         <w:tc>
@@ -29776,8 +31972,17 @@
                 <w:sz w:val="20"/>
                 <w:szCs w:val="20"/>
               </w:rPr>
-              <w:t>Tiek ielādēta bilde ar pareizu src</w:t>
-            </w:r>
+              <w:t xml:space="preserve">Tiek ielādēta bilde ar pareizu </w:t>
+            </w:r>
+            <w:proofErr w:type="spellStart"/>
+            <w:r>
+              <w:rPr>
+                <w:sz w:val="20"/>
+                <w:szCs w:val="20"/>
+              </w:rPr>
+              <w:t>src</w:t>
+            </w:r>
+            <w:proofErr w:type="spellEnd"/>
           </w:p>
         </w:tc>
       </w:tr>
@@ -29803,12 +32008,85 @@
         <w:spacing w:line="240" w:lineRule="auto"/>
         <w:ind w:left="340" w:right="0" w:hanging="340"/>
       </w:pPr>
-      <w:bookmarkStart w:id="63" w:name="_Toc199675459"/>
+      <w:bookmarkStart w:id="63" w:name="_Toc200107144"/>
       <w:r>
         <w:lastRenderedPageBreak/>
         <w:t>Testēšana žurnāls</w:t>
       </w:r>
       <w:bookmarkEnd w:id="63"/>
+    </w:p>
+    <w:p>
+      <w:pPr>
+        <w:pStyle w:val="Sarakstarindkopa"/>
+        <w:ind w:left="370" w:firstLine="0"/>
+        <w:jc w:val="right"/>
+        <w:rPr>
+          <w:b/>
+          <w:bCs/>
+          <w:sz w:val="20"/>
+          <w:szCs w:val="22"/>
+        </w:rPr>
+      </w:pPr>
+      <w:r>
+        <w:rPr>
+          <w:b/>
+          <w:bCs/>
+          <w:sz w:val="20"/>
+          <w:szCs w:val="22"/>
+        </w:rPr>
+        <w:t>1</w:t>
+      </w:r>
+      <w:r>
+        <w:rPr>
+          <w:b/>
+          <w:bCs/>
+          <w:sz w:val="20"/>
+          <w:szCs w:val="22"/>
+        </w:rPr>
+        <w:t>5</w:t>
+      </w:r>
+      <w:r>
+        <w:rPr>
+          <w:b/>
+          <w:bCs/>
+          <w:sz w:val="20"/>
+          <w:szCs w:val="22"/>
+        </w:rPr>
+        <w:t>. tabula</w:t>
+      </w:r>
+    </w:p>
+    <w:p>
+      <w:pPr>
+        <w:pStyle w:val="Sarakstarindkopa"/>
+        <w:ind w:left="370" w:firstLine="0"/>
+        <w:jc w:val="center"/>
+        <w:rPr>
+          <w:b/>
+          <w:bCs/>
+          <w:sz w:val="20"/>
+          <w:szCs w:val="22"/>
+        </w:rPr>
+      </w:pPr>
+      <w:proofErr w:type="spellStart"/>
+      <w:r>
+        <w:rPr>
+          <w:b/>
+          <w:bCs/>
+          <w:sz w:val="20"/>
+          <w:szCs w:val="22"/>
+        </w:rPr>
+        <w:t>White-box</w:t>
+      </w:r>
+      <w:proofErr w:type="spellEnd"/>
+      <w:r>
+        <w:rPr>
+          <w:b/>
+          <w:bCs/>
+          <w:sz w:val="20"/>
+          <w:szCs w:val="22"/>
+        </w:rPr>
+        <w:t xml:space="preserve"> testēšanas žurnāls</w:t>
+      </w:r>
     </w:p>
     <w:tbl>
       <w:tblPr>
@@ -30168,7 +32446,23 @@
                 <w:sz w:val="20"/>
                 <w:szCs w:val="20"/>
               </w:rPr>
-              <w:t>Lietotāja tips ir uzstādīts uz “uznemums”</w:t>
+              <w:t>Lietotāja tips ir uzstādīts uz “</w:t>
+            </w:r>
+            <w:proofErr w:type="spellStart"/>
+            <w:r>
+              <w:rPr>
+                <w:sz w:val="20"/>
+                <w:szCs w:val="20"/>
+              </w:rPr>
+              <w:t>uznemums</w:t>
+            </w:r>
+            <w:proofErr w:type="spellEnd"/>
+            <w:r>
+              <w:rPr>
+                <w:sz w:val="20"/>
+                <w:szCs w:val="20"/>
+              </w:rPr>
+              <w:t>”</w:t>
             </w:r>
           </w:p>
         </w:tc>
@@ -30608,7 +32902,23 @@
                 <w:sz w:val="20"/>
                 <w:szCs w:val="20"/>
               </w:rPr>
-              <w:t>Redzamas pareizās login/reģistrācijas formas</w:t>
+              <w:t xml:space="preserve">Redzamas pareizās </w:t>
+            </w:r>
+            <w:proofErr w:type="spellStart"/>
+            <w:r>
+              <w:rPr>
+                <w:sz w:val="20"/>
+                <w:szCs w:val="20"/>
+              </w:rPr>
+              <w:t>login</w:t>
+            </w:r>
+            <w:proofErr w:type="spellEnd"/>
+            <w:r>
+              <w:rPr>
+                <w:sz w:val="20"/>
+                <w:szCs w:val="20"/>
+              </w:rPr>
+              <w:t>/reģistrācijas formas</w:t>
             </w:r>
           </w:p>
         </w:tc>
@@ -30779,12 +33089,21 @@
                 <w:szCs w:val="20"/>
               </w:rPr>
             </w:pPr>
-            <w:r>
-              <w:rPr>
-                <w:sz w:val="20"/>
-                <w:szCs w:val="20"/>
-              </w:rPr>
-              <w:t>Modalāis logs netiek parādīts bez ielogošanās</w:t>
+            <w:proofErr w:type="spellStart"/>
+            <w:r>
+              <w:rPr>
+                <w:sz w:val="20"/>
+                <w:szCs w:val="20"/>
+              </w:rPr>
+              <w:t>Modalāis</w:t>
+            </w:r>
+            <w:proofErr w:type="spellEnd"/>
+            <w:r>
+              <w:rPr>
+                <w:sz w:val="20"/>
+                <w:szCs w:val="20"/>
+              </w:rPr>
+              <w:t xml:space="preserve"> logs netiek parādīts bez ielogošanās</w:t>
             </w:r>
           </w:p>
         </w:tc>
@@ -31840,7 +34159,23 @@
                 <w:sz w:val="20"/>
                 <w:szCs w:val="20"/>
               </w:rPr>
-              <w:t>Nospiež “Save CV” pogu bez izvēlētas valodas</w:t>
+              <w:t>Nospiež “</w:t>
+            </w:r>
+            <w:proofErr w:type="spellStart"/>
+            <w:r>
+              <w:rPr>
+                <w:sz w:val="20"/>
+                <w:szCs w:val="20"/>
+              </w:rPr>
+              <w:t>Save</w:t>
+            </w:r>
+            <w:proofErr w:type="spellEnd"/>
+            <w:r>
+              <w:rPr>
+                <w:sz w:val="20"/>
+                <w:szCs w:val="20"/>
+              </w:rPr>
+              <w:t xml:space="preserve"> CV” pogu bez izvēlētas valodas</w:t>
             </w:r>
           </w:p>
         </w:tc>
@@ -31928,7 +34263,23 @@
                 <w:sz w:val="20"/>
                 <w:szCs w:val="20"/>
               </w:rPr>
-              <w:t>Pārbauda bilde.php izvadi</w:t>
+              <w:t xml:space="preserve">Pārbauda </w:t>
+            </w:r>
+            <w:proofErr w:type="spellStart"/>
+            <w:r>
+              <w:rPr>
+                <w:sz w:val="20"/>
+                <w:szCs w:val="20"/>
+              </w:rPr>
+              <w:t>bilde.php</w:t>
+            </w:r>
+            <w:proofErr w:type="spellEnd"/>
+            <w:r>
+              <w:rPr>
+                <w:sz w:val="20"/>
+                <w:szCs w:val="20"/>
+              </w:rPr>
+              <w:t xml:space="preserve"> izvadi</w:t>
             </w:r>
           </w:p>
         </w:tc>
@@ -32544,7 +34895,23 @@
                 <w:sz w:val="20"/>
                 <w:szCs w:val="20"/>
               </w:rPr>
-              <w:t>HTML elements vacancyButton darbojas</w:t>
+              <w:t xml:space="preserve">HTML elements </w:t>
+            </w:r>
+            <w:proofErr w:type="spellStart"/>
+            <w:r>
+              <w:rPr>
+                <w:sz w:val="20"/>
+                <w:szCs w:val="20"/>
+              </w:rPr>
+              <w:t>vacancyButton</w:t>
+            </w:r>
+            <w:proofErr w:type="spellEnd"/>
+            <w:r>
+              <w:rPr>
+                <w:sz w:val="20"/>
+                <w:szCs w:val="20"/>
+              </w:rPr>
+              <w:t xml:space="preserve"> darbojas</w:t>
             </w:r>
           </w:p>
         </w:tc>
@@ -32720,7 +35087,23 @@
                 <w:sz w:val="20"/>
                 <w:szCs w:val="20"/>
               </w:rPr>
-              <w:t>Aizpildīta forma iespējo pogu</w:t>
+              <w:t xml:space="preserve">Aizpildīta forma </w:t>
+            </w:r>
+            <w:proofErr w:type="spellStart"/>
+            <w:r>
+              <w:rPr>
+                <w:sz w:val="20"/>
+                <w:szCs w:val="20"/>
+              </w:rPr>
+              <w:t>iespējo</w:t>
+            </w:r>
+            <w:proofErr w:type="spellEnd"/>
+            <w:r>
+              <w:rPr>
+                <w:sz w:val="20"/>
+                <w:szCs w:val="20"/>
+              </w:rPr>
+              <w:t xml:space="preserve"> pogu</w:t>
             </w:r>
           </w:p>
         </w:tc>
@@ -32873,6 +35256,7 @@
                 <w:sz w:val="20"/>
                 <w:szCs w:val="20"/>
               </w:rPr>
+              <w:lastRenderedPageBreak/>
               <w:t>T34</w:t>
             </w:r>
           </w:p>
@@ -33049,7 +35433,6 @@
                 <w:sz w:val="20"/>
                 <w:szCs w:val="20"/>
               </w:rPr>
-              <w:lastRenderedPageBreak/>
               <w:t>T36</w:t>
             </w:r>
           </w:p>
@@ -34740,13 +37123,31 @@
                 <w:szCs w:val="20"/>
               </w:rPr>
             </w:pPr>
-            <w:r>
-              <w:rPr>
-                <w:sz w:val="20"/>
-                <w:szCs w:val="20"/>
-              </w:rPr>
-              <w:t>uznemumsID tiek lietots bildes ielādei</w:t>
-            </w:r>
+            <w:proofErr w:type="spellStart"/>
+            <w:r>
+              <w:rPr>
+                <w:sz w:val="20"/>
+                <w:szCs w:val="20"/>
+              </w:rPr>
+              <w:t>uznemumsID</w:t>
+            </w:r>
+            <w:proofErr w:type="spellEnd"/>
+            <w:r>
+              <w:rPr>
+                <w:sz w:val="20"/>
+                <w:szCs w:val="20"/>
+              </w:rPr>
+              <w:t xml:space="preserve"> tiek lietots bildes </w:t>
+            </w:r>
+            <w:proofErr w:type="spellStart"/>
+            <w:r>
+              <w:rPr>
+                <w:sz w:val="20"/>
+                <w:szCs w:val="20"/>
+              </w:rPr>
+              <w:t>ielādei</w:t>
+            </w:r>
+            <w:proofErr w:type="spellEnd"/>
           </w:p>
         </w:tc>
         <w:tc>
@@ -34809,7 +37210,7 @@
         </w:rPr>
         <w:br w:type="page"/>
       </w:r>
-      <w:bookmarkStart w:id="64" w:name="_Toc199675460"/>
+      <w:bookmarkStart w:id="64" w:name="_Toc200107145"/>
       <w:r>
         <w:lastRenderedPageBreak/>
         <w:t>Secinājumi</w:t>
@@ -34867,7 +37268,63 @@
         <w:t xml:space="preserve"> </w:t>
       </w:r>
       <w:r>
-        <w:t>mūsdienīgi rīki: HTML, CSS un JavaScript klienta pusē, PHP servera pusē, kā arī MySQL datu bāze ar phpMyAdmin pārvaldību. Visual Studio Code tika izmantots kā galvenā izstrādes vide, nodrošinot efektīvu koda pārvaldību un testēšanu. Papildus tam tika izmantoti arī Git un GitHub versiju kontroles rīki, kas palīdzēja nodrošināt projekta strukturētu un dokumentētu attīstību.</w:t>
+        <w:t xml:space="preserve">mūsdienīgi rīki: HTML, CSS un </w:t>
+      </w:r>
+      <w:proofErr w:type="spellStart"/>
+      <w:r>
+        <w:t>JavaScript</w:t>
+      </w:r>
+      <w:proofErr w:type="spellEnd"/>
+      <w:r>
+        <w:t xml:space="preserve"> klienta pusē, PHP servera pusē, kā arī </w:t>
+      </w:r>
+      <w:proofErr w:type="spellStart"/>
+      <w:r>
+        <w:t>MySQL</w:t>
+      </w:r>
+      <w:proofErr w:type="spellEnd"/>
+      <w:r>
+        <w:t xml:space="preserve"> datu bāze ar </w:t>
+      </w:r>
+      <w:proofErr w:type="spellStart"/>
+      <w:r>
+        <w:t>phpMyAdmin</w:t>
+      </w:r>
+      <w:proofErr w:type="spellEnd"/>
+      <w:r>
+        <w:t xml:space="preserve"> pārvaldību. </w:t>
+      </w:r>
+      <w:proofErr w:type="spellStart"/>
+      <w:r>
+        <w:t>Visual</w:t>
+      </w:r>
+      <w:proofErr w:type="spellEnd"/>
+      <w:r>
+        <w:t xml:space="preserve"> </w:t>
+      </w:r>
+      <w:proofErr w:type="spellStart"/>
+      <w:r>
+        <w:t>Studio</w:t>
+      </w:r>
+      <w:proofErr w:type="spellEnd"/>
+      <w:r>
+        <w:t xml:space="preserve"> Code tika izmantots kā galvenā izstrādes vide, nodrošinot efektīvu koda pārvaldību un testēšanu. Papildus tam tika izmantoti arī </w:t>
+      </w:r>
+      <w:proofErr w:type="spellStart"/>
+      <w:r>
+        <w:t>Git</w:t>
+      </w:r>
+      <w:proofErr w:type="spellEnd"/>
+      <w:r>
+        <w:t xml:space="preserve"> un </w:t>
+      </w:r>
+      <w:proofErr w:type="spellStart"/>
+      <w:r>
+        <w:t>GitHub</w:t>
+      </w:r>
+      <w:proofErr w:type="spellEnd"/>
+      <w:r>
+        <w:t xml:space="preserve"> versiju kontroles rīki, kas palīdzēja nodrošināt projekta strukturētu un dokumentētu attīstību.</w:t>
       </w:r>
     </w:p>
     <w:p>
@@ -34899,7 +37356,15 @@
         <w:t xml:space="preserve">komponentu diagramma, </w:t>
       </w:r>
       <w:r>
-        <w:t>klašu diagramma, lietojumgadījumu diagramma, aktivitāšu un stāvokļu diagramma,</w:t>
+        <w:t xml:space="preserve">klašu diagramma, </w:t>
+      </w:r>
+      <w:proofErr w:type="spellStart"/>
+      <w:r>
+        <w:t>lietojumgadījumu</w:t>
+      </w:r>
+      <w:proofErr w:type="spellEnd"/>
+      <w:r>
+        <w:t xml:space="preserve"> diagramma, aktivitāšu un stāvokļu diagramma,</w:t>
       </w:r>
       <w:r>
         <w:t xml:space="preserve"> kuras</w:t>
@@ -34918,17 +37383,46 @@
       <w:r>
         <w:t xml:space="preserve">Testēšanas posmā tika izvēlēta </w:t>
       </w:r>
+      <w:proofErr w:type="spellStart"/>
       <w:r>
         <w:t>W</w:t>
       </w:r>
       <w:r>
-        <w:t xml:space="preserve">hite-box testēšanas metode, kas deva iespēju detalizēti pārbaudīt koda loģiku, funkciju darbību un datu plūsmu starp komponentēm. Šī pieeja tika papildināta ar manuālo testēšanu, lai nodrošinātu pēc iespējas pilnīgāku kļūdu atklāšanu un labojumu. Tika apsvērtas arī alternatīvas testēšanas metodes, piemēram, </w:t>
+        <w:t>hite-box</w:t>
+      </w:r>
+      <w:proofErr w:type="spellEnd"/>
+      <w:r>
+        <w:t xml:space="preserve"> testēšanas metode, kas deva iespēju detalizēti pārbaudīt koda loģiku, funkciju darbību un datu plūsmu starp komponentēm. Šī pieeja tika papildināta ar manuālo testēšanu, lai nodrošinātu pēc iespējas pilnīgāku kļūdu atklāšanu un labojumu. Tika apsvērtas arī alternatīvas testēšanas metodes, piemēram, </w:t>
       </w:r>
       <w:r>
         <w:t>B</w:t>
       </w:r>
       <w:r>
-        <w:t>lack-box testēšana, unit testing un automatizētā testēšana, kuras varētu tikt izmantotas nākotnē, īpaši, ja sistēma tiks paplašināta vai pielāgota plašākai lietotāju bāzei.</w:t>
+        <w:t>lack-</w:t>
+      </w:r>
+      <w:proofErr w:type="spellStart"/>
+      <w:r>
+        <w:t>box</w:t>
+      </w:r>
+      <w:proofErr w:type="spellEnd"/>
+      <w:r>
+        <w:t xml:space="preserve"> testēšana, </w:t>
+      </w:r>
+      <w:proofErr w:type="spellStart"/>
+      <w:r>
+        <w:t>unit</w:t>
+      </w:r>
+      <w:proofErr w:type="spellEnd"/>
+      <w:r>
+        <w:t xml:space="preserve"> </w:t>
+      </w:r>
+      <w:proofErr w:type="spellStart"/>
+      <w:r>
+        <w:t>testing</w:t>
+      </w:r>
+      <w:proofErr w:type="spellEnd"/>
+      <w:r>
+        <w:t xml:space="preserve"> un automatizētā testēšana, kuras varētu tikt izmantotas nākotnē, īpaši, ja sistēma tiks paplašināta vai pielāgota plašākai lietotāju bāzei.</w:t>
       </w:r>
     </w:p>
     <w:p>
@@ -34959,7 +37453,7 @@
         </w:rPr>
         <w:br w:type="page"/>
       </w:r>
-      <w:bookmarkStart w:id="65" w:name="_Toc199675461"/>
+      <w:bookmarkStart w:id="65" w:name="_Toc200107146"/>
       <w:r>
         <w:lastRenderedPageBreak/>
         <w:t>Lietoto terminu un saīsinājumu skaidrojumi</w:t>
@@ -34974,7 +37468,31 @@
         <w:jc w:val="both"/>
       </w:pPr>
       <w:r>
-        <w:t>HTML (HyperText Markup Language) - HTML ir standarta marķēšanas valoda, ko izmanto mājaslapu struktūras veidošanai. Tā nosaka tīmekļa dokumenta elementus, piemēram, virsrakstus, rindkopas, attēlus, saites un formas. HTML darbojas kā pamats, uz kura tiek būvēta visa mājaslapa, nodrošinot, lai saturs būtu saprotams pārlūkprogrammām un lietotājiem.</w:t>
+        <w:t>HTML (</w:t>
+      </w:r>
+      <w:proofErr w:type="spellStart"/>
+      <w:r>
+        <w:t>HyperText</w:t>
+      </w:r>
+      <w:proofErr w:type="spellEnd"/>
+      <w:r>
+        <w:t xml:space="preserve"> </w:t>
+      </w:r>
+      <w:proofErr w:type="spellStart"/>
+      <w:r>
+        <w:t>Markup</w:t>
+      </w:r>
+      <w:proofErr w:type="spellEnd"/>
+      <w:r>
+        <w:t xml:space="preserve"> </w:t>
+      </w:r>
+      <w:proofErr w:type="spellStart"/>
+      <w:r>
+        <w:t>Language</w:t>
+      </w:r>
+      <w:proofErr w:type="spellEnd"/>
+      <w:r>
+        <w:t>) - HTML ir standarta marķēšanas valoda, ko izmanto mājaslapu struktūras veidošanai. Tā nosaka tīmekļa dokumenta elementus, piemēram, virsrakstus, rindkopas, attēlus, saites un formas. HTML darbojas kā pamats, uz kura tiek būvēta visa mājaslapa, nodrošinot, lai saturs būtu saprotams pārlūkprogrammām un lietotājiem.</w:t>
       </w:r>
     </w:p>
     <w:p>
@@ -34985,7 +37503,31 @@
         <w:jc w:val="both"/>
       </w:pPr>
       <w:r>
-        <w:t>CSS (Cascading Style Sheets) - CSS ir stilu lapa, ko izmanto, lai veidotu HTML dokumentu vizuālo noformējumu. Ar CSS palīdzību var noteikt krāsas, fontus, izkārtojumus, animācijas un citus dizaina elementus. Tas ļauj nodalīt satura struktūru no dizaina, kas atvieglo mājaslapas uzturēšanu un dizaina uzlabošanu.</w:t>
+        <w:t>CSS (</w:t>
+      </w:r>
+      <w:proofErr w:type="spellStart"/>
+      <w:r>
+        <w:t>Cascading</w:t>
+      </w:r>
+      <w:proofErr w:type="spellEnd"/>
+      <w:r>
+        <w:t xml:space="preserve"> </w:t>
+      </w:r>
+      <w:proofErr w:type="spellStart"/>
+      <w:r>
+        <w:t>Style</w:t>
+      </w:r>
+      <w:proofErr w:type="spellEnd"/>
+      <w:r>
+        <w:t xml:space="preserve"> </w:t>
+      </w:r>
+      <w:proofErr w:type="spellStart"/>
+      <w:r>
+        <w:t>Sheets</w:t>
+      </w:r>
+      <w:proofErr w:type="spellEnd"/>
+      <w:r>
+        <w:t>) - CSS ir stilu lapa, ko izmanto, lai veidotu HTML dokumentu vizuālo noformējumu. Ar CSS palīdzību var noteikt krāsas, fontus, izkārtojumus, animācijas un citus dizaina elementus. Tas ļauj nodalīt satura struktūru no dizaina, kas atvieglo mājaslapas uzturēšanu un dizaina uzlabošanu.</w:t>
       </w:r>
     </w:p>
     <w:p>
@@ -34995,8 +37537,29 @@
         <w:ind w:firstLine="851"/>
         <w:jc w:val="both"/>
       </w:pPr>
-      <w:r>
-        <w:t>JavaScript - JavaScript ir skriptu valoda, kas nodrošina dinamisku un interaktīvu funkcionalitāti tīmekļa vietnēm. Tā ļauj mainīt saturu reāllaikā, validēt formas, reaģēt uz lietotāja darbībām, kā arī veidot sarežģītus lietotāja saskarnes komponentus.</w:t>
+      <w:proofErr w:type="spellStart"/>
+      <w:r>
+        <w:t>JavaScript</w:t>
+      </w:r>
+      <w:proofErr w:type="spellEnd"/>
+      <w:r>
+        <w:t xml:space="preserve"> - </w:t>
+      </w:r>
+      <w:proofErr w:type="spellStart"/>
+      <w:r>
+        <w:t>JavaScript</w:t>
+      </w:r>
+      <w:proofErr w:type="spellEnd"/>
+      <w:r>
+        <w:t xml:space="preserve"> ir skriptu valoda, kas nodrošina dinamisku un interaktīvu funkcionalitāti tīmekļa vietnēm. Tā ļauj mainīt saturu reāllaikā, validēt formas, reaģēt uz lietotāja darbībām, kā arī veidot sarežģītus lietotāja </w:t>
+      </w:r>
+      <w:proofErr w:type="spellStart"/>
+      <w:r>
+        <w:t>saskarnes</w:t>
+      </w:r>
+      <w:proofErr w:type="spellEnd"/>
+      <w:r>
+        <w:t xml:space="preserve"> komponentus.</w:t>
       </w:r>
     </w:p>
     <w:p>
@@ -35007,7 +37570,31 @@
         <w:jc w:val="both"/>
       </w:pPr>
       <w:r>
-        <w:t>PHP (Hypertext Preprocessor) - PHP ir servera puses programmēšanas valoda, kas tiek izmantota tīmekļa vietņu izstrādē, kur nepieciešama datu apstrāde un savienojums ar datu bāzēm. Tā spēj ģenerēt dinamisku saturu, apstrādāt formas, pārvaldīt sesijas un autentificēt lietotājus. PHP darbojas kopā ar HTML un MySQL datu bāzēm.</w:t>
+        <w:t>PHP (</w:t>
+      </w:r>
+      <w:proofErr w:type="spellStart"/>
+      <w:r>
+        <w:t>Hypertext</w:t>
+      </w:r>
+      <w:proofErr w:type="spellEnd"/>
+      <w:r>
+        <w:t xml:space="preserve"> </w:t>
+      </w:r>
+      <w:proofErr w:type="spellStart"/>
+      <w:r>
+        <w:t>Preprocessor</w:t>
+      </w:r>
+      <w:proofErr w:type="spellEnd"/>
+      <w:r>
+        <w:t xml:space="preserve">) - PHP ir servera puses programmēšanas valoda, kas tiek izmantota tīmekļa vietņu izstrādē, kur nepieciešama datu apstrāde un savienojums ar datu bāzēm. Tā spēj ģenerēt dinamisku saturu, apstrādāt formas, pārvaldīt sesijas un autentificēt lietotājus. PHP darbojas kopā ar HTML un </w:t>
+      </w:r>
+      <w:proofErr w:type="spellStart"/>
+      <w:r>
+        <w:t>MySQL</w:t>
+      </w:r>
+      <w:proofErr w:type="spellEnd"/>
+      <w:r>
+        <w:t xml:space="preserve"> datu bāzēm.</w:t>
       </w:r>
     </w:p>
     <w:p>
@@ -35017,8 +37604,37 @@
         <w:ind w:firstLine="851"/>
         <w:jc w:val="both"/>
       </w:pPr>
-      <w:r>
-        <w:t>phpMyAdmin - phpMyAdmin ir tīmekļa lietotne, kas nodrošina grafisku saskarni MySQL datu bāzu pārvaldībai. Tā ļauj izveidot, rediģēt, dzēst tabulas, izpildīt SQL vaicājumus un eksportēt/importēt datu kopas. Šis rīks ir būtisks datu bāzu pārvaldībai un tiek plaši izmantots tīmekļa projektu attīstībā.</w:t>
+      <w:proofErr w:type="spellStart"/>
+      <w:r>
+        <w:t>phpMyAdmin</w:t>
+      </w:r>
+      <w:proofErr w:type="spellEnd"/>
+      <w:r>
+        <w:t xml:space="preserve"> - </w:t>
+      </w:r>
+      <w:proofErr w:type="spellStart"/>
+      <w:r>
+        <w:t>phpMyAdmin</w:t>
+      </w:r>
+      <w:proofErr w:type="spellEnd"/>
+      <w:r>
+        <w:t xml:space="preserve"> ir tīmekļa lietotne, kas nodrošina grafisku </w:t>
+      </w:r>
+      <w:proofErr w:type="spellStart"/>
+      <w:r>
+        <w:t>saskarni</w:t>
+      </w:r>
+      <w:proofErr w:type="spellEnd"/>
+      <w:r>
+        <w:t xml:space="preserve"> </w:t>
+      </w:r>
+      <w:proofErr w:type="spellStart"/>
+      <w:r>
+        <w:t>MySQL</w:t>
+      </w:r>
+      <w:proofErr w:type="spellEnd"/>
+      <w:r>
+        <w:t xml:space="preserve"> datu bāzu pārvaldībai. Tā ļauj izveidot, rediģēt, dzēst tabulas, izpildīt SQL vaicājumus un eksportēt/importēt datu kopas. Šis rīks ir būtisks datu bāzu pārvaldībai un tiek plaši izmantots tīmekļa projektu attīstībā.</w:t>
       </w:r>
     </w:p>
     <w:p>
@@ -35028,8 +37644,37 @@
         <w:ind w:firstLine="851"/>
         <w:jc w:val="both"/>
       </w:pPr>
-      <w:r>
-        <w:t>GitHub - GitHub ir tīmekļa platforma, kas nodrošina Git versiju kontroles sistēmas funkcionalitāti. Tā ļauj izstrādātājiem saglabāt kodu, veikt izmaiņu vēstures uzskaiti, sadarbību ar citiem komandas locekļiem un projekta izstrādes dokumentēšanu. GitHub ļauj viegli pārvaldīt dažādas projekta versijas un izstrādes posmus.</w:t>
+      <w:proofErr w:type="spellStart"/>
+      <w:r>
+        <w:t>GitHub</w:t>
+      </w:r>
+      <w:proofErr w:type="spellEnd"/>
+      <w:r>
+        <w:t xml:space="preserve"> - </w:t>
+      </w:r>
+      <w:proofErr w:type="spellStart"/>
+      <w:r>
+        <w:t>GitHub</w:t>
+      </w:r>
+      <w:proofErr w:type="spellEnd"/>
+      <w:r>
+        <w:t xml:space="preserve"> ir tīmekļa platforma, kas nodrošina </w:t>
+      </w:r>
+      <w:proofErr w:type="spellStart"/>
+      <w:r>
+        <w:t>Git</w:t>
+      </w:r>
+      <w:proofErr w:type="spellEnd"/>
+      <w:r>
+        <w:t xml:space="preserve"> versiju kontroles sistēmas funkcionalitāti. Tā ļauj izstrādātājiem saglabāt kodu, veikt izmaiņu vēstures uzskaiti, sadarbību ar citiem komandas locekļiem un projekta izstrādes dokumentēšanu. </w:t>
+      </w:r>
+      <w:proofErr w:type="spellStart"/>
+      <w:r>
+        <w:t>GitHub</w:t>
+      </w:r>
+      <w:proofErr w:type="spellEnd"/>
+      <w:r>
+        <w:t xml:space="preserve"> ļauj viegli pārvaldīt dažādas projekta versijas un izstrādes posmus.</w:t>
       </w:r>
     </w:p>
     <w:p>
@@ -35039,8 +37684,93 @@
         <w:ind w:firstLine="851"/>
         <w:jc w:val="both"/>
       </w:pPr>
-      <w:r>
-        <w:t>Git Bash - Git Bash ir komandrindas rīks, kas simulē Unix tipa vidi uz Windows operētājsistēmām un ļauj izmantot Git funkcionalitāti. Izmantojot Git Bash, izstrādātāji var veikt versiju kontroli, klonēt projektus, veikt “commit” un “push” darbības, kā arī sinhronizēt failus ar GitHub. Tas ir efektīvs rīks versiju kontroles sistēmas izmantošanai profesionālā līmenī.</w:t>
+      <w:proofErr w:type="spellStart"/>
+      <w:r>
+        <w:t>Git</w:t>
+      </w:r>
+      <w:proofErr w:type="spellEnd"/>
+      <w:r>
+        <w:t xml:space="preserve"> </w:t>
+      </w:r>
+      <w:proofErr w:type="spellStart"/>
+      <w:r>
+        <w:t>Bash</w:t>
+      </w:r>
+      <w:proofErr w:type="spellEnd"/>
+      <w:r>
+        <w:t xml:space="preserve"> - </w:t>
+      </w:r>
+      <w:proofErr w:type="spellStart"/>
+      <w:r>
+        <w:t>Git</w:t>
+      </w:r>
+      <w:proofErr w:type="spellEnd"/>
+      <w:r>
+        <w:t xml:space="preserve"> </w:t>
+      </w:r>
+      <w:proofErr w:type="spellStart"/>
+      <w:r>
+        <w:t>Bash</w:t>
+      </w:r>
+      <w:proofErr w:type="spellEnd"/>
+      <w:r>
+        <w:t xml:space="preserve"> ir komandrindas rīks, kas simulē </w:t>
+      </w:r>
+      <w:proofErr w:type="spellStart"/>
+      <w:r>
+        <w:t>Unix</w:t>
+      </w:r>
+      <w:proofErr w:type="spellEnd"/>
+      <w:r>
+        <w:t xml:space="preserve"> tipa vidi uz Windows operētājsistēmām un ļauj izmantot </w:t>
+      </w:r>
+      <w:proofErr w:type="spellStart"/>
+      <w:r>
+        <w:t>Git</w:t>
+      </w:r>
+      <w:proofErr w:type="spellEnd"/>
+      <w:r>
+        <w:t xml:space="preserve"> funkcionalitāti. Izmantojot </w:t>
+      </w:r>
+      <w:proofErr w:type="spellStart"/>
+      <w:r>
+        <w:t>Git</w:t>
+      </w:r>
+      <w:proofErr w:type="spellEnd"/>
+      <w:r>
+        <w:t xml:space="preserve"> </w:t>
+      </w:r>
+      <w:proofErr w:type="spellStart"/>
+      <w:r>
+        <w:t>Bash</w:t>
+      </w:r>
+      <w:proofErr w:type="spellEnd"/>
+      <w:r>
+        <w:t>, izstrādātāji var veikt versiju kontroli, klonēt projektus, veikt “</w:t>
+      </w:r>
+      <w:proofErr w:type="spellStart"/>
+      <w:r>
+        <w:t>commit</w:t>
+      </w:r>
+      <w:proofErr w:type="spellEnd"/>
+      <w:r>
+        <w:t>” un “</w:t>
+      </w:r>
+      <w:proofErr w:type="spellStart"/>
+      <w:r>
+        <w:t>push</w:t>
+      </w:r>
+      <w:proofErr w:type="spellEnd"/>
+      <w:r>
+        <w:t xml:space="preserve">” darbības, kā arī sinhronizēt failus ar </w:t>
+      </w:r>
+      <w:proofErr w:type="spellStart"/>
+      <w:r>
+        <w:t>GitHub</w:t>
+      </w:r>
+      <w:proofErr w:type="spellEnd"/>
+      <w:r>
+        <w:t>. Tas ir efektīvs rīks versiju kontroles sistēmas izmantošanai profesionālā līmenī.</w:t>
       </w:r>
     </w:p>
     <w:p>
@@ -35050,8 +37780,37 @@
         <w:ind w:firstLine="851"/>
         <w:jc w:val="both"/>
       </w:pPr>
-      <w:r>
-        <w:t>MySQL - MySQL ir relāciju datu bāzu pārvaldības sistēma, kas tiek izmantota, lai strukturēti uzglabātu un apstrādātu lielu datu apjomu. To izmanto servera pusē, lai apstrādātu informāciju, kas tiek sūtīta no mājaslapas front-end. MySQL ir ātra, uzticama un plaši atbalstīta, kas padara to par piemērotu izvēli darba meklēšanas portālam.</w:t>
+      <w:proofErr w:type="spellStart"/>
+      <w:r>
+        <w:t>MySQL</w:t>
+      </w:r>
+      <w:proofErr w:type="spellEnd"/>
+      <w:r>
+        <w:t xml:space="preserve"> - </w:t>
+      </w:r>
+      <w:proofErr w:type="spellStart"/>
+      <w:r>
+        <w:t>MySQL</w:t>
+      </w:r>
+      <w:proofErr w:type="spellEnd"/>
+      <w:r>
+        <w:t xml:space="preserve"> ir relāciju datu bāzu pārvaldības sistēma, kas tiek izmantota, lai strukturēti uzglabātu un apstrādātu lielu datu apjomu. To izmanto servera pusē, lai apstrādātu informāciju, kas tiek sūtīta no mājaslapas </w:t>
+      </w:r>
+      <w:proofErr w:type="spellStart"/>
+      <w:r>
+        <w:t>front-end</w:t>
+      </w:r>
+      <w:proofErr w:type="spellEnd"/>
+      <w:r>
+        <w:t xml:space="preserve">. </w:t>
+      </w:r>
+      <w:proofErr w:type="spellStart"/>
+      <w:r>
+        <w:t>MySQL</w:t>
+      </w:r>
+      <w:proofErr w:type="spellEnd"/>
+      <w:r>
+        <w:t xml:space="preserve"> ir ātra, uzticama un plaši atbalstīta, kas padara to par piemērotu izvēli darba meklēšanas portālam.</w:t>
       </w:r>
     </w:p>
     <w:p>
@@ -35071,7 +37830,55 @@
       </w:pPr>
       <w:r>
         <w:lastRenderedPageBreak/>
-        <w:t>VS Code (Visual Studio Code) - Visual Studio Code ir viegls, taču jaudīgs koda redaktors, ko izstrādājis Microsoft. Tas atbalsta vairākas programmēšanas valodas un nodrošina inteliģentu koda pabeigšanu, kļūdu pārbaudi, Git integrāciju un paplašinājumu atbalstu. To bieži izvēlas web izstrādei, jo tas piedāvā pielāgojamu vidi un lielisku izstrādātāja pieredzi.</w:t>
+        <w:t>VS Code (</w:t>
+      </w:r>
+      <w:proofErr w:type="spellStart"/>
+      <w:r>
+        <w:t>Visual</w:t>
+      </w:r>
+      <w:proofErr w:type="spellEnd"/>
+      <w:r>
+        <w:t xml:space="preserve"> </w:t>
+      </w:r>
+      <w:proofErr w:type="spellStart"/>
+      <w:r>
+        <w:t>Studio</w:t>
+      </w:r>
+      <w:proofErr w:type="spellEnd"/>
+      <w:r>
+        <w:t xml:space="preserve"> Code) - </w:t>
+      </w:r>
+      <w:proofErr w:type="spellStart"/>
+      <w:r>
+        <w:t>Visual</w:t>
+      </w:r>
+      <w:proofErr w:type="spellEnd"/>
+      <w:r>
+        <w:t xml:space="preserve"> </w:t>
+      </w:r>
+      <w:proofErr w:type="spellStart"/>
+      <w:r>
+        <w:t>Studio</w:t>
+      </w:r>
+      <w:proofErr w:type="spellEnd"/>
+      <w:r>
+        <w:t xml:space="preserve"> Code ir viegls, taču jaudīgs koda redaktors, ko izstrādājis Microsoft. Tas atbalsta vairākas programmēšanas valodas un nodrošina inteliģentu koda pabeigšanu, kļūdu pārbaudi, </w:t>
+      </w:r>
+      <w:proofErr w:type="spellStart"/>
+      <w:r>
+        <w:t>Git</w:t>
+      </w:r>
+      <w:proofErr w:type="spellEnd"/>
+      <w:r>
+        <w:t xml:space="preserve"> integrāciju un paplašinājumu atbalstu. To bieži izvēlas </w:t>
+      </w:r>
+      <w:proofErr w:type="spellStart"/>
+      <w:r>
+        <w:t>web</w:t>
+      </w:r>
+      <w:proofErr w:type="spellEnd"/>
+      <w:r>
+        <w:t xml:space="preserve"> izstrādei, jo tas piedāvā pielāgojamu vidi un lielisku izstrādātāja pieredzi.</w:t>
       </w:r>
     </w:p>
     <w:p>
@@ -35082,7 +37889,39 @@
         <w:jc w:val="both"/>
       </w:pPr>
       <w:r>
-        <w:t>OWASP (Open Web Application Security Project) - OWASP ir atvērtā koda projekts, kura mērķis ir uzlabot programmatūras drošību. Tas piedāvā dažādas vadlīnijas un pārbaudes sarakstus, piemēram, "OWASP Top 10", lai palīdzētu izstrādātājiem aizsargāt tīmekļa lietotnes no visizplatītākajām drošības ievainojamībām. Šo standartu ievērošana nodrošina augstāku sistēmas aizsardzību.</w:t>
+        <w:t>OWASP (</w:t>
+      </w:r>
+      <w:proofErr w:type="spellStart"/>
+      <w:r>
+        <w:t>Open</w:t>
+      </w:r>
+      <w:proofErr w:type="spellEnd"/>
+      <w:r>
+        <w:t xml:space="preserve"> </w:t>
+      </w:r>
+      <w:proofErr w:type="spellStart"/>
+      <w:r>
+        <w:t>Web</w:t>
+      </w:r>
+      <w:proofErr w:type="spellEnd"/>
+      <w:r>
+        <w:t xml:space="preserve"> </w:t>
+      </w:r>
+      <w:proofErr w:type="spellStart"/>
+      <w:r>
+        <w:t>Application</w:t>
+      </w:r>
+      <w:proofErr w:type="spellEnd"/>
+      <w:r>
+        <w:t xml:space="preserve"> </w:t>
+      </w:r>
+      <w:proofErr w:type="spellStart"/>
+      <w:r>
+        <w:t>Security</w:t>
+      </w:r>
+      <w:proofErr w:type="spellEnd"/>
+      <w:r>
+        <w:t xml:space="preserve"> Project) - OWASP ir atvērtā koda projekts, kura mērķis ir uzlabot programmatūras drošību. Tas piedāvā dažādas vadlīnijas un pārbaudes sarakstus, piemēram, "OWASP Top 10", lai palīdzētu izstrādātājiem aizsargāt tīmekļa lietotnes no visizplatītākajām drošības ievainojamībām. Šo standartu ievērošana nodrošina augstāku sistēmas aizsardzību.</w:t>
       </w:r>
     </w:p>
     <w:p>
@@ -35103,11 +37942,21 @@
         <w:ind w:firstLine="851"/>
         <w:jc w:val="both"/>
       </w:pPr>
-      <w:r>
-        <w:t xml:space="preserve">Front-end - </w:t>
-      </w:r>
-      <w:r>
-        <w:t>Front-end ir tā daļa no mājaslapas vai tīmekļa aplikācijas, ko lietotājs redz un ar ko viņš mijiedarbojas.</w:t>
+      <w:proofErr w:type="spellStart"/>
+      <w:r>
+        <w:t>Front-end</w:t>
+      </w:r>
+      <w:proofErr w:type="spellEnd"/>
+      <w:r>
+        <w:t xml:space="preserve"> - </w:t>
+      </w:r>
+      <w:proofErr w:type="spellStart"/>
+      <w:r>
+        <w:t>Front-end</w:t>
+      </w:r>
+      <w:proofErr w:type="spellEnd"/>
+      <w:r>
+        <w:t xml:space="preserve"> ir tā daļa no mājaslapas vai tīmekļa aplikācijas, ko lietotājs redz un ar ko viņš mijiedarbojas.</w:t>
       </w:r>
     </w:p>
     <w:p>
@@ -35117,11 +37966,21 @@
         <w:ind w:firstLine="851"/>
         <w:jc w:val="both"/>
       </w:pPr>
-      <w:r>
-        <w:t xml:space="preserve">Back-end - </w:t>
-      </w:r>
-      <w:r>
-        <w:t>Back-end ir tā daļa no mājaslapas vai aplikācijas, kas darbojas serverī — tā ir "aizmugure", kur notiek dati apstrāde, saglabāšana un loģika, ko lietotājs neredz tieši.</w:t>
+      <w:proofErr w:type="spellStart"/>
+      <w:r>
+        <w:t>Back-end</w:t>
+      </w:r>
+      <w:proofErr w:type="spellEnd"/>
+      <w:r>
+        <w:t xml:space="preserve"> - </w:t>
+      </w:r>
+      <w:proofErr w:type="spellStart"/>
+      <w:r>
+        <w:t>Back-end</w:t>
+      </w:r>
+      <w:proofErr w:type="spellEnd"/>
+      <w:r>
+        <w:t xml:space="preserve"> ir tā daļa no mājaslapas vai aplikācijas, kas darbojas serverī — tā ir "aizmugure", kur notiek dati apstrāde, saglabāšana un loģika, ko lietotājs neredz tieši.</w:t>
       </w:r>
     </w:p>
     <w:p>
@@ -35131,11 +37990,29 @@
         <w:ind w:firstLine="851"/>
         <w:jc w:val="both"/>
       </w:pPr>
-      <w:r>
-        <w:t xml:space="preserve">Web - </w:t>
-      </w:r>
-      <w:r>
-        <w:t>Web ir globāla datoru tīkls, kas savieno miljoniem ierīču un ļauj piekļūt un apmainīties ar informāciju. Visbiežāk ar “web” domā pasaules tīmekli — interneta vietu, kur atrodamas mājaslapas un tīmekļa aplikācijas.</w:t>
+      <w:proofErr w:type="spellStart"/>
+      <w:r>
+        <w:t>Web</w:t>
+      </w:r>
+      <w:proofErr w:type="spellEnd"/>
+      <w:r>
+        <w:t xml:space="preserve"> - </w:t>
+      </w:r>
+      <w:proofErr w:type="spellStart"/>
+      <w:r>
+        <w:t>Web</w:t>
+      </w:r>
+      <w:proofErr w:type="spellEnd"/>
+      <w:r>
+        <w:t xml:space="preserve"> ir globāla datoru tīkls, kas savieno miljoniem ierīču un ļauj piekļūt un apmainīties ar informāciju. Visbiežāk ar “</w:t>
+      </w:r>
+      <w:proofErr w:type="spellStart"/>
+      <w:r>
+        <w:t>web</w:t>
+      </w:r>
+      <w:proofErr w:type="spellEnd"/>
+      <w:r>
+        <w:t>” domā pasaules tīmekli — interneta vietu, kur atrodamas mājaslapas un tīmekļa aplikācijas.</w:t>
       </w:r>
     </w:p>
     <w:p>
@@ -35154,7 +38031,7 @@
         </w:rPr>
         <w:br w:type="page"/>
       </w:r>
-      <w:bookmarkStart w:id="66" w:name="_Toc199675462"/>
+      <w:bookmarkStart w:id="66" w:name="_Toc200107147"/>
       <w:r>
         <w:lastRenderedPageBreak/>
         <w:t>Literatūras un informācijas avotu saraksts</w:t>
@@ -35177,6 +38054,7 @@
           <w14:ligatures w14:val="none"/>
         </w:rPr>
       </w:pPr>
+      <w:proofErr w:type="spellStart"/>
       <w:r>
         <w:rPr>
           <w:color w:val="auto"/>
@@ -35184,7 +38062,17 @@
           <w:sz w:val="24"/>
           <w14:ligatures w14:val="none"/>
         </w:rPr>
-        <w:t>Git dokumentācija (</w:t>
+        <w:t>Git</w:t>
+      </w:r>
+      <w:proofErr w:type="spellEnd"/>
+      <w:r>
+        <w:rPr>
+          <w:color w:val="auto"/>
+          <w:kern w:val="0"/>
+          <w:sz w:val="24"/>
+          <w14:ligatures w14:val="none"/>
+        </w:rPr>
+        <w:t xml:space="preserve"> dokumentācija (</w:t>
       </w:r>
       <w:hyperlink r:id="rId64" w:history="1">
         <w:r>
@@ -35223,6 +38111,7 @@
           <w14:ligatures w14:val="none"/>
         </w:rPr>
       </w:pPr>
+      <w:proofErr w:type="spellStart"/>
       <w:r>
         <w:rPr>
           <w:color w:val="auto"/>
@@ -35230,7 +38119,17 @@
           <w:sz w:val="24"/>
           <w14:ligatures w14:val="none"/>
         </w:rPr>
-        <w:t>GitHub palīdzības dokumentācija</w:t>
+        <w:t>GitHub</w:t>
+      </w:r>
+      <w:proofErr w:type="spellEnd"/>
+      <w:r>
+        <w:rPr>
+          <w:color w:val="auto"/>
+          <w:kern w:val="0"/>
+          <w:sz w:val="24"/>
+          <w14:ligatures w14:val="none"/>
+        </w:rPr>
+        <w:t xml:space="preserve"> palīdzības dokumentācija</w:t>
       </w:r>
       <w:r>
         <w:rPr>
@@ -35278,6 +38177,7 @@
           <w14:ligatures w14:val="none"/>
         </w:rPr>
       </w:pPr>
+      <w:proofErr w:type="spellStart"/>
       <w:r>
         <w:rPr>
           <w:color w:val="auto"/>
@@ -35285,7 +38185,17 @@
           <w:sz w:val="24"/>
           <w14:ligatures w14:val="none"/>
         </w:rPr>
-        <w:t>JavaScript (</w:t>
+        <w:t>JavaScript</w:t>
+      </w:r>
+      <w:proofErr w:type="spellEnd"/>
+      <w:r>
+        <w:rPr>
+          <w:color w:val="auto"/>
+          <w:kern w:val="0"/>
+          <w:sz w:val="24"/>
+          <w14:ligatures w14:val="none"/>
+        </w:rPr>
+        <w:t xml:space="preserve"> (</w:t>
       </w:r>
       <w:hyperlink r:id="rId66" w:history="1">
         <w:r>
@@ -35324,6 +38234,7 @@
           <w14:ligatures w14:val="none"/>
         </w:rPr>
       </w:pPr>
+      <w:proofErr w:type="spellStart"/>
       <w:r>
         <w:rPr>
           <w:color w:val="auto"/>
@@ -35331,7 +38242,17 @@
           <w:sz w:val="24"/>
           <w14:ligatures w14:val="none"/>
         </w:rPr>
-        <w:t>MySQL manuāls (</w:t>
+        <w:t>MySQL</w:t>
+      </w:r>
+      <w:proofErr w:type="spellEnd"/>
+      <w:r>
+        <w:rPr>
+          <w:color w:val="auto"/>
+          <w:kern w:val="0"/>
+          <w:sz w:val="24"/>
+          <w14:ligatures w14:val="none"/>
+        </w:rPr>
+        <w:t xml:space="preserve"> manuāls (</w:t>
       </w:r>
       <w:hyperlink r:id="rId67" w:history="1">
         <w:r>
@@ -35462,6 +38383,7 @@
           <w14:ligatures w14:val="none"/>
         </w:rPr>
       </w:pPr>
+      <w:proofErr w:type="spellStart"/>
       <w:r>
         <w:rPr>
           <w:color w:val="auto"/>
@@ -35469,7 +38391,17 @@
           <w:sz w:val="24"/>
           <w14:ligatures w14:val="none"/>
         </w:rPr>
-        <w:t>phpMyAdmin dokumentācija (</w:t>
+        <w:t>phpMyAdmin</w:t>
+      </w:r>
+      <w:proofErr w:type="spellEnd"/>
+      <w:r>
+        <w:rPr>
+          <w:color w:val="auto"/>
+          <w:kern w:val="0"/>
+          <w:sz w:val="24"/>
+          <w14:ligatures w14:val="none"/>
+        </w:rPr>
+        <w:t xml:space="preserve"> dokumentācija (</w:t>
       </w:r>
       <w:hyperlink r:id="rId70" w:history="1">
         <w:r>
@@ -35508,6 +38440,7 @@
           <w14:ligatures w14:val="none"/>
         </w:rPr>
       </w:pPr>
+      <w:proofErr w:type="spellStart"/>
       <w:r>
         <w:rPr>
           <w:color w:val="auto"/>
@@ -35515,8 +38448,77 @@
           <w:sz w:val="24"/>
           <w14:ligatures w14:val="none"/>
         </w:rPr>
-        <w:t>Visual Studio Code dokumentācija (https://code.visualstudio.com/docs)</w:t>
-      </w:r>
+        <w:t>Visual</w:t>
+      </w:r>
+      <w:proofErr w:type="spellEnd"/>
+      <w:r>
+        <w:rPr>
+          <w:color w:val="auto"/>
+          <w:kern w:val="0"/>
+          <w:sz w:val="24"/>
+          <w14:ligatures w14:val="none"/>
+        </w:rPr>
+        <w:t xml:space="preserve"> </w:t>
+      </w:r>
+      <w:proofErr w:type="spellStart"/>
+      <w:r>
+        <w:rPr>
+          <w:color w:val="auto"/>
+          <w:kern w:val="0"/>
+          <w:sz w:val="24"/>
+          <w14:ligatures w14:val="none"/>
+        </w:rPr>
+        <w:t>Studio</w:t>
+      </w:r>
+      <w:proofErr w:type="spellEnd"/>
+      <w:r>
+        <w:rPr>
+          <w:color w:val="auto"/>
+          <w:kern w:val="0"/>
+          <w:sz w:val="24"/>
+          <w14:ligatures w14:val="none"/>
+        </w:rPr>
+        <w:t xml:space="preserve"> Code dokumentācija (</w:t>
+      </w:r>
+      <w:hyperlink r:id="rId71" w:history="1">
+        <w:r>
+          <w:rPr>
+            <w:rStyle w:val="Hipersaite"/>
+            <w:kern w:val="0"/>
+            <w:sz w:val="24"/>
+            <w14:ligatures w14:val="none"/>
+          </w:rPr>
+          <w:t>https://code.visualstudio.com/docs</w:t>
+        </w:r>
+      </w:hyperlink>
+      <w:r>
+        <w:rPr>
+          <w:color w:val="auto"/>
+          <w:kern w:val="0"/>
+          <w:sz w:val="24"/>
+          <w14:ligatures w14:val="none"/>
+        </w:rPr>
+        <w:t>)</w:t>
+      </w:r>
+    </w:p>
+    <w:p>
+      <w:pPr>
+        <w:pStyle w:val="Virsraksts1"/>
+        <w:numPr>
+          <w:ilvl w:val="0"/>
+          <w:numId w:val="22"/>
+        </w:numPr>
+        <w:spacing w:after="240" w:line="240" w:lineRule="auto"/>
+        <w:ind w:right="0"/>
+      </w:pPr>
+      <w:r>
+        <w:t xml:space="preserve"> </w:t>
+      </w:r>
+      <w:bookmarkStart w:id="67" w:name="_Toc200107148"/>
+      <w:r>
+        <w:t>Pielikumi</w:t>
+      </w:r>
+      <w:bookmarkEnd w:id="67"/>
     </w:p>
     <w:p>
       <w:pPr>
@@ -35528,11 +38530,11 @@
         <w:spacing w:line="240" w:lineRule="auto"/>
         <w:ind w:left="340" w:right="0" w:hanging="340"/>
       </w:pPr>
-      <w:bookmarkStart w:id="67" w:name="_Toc199675463"/>
+      <w:bookmarkStart w:id="68" w:name="_Toc200107149"/>
       <w:r>
         <w:t>Vakances izveidošana</w:t>
       </w:r>
-      <w:bookmarkEnd w:id="67"/>
+      <w:bookmarkEnd w:id="68"/>
     </w:p>
     <w:p>
       <w:pPr>
@@ -35571,7 +38573,7 @@
                     <pic:cNvPicPr/>
                   </pic:nvPicPr>
                   <pic:blipFill>
-                    <a:blip r:embed="rId71"/>
+                    <a:blip r:embed="rId72"/>
                     <a:stretch>
                       <a:fillRect/>
                     </a:stretch>
@@ -35642,7 +38644,7 @@
                     <pic:cNvPicPr/>
                   </pic:nvPicPr>
                   <pic:blipFill>
-                    <a:blip r:embed="rId72"/>
+                    <a:blip r:embed="rId73"/>
                     <a:stretch>
                       <a:fillRect/>
                     </a:stretch>
@@ -35734,7 +38736,7 @@
                     <pic:cNvPicPr/>
                   </pic:nvPicPr>
                   <pic:blipFill>
-                    <a:blip r:embed="rId73"/>
+                    <a:blip r:embed="rId74"/>
                     <a:stretch>
                       <a:fillRect/>
                     </a:stretch>
@@ -35802,7 +38804,7 @@
                     <pic:cNvPicPr/>
                   </pic:nvPicPr>
                   <pic:blipFill>
-                    <a:blip r:embed="rId74"/>
+                    <a:blip r:embed="rId75"/>
                     <a:stretch>
                       <a:fillRect/>
                     </a:stretch>
@@ -35873,7 +38875,7 @@
                     <pic:cNvPicPr/>
                   </pic:nvPicPr>
                   <pic:blipFill>
-                    <a:blip r:embed="rId75"/>
+                    <a:blip r:embed="rId76"/>
                     <a:stretch>
                       <a:fillRect/>
                     </a:stretch>
@@ -35933,7 +38935,7 @@
                     <pic:cNvPicPr/>
                   </pic:nvPicPr>
                   <pic:blipFill>
-                    <a:blip r:embed="rId76"/>
+                    <a:blip r:embed="rId77"/>
                     <a:stretch>
                       <a:fillRect/>
                     </a:stretch>
@@ -35966,7 +38968,7 @@
       </w:r>
     </w:p>
     <w:sectPr>
-      <w:footerReference w:type="default" r:id="rId77"/>
+      <w:footerReference w:type="default" r:id="rId78"/>
       <w:pgSz w:w="11906" w:h="16838"/>
       <w:pgMar w:top="1134" w:right="1134" w:bottom="1134" w:left="1418" w:header="720" w:footer="720" w:gutter="0"/>
       <w:pgNumType w:start="4"/>
@@ -39875,9 +42877,9 @@
   <w:abstractNum w:abstractNumId="26" w15:restartNumberingAfterBreak="0">
     <w:nsid w:val="50BA2808"/>
     <w:multiLevelType w:val="hybridMultilevel"/>
-    <w:tmpl w:val="1F705E62"/>
-    <w:lvl w:ilvl="0" w:tplc="0426000F">
-      <w:start w:val="1"/>
+    <w:tmpl w:val="1E3C2814"/>
+    <w:lvl w:ilvl="0" w:tplc="F98C1A92">
+      <w:start w:val="6"/>
       <w:numFmt w:val="decimal"/>
       <w:lvlText w:val="%1."/>
       <w:lvlJc w:val="left"/>
@@ -41025,7 +44027,7 @@
         <w:rFonts w:hint="default"/>
       </w:rPr>
     </w:lvl>
-    <w:lvl w:ilvl="1" w:tplc="04260019" w:tentative="1">
+    <w:lvl w:ilvl="1" w:tplc="04260019">
       <w:start w:val="1"/>
       <w:numFmt w:val="lowerLetter"/>
       <w:lvlText w:val="%2."/>
@@ -42463,6 +45465,15 @@
   </w:num>
   <w:num w:numId="54" w16cid:durableId="470631606">
     <w:abstractNumId w:val="41"/>
+  </w:num>
+  <w:num w:numId="55" w16cid:durableId="227106791">
+    <w:abstractNumId w:val="32"/>
+  </w:num>
+  <w:num w:numId="56" w16cid:durableId="1813519174">
+    <w:abstractNumId w:val="32"/>
+  </w:num>
+  <w:num w:numId="57" w16cid:durableId="1339581319">
+    <w:abstractNumId w:val="32"/>
   </w:num>
 </w:numbering>
 </file>
@@ -42950,6 +45961,7 @@
   <w:style w:type="character" w:default="1" w:styleId="Noklusjumarindkopasfonts">
     <w:name w:val="Default Paragraph Font"/>
     <w:uiPriority w:val="1"/>
+    <w:semiHidden/>
     <w:unhideWhenUsed/>
   </w:style>
   <w:style w:type="table" w:default="1" w:styleId="Parastatabula">
